--- a/01-电源电路/02-开关电源/反激Flyback/副边同步整流反激电路/副边同步整流反激电路.docx
+++ b/01-电源电路/02-开关电源/反激Flyback/副边同步整流反激电路/副边同步整流反激电路.docx
@@ -3384,6 +3384,20 @@
     </w:p>
     <w:bookmarkEnd w:id="26"/>
     <w:bookmarkEnd w:id="27"/>
+    <w:p>
+      <w:pPr>
+        <w:spacing w:before="360"/>
+        <w:jc w:val="center"/>
+      </w:pPr>
+      <w:r>
+        <w:rPr>
+          <w:rFonts w:ascii="Times New Roman" w:hAnsi="Times New Roman"/>
+          <w:color w:val="555555"/>
+          <w:sz w:val="21"/>
+        </w:rPr>
+        <w:t>材料收集者：杜文杰</w:t>
+      </w:r>
+    </w:p>
     <w:sectPr>
       <w:headerReference r:id="rId9" w:type="default"/>
       <w:footerReference r:id="rId10" w:type="default"/>

--- a/01-电源电路/02-开关电源/反激Flyback/副边同步整流反激电路/副边同步整流反激电路.docx
+++ b/01-电源电路/02-开关电源/反激Flyback/副边同步整流反激电路/副边同步整流反激电路.docx
@@ -1,6 +1,6 @@
 
 <file path=word/document.xml><?xml version="1.0" encoding="utf-8"?>
-<w:document xmlns:w="http://schemas.openxmlformats.org/wordprocessingml/2006/main" xmlns:m="http://schemas.openxmlformats.org/officeDocument/2006/math" xmlns:r="http://schemas.openxmlformats.org/officeDocument/2006/relationships" xmlns:o="urn:schemas-microsoft-com:office:office" xmlns:v="urn:schemas-microsoft-com:vml" xmlns:w10="urn:schemas-microsoft-com:office:word" xmlns:a="http://schemas.openxmlformats.org/drawingml/2006/main" xmlns:pic="http://schemas.openxmlformats.org/drawingml/2006/picture" xmlns:wp="http://schemas.openxmlformats.org/drawingml/2006/wordprocessingDrawing">
+<w:document xmlns:m="http://schemas.openxmlformats.org/officeDocument/2006/math" xmlns:r="http://schemas.openxmlformats.org/officeDocument/2006/relationships" xmlns:w="http://schemas.openxmlformats.org/wordprocessingml/2006/main" xmlns:o="urn:schemas-microsoft-com:office:office" xmlns:v="urn:schemas-microsoft-com:vml" xmlns:w10="urn:schemas-microsoft-com:office:word" xmlns:a="http://schemas.openxmlformats.org/drawingml/2006/main" xmlns:pic="http://schemas.openxmlformats.org/drawingml/2006/picture" xmlns:wp="http://schemas.openxmlformats.org/drawingml/2006/wordprocessingDrawing">
   <w:body>
     <w:bookmarkStart w:id="27" w:name="副边同步整流反激电路"/>
     <w:p>
@@ -9,7 +9,7 @@
       </w:pPr>
       <w:r>
         <w:rPr>
-          <w:rFonts w:hint="eastAsia"/>
+          <w:rFonts w:hint="eastAsia" w:eastAsia="黑体"/>
         </w:rPr>
         <w:t xml:space="preserve">副边同步整流反激电路</w:t>
       </w:r>
@@ -21,7 +21,7 @@
       </w:pPr>
       <w:r>
         <w:rPr>
-          <w:rFonts w:hint="eastAsia"/>
+          <w:rFonts w:hint="eastAsia" w:eastAsia="黑体"/>
         </w:rPr>
         <w:t xml:space="preserve">拓扑描述</w:t>
       </w:r>
@@ -32,25 +32,31 @@
       </w:pPr>
       <w:r>
         <w:rPr>
-          <w:rFonts w:hint="eastAsia"/>
+          <w:rFonts w:hint="eastAsia" w:eastAsia="黑体"/>
         </w:rPr>
         <w:t xml:space="preserve">副边同步整流反激（Flyback</w:t>
       </w:r>
       <w:r>
+        <w:rPr>
+          <w:rFonts w:eastAsia="黑体"/>
+        </w:rPr>
         <w:t xml:space="preserve"> with Synchronous Rectification, </w:t>
       </w:r>
       <w:r>
         <w:rPr>
-          <w:rFonts w:hint="eastAsia"/>
+          <w:rFonts w:hint="eastAsia" w:eastAsia="黑体"/>
         </w:rPr>
         <w:t xml:space="preserve">SR-Flyback）在普通反激变换器基础上，由</w:t>
       </w:r>
       <w:r>
+        <w:rPr>
+          <w:rFonts w:eastAsia="黑体"/>
+        </w:rPr>
         <w:t xml:space="preserve"> </w:t>
       </w:r>
       <w:r>
         <w:rPr>
-          <w:rFonts w:hint="eastAsia"/>
+          <w:rFonts w:hint="eastAsia" w:eastAsia="黑体"/>
           <w:b/>
           <w:bCs/>
         </w:rPr>
@@ -58,6 +64,7 @@
       </w:r>
       <w:r>
         <w:rPr>
+          <w:rFonts w:eastAsia="黑体"/>
           <w:b/>
           <w:bCs/>
         </w:rPr>
@@ -69,11 +76,14 @@
         </m:r>
       </m:oMath>
       <w:r>
+        <w:rPr>
+          <w:rFonts w:eastAsia="黑体"/>
+        </w:rPr>
         <w:t xml:space="preserve">、</w:t>
       </w:r>
       <w:r>
         <w:rPr>
-          <w:rFonts w:hint="eastAsia"/>
+          <w:rFonts w:hint="eastAsia" w:eastAsia="黑体"/>
           <w:b/>
           <w:bCs/>
         </w:rPr>
@@ -81,6 +91,7 @@
       </w:r>
       <w:r>
         <w:rPr>
+          <w:rFonts w:eastAsia="黑体"/>
           <w:b/>
           <w:bCs/>
         </w:rPr>
@@ -92,11 +103,14 @@
         </m:r>
       </m:oMath>
       <w:r>
+        <w:rPr>
+          <w:rFonts w:eastAsia="黑体"/>
+        </w:rPr>
         <w:t xml:space="preserve">、</w:t>
       </w:r>
       <w:r>
         <w:rPr>
-          <w:rFonts w:hint="eastAsia"/>
+          <w:rFonts w:hint="eastAsia" w:eastAsia="黑体"/>
           <w:b/>
           <w:bCs/>
         </w:rPr>
@@ -104,6 +118,7 @@
       </w:r>
       <w:r>
         <w:rPr>
+          <w:rFonts w:eastAsia="黑体"/>
           <w:b/>
           <w:bCs/>
         </w:rPr>
@@ -111,6 +126,7 @@
       </w:r>
       <w:r>
         <w:rPr>
+          <w:rFonts w:eastAsia="黑体"/>
           <w:b/>
           <w:bCs/>
         </w:rPr>
@@ -135,13 +151,13 @@
       </m:oMath>
       <w:r>
         <w:rPr>
-          <w:rFonts w:hint="eastAsia"/>
+          <w:rFonts w:hint="eastAsia" w:eastAsia="黑体"/>
         </w:rPr>
         <w:t xml:space="preserve">（取代副边输出整流二极管）、</w:t>
       </w:r>
       <w:r>
         <w:rPr>
-          <w:rFonts w:hint="eastAsia"/>
+          <w:rFonts w:hint="eastAsia" w:eastAsia="黑体"/>
           <w:b/>
           <w:bCs/>
         </w:rPr>
@@ -149,6 +165,7 @@
       </w:r>
       <w:r>
         <w:rPr>
+          <w:rFonts w:eastAsia="黑体"/>
           <w:b/>
           <w:bCs/>
         </w:rPr>
@@ -172,11 +189,14 @@
         </m:sSub>
       </m:oMath>
       <w:r>
+        <w:rPr>
+          <w:rFonts w:eastAsia="黑体"/>
+        </w:rPr>
         <w:t xml:space="preserve">、</w:t>
       </w:r>
       <w:r>
         <w:rPr>
-          <w:rFonts w:hint="eastAsia"/>
+          <w:rFonts w:hint="eastAsia" w:eastAsia="黑体"/>
           <w:b/>
           <w:bCs/>
         </w:rPr>
@@ -184,6 +204,7 @@
       </w:r>
       <w:r>
         <w:rPr>
+          <w:rFonts w:eastAsia="黑体"/>
           <w:b/>
           <w:bCs/>
         </w:rPr>
@@ -204,37 +225,46 @@
         </m:sSub>
       </m:oMath>
       <w:r>
+        <w:rPr>
+          <w:rFonts w:eastAsia="黑体"/>
+        </w:rPr>
         <w:t xml:space="preserve"> </w:t>
       </w:r>
       <w:r>
         <w:rPr>
-          <w:rFonts w:hint="eastAsia"/>
+          <w:rFonts w:hint="eastAsia" w:eastAsia="黑体"/>
         </w:rPr>
         <w:t xml:space="preserve">及</w:t>
       </w:r>
       <w:r>
+        <w:rPr>
+          <w:rFonts w:eastAsia="黑体"/>
+        </w:rPr>
         <w:t xml:space="preserve"> </w:t>
       </w:r>
       <w:r>
         <w:rPr>
-          <w:rFonts w:hint="eastAsia"/>
+          <w:rFonts w:hint="eastAsia" w:eastAsia="黑体"/>
           <w:b/>
           <w:bCs/>
         </w:rPr>
         <w:t xml:space="preserve">同步整流控制电路</w:t>
       </w:r>
       <w:r>
+        <w:rPr>
+          <w:rFonts w:eastAsia="黑体"/>
+        </w:rPr>
         <w:t xml:space="preserve"> </w:t>
       </w:r>
       <w:r>
         <w:rPr>
-          <w:rFonts w:hint="eastAsia"/>
+          <w:rFonts w:hint="eastAsia" w:eastAsia="黑体"/>
         </w:rPr>
         <w:t xml:space="preserve">组成。电路关键节点：</w:t>
       </w:r>
       <w:r>
         <w:rPr>
-          <w:rFonts w:hint="eastAsia"/>
+          <w:rFonts w:hint="eastAsia" w:eastAsia="黑体"/>
           <w:b/>
           <w:bCs/>
         </w:rPr>
@@ -242,6 +272,7 @@
       </w:r>
       <w:r>
         <w:rPr>
+          <w:rFonts w:eastAsia="黑体"/>
           <w:b/>
           <w:bCs/>
         </w:rPr>
@@ -249,7 +280,7 @@
       </w:r>
       <w:r>
         <w:rPr>
-          <w:rFonts w:hint="eastAsia"/>
+          <w:rFonts w:hint="eastAsia" w:eastAsia="黑体"/>
           <w:b/>
           <w:bCs/>
         </w:rPr>
@@ -257,6 +288,7 @@
       </w:r>
       <w:r>
         <w:rPr>
+          <w:rFonts w:eastAsia="黑体"/>
           <w:b/>
           <w:bCs/>
         </w:rPr>
@@ -287,7 +319,7 @@
       </m:oMath>
       <w:r>
         <w:rPr>
-          <w:rFonts w:hint="eastAsia"/>
+          <w:rFonts w:hint="eastAsia" w:eastAsia="黑体"/>
         </w:rPr>
         <w:t xml:space="preserve">（</w:t>
       </w:r>
@@ -309,17 +341,20 @@
         </m:sSub>
       </m:oMath>
       <w:r>
+        <w:rPr>
+          <w:rFonts w:eastAsia="黑体"/>
+        </w:rPr>
         <w:t xml:space="preserve"> </w:t>
       </w:r>
       <w:r>
         <w:rPr>
-          <w:rFonts w:hint="eastAsia"/>
+          <w:rFonts w:hint="eastAsia" w:eastAsia="黑体"/>
         </w:rPr>
         <w:t xml:space="preserve">一端、变压器初级同名端相连）；</w:t>
       </w:r>
       <w:r>
         <w:rPr>
-          <w:rFonts w:hint="eastAsia"/>
+          <w:rFonts w:hint="eastAsia" w:eastAsia="黑体"/>
           <w:b/>
           <w:bCs/>
         </w:rPr>
@@ -327,6 +362,7 @@
       </w:r>
       <w:r>
         <w:rPr>
+          <w:rFonts w:eastAsia="黑体"/>
           <w:b/>
           <w:bCs/>
         </w:rPr>
@@ -334,7 +370,7 @@
       </w:r>
       <w:r>
         <w:rPr>
-          <w:rFonts w:hint="eastAsia"/>
+          <w:rFonts w:hint="eastAsia" w:eastAsia="黑体"/>
           <w:b/>
           <w:bCs/>
         </w:rPr>
@@ -342,6 +378,7 @@
       </w:r>
       <w:r>
         <w:rPr>
+          <w:rFonts w:eastAsia="黑体"/>
           <w:b/>
           <w:bCs/>
         </w:rPr>
@@ -349,7 +386,7 @@
       </w:r>
       <w:r>
         <w:rPr>
-          <w:rFonts w:hint="eastAsia"/>
+          <w:rFonts w:hint="eastAsia" w:eastAsia="黑体"/>
           <w:b/>
           <w:bCs/>
         </w:rPr>
@@ -357,7 +394,7 @@
       </w:r>
       <w:r>
         <w:rPr>
-          <w:rFonts w:hint="eastAsia"/>
+          <w:rFonts w:hint="eastAsia" w:eastAsia="黑体"/>
         </w:rPr>
         <w:t xml:space="preserve">（变压器初级另一端、</w:t>
       </w:r>
@@ -367,17 +404,20 @@
         </m:r>
       </m:oMath>
       <w:r>
+        <w:rPr>
+          <w:rFonts w:eastAsia="黑体"/>
+        </w:rPr>
         <w:t xml:space="preserve"> </w:t>
       </w:r>
       <w:r>
         <w:rPr>
-          <w:rFonts w:hint="eastAsia"/>
+          <w:rFonts w:hint="eastAsia" w:eastAsia="黑体"/>
         </w:rPr>
         <w:t xml:space="preserve">漏极相连）；</w:t>
       </w:r>
       <w:r>
         <w:rPr>
-          <w:rFonts w:hint="eastAsia"/>
+          <w:rFonts w:hint="eastAsia" w:eastAsia="黑体"/>
           <w:b/>
           <w:bCs/>
         </w:rPr>
@@ -385,6 +425,7 @@
       </w:r>
       <w:r>
         <w:rPr>
+          <w:rFonts w:eastAsia="黑体"/>
           <w:b/>
           <w:bCs/>
         </w:rPr>
@@ -392,7 +433,7 @@
       </w:r>
       <w:r>
         <w:rPr>
-          <w:rFonts w:hint="eastAsia"/>
+          <w:rFonts w:hint="eastAsia" w:eastAsia="黑体"/>
           <w:b/>
           <w:bCs/>
         </w:rPr>
@@ -400,6 +441,7 @@
       </w:r>
       <w:r>
         <w:rPr>
+          <w:rFonts w:eastAsia="黑体"/>
           <w:b/>
           <w:bCs/>
         </w:rPr>
@@ -407,7 +449,7 @@
       </w:r>
       <w:r>
         <w:rPr>
-          <w:rFonts w:hint="eastAsia"/>
+          <w:rFonts w:hint="eastAsia" w:eastAsia="黑体"/>
         </w:rPr>
         <w:t xml:space="preserve">（</w:t>
       </w:r>
@@ -417,11 +459,14 @@
         </m:r>
       </m:oMath>
       <w:r>
+        <w:rPr>
+          <w:rFonts w:eastAsia="黑体"/>
+        </w:rPr>
         <w:t xml:space="preserve"> </w:t>
       </w:r>
       <w:r>
         <w:rPr>
-          <w:rFonts w:hint="eastAsia"/>
+          <w:rFonts w:hint="eastAsia" w:eastAsia="黑体"/>
         </w:rPr>
         <w:t xml:space="preserve">源极、</w:t>
       </w:r>
@@ -443,17 +488,20 @@
         </m:sSub>
       </m:oMath>
       <w:r>
+        <w:rPr>
+          <w:rFonts w:eastAsia="黑体"/>
+        </w:rPr>
         <w:t xml:space="preserve"> </w:t>
       </w:r>
       <w:r>
         <w:rPr>
-          <w:rFonts w:hint="eastAsia"/>
+          <w:rFonts w:hint="eastAsia" w:eastAsia="黑体"/>
         </w:rPr>
         <w:t xml:space="preserve">另一端相连）；</w:t>
       </w:r>
       <w:r>
         <w:rPr>
-          <w:rFonts w:hint="eastAsia"/>
+          <w:rFonts w:hint="eastAsia" w:eastAsia="黑体"/>
           <w:b/>
           <w:bCs/>
         </w:rPr>
@@ -461,6 +509,7 @@
       </w:r>
       <w:r>
         <w:rPr>
+          <w:rFonts w:eastAsia="黑体"/>
           <w:b/>
           <w:bCs/>
         </w:rPr>
@@ -468,7 +517,7 @@
       </w:r>
       <w:r>
         <w:rPr>
-          <w:rFonts w:hint="eastAsia"/>
+          <w:rFonts w:hint="eastAsia" w:eastAsia="黑体"/>
           <w:b/>
           <w:bCs/>
         </w:rPr>
@@ -476,7 +525,7 @@
       </w:r>
       <w:r>
         <w:rPr>
-          <w:rFonts w:hint="eastAsia"/>
+          <w:rFonts w:hint="eastAsia" w:eastAsia="黑体"/>
         </w:rPr>
         <w:t xml:space="preserve">（变压器次级非同名端、</w:t>
       </w:r>
@@ -498,17 +547,20 @@
         </m:sSub>
       </m:oMath>
       <w:r>
+        <w:rPr>
+          <w:rFonts w:eastAsia="黑体"/>
+        </w:rPr>
         <w:t xml:space="preserve"> </w:t>
       </w:r>
       <w:r>
         <w:rPr>
-          <w:rFonts w:hint="eastAsia"/>
+          <w:rFonts w:hint="eastAsia" w:eastAsia="黑体"/>
         </w:rPr>
         <w:t xml:space="preserve">源极相连）；</w:t>
       </w:r>
       <w:r>
         <w:rPr>
-          <w:rFonts w:hint="eastAsia"/>
+          <w:rFonts w:hint="eastAsia" w:eastAsia="黑体"/>
           <w:b/>
           <w:bCs/>
         </w:rPr>
@@ -516,6 +568,7 @@
       </w:r>
       <w:r>
         <w:rPr>
+          <w:rFonts w:eastAsia="黑体"/>
           <w:b/>
           <w:bCs/>
         </w:rPr>
@@ -523,7 +576,7 @@
       </w:r>
       <w:r>
         <w:rPr>
-          <w:rFonts w:hint="eastAsia"/>
+          <w:rFonts w:hint="eastAsia" w:eastAsia="黑体"/>
           <w:b/>
           <w:bCs/>
         </w:rPr>
@@ -531,6 +584,7 @@
       </w:r>
       <w:r>
         <w:rPr>
+          <w:rFonts w:eastAsia="黑体"/>
           <w:b/>
           <w:bCs/>
         </w:rPr>
@@ -558,7 +612,7 @@
       </m:oMath>
       <w:r>
         <w:rPr>
-          <w:rFonts w:hint="eastAsia"/>
+          <w:rFonts w:hint="eastAsia" w:eastAsia="黑体"/>
         </w:rPr>
         <w:t xml:space="preserve">（</w:t>
       </w:r>
@@ -580,11 +634,14 @@
         </m:sSub>
       </m:oMath>
       <w:r>
+        <w:rPr>
+          <w:rFonts w:eastAsia="黑体"/>
+        </w:rPr>
         <w:t xml:space="preserve"> </w:t>
       </w:r>
       <w:r>
         <w:rPr>
-          <w:rFonts w:hint="eastAsia"/>
+          <w:rFonts w:hint="eastAsia" w:eastAsia="黑体"/>
         </w:rPr>
         <w:t xml:space="preserve">漏极、</w:t>
       </w:r>
@@ -603,17 +660,20 @@
         </m:sSub>
       </m:oMath>
       <w:r>
+        <w:rPr>
+          <w:rFonts w:eastAsia="黑体"/>
+        </w:rPr>
         <w:t xml:space="preserve"> </w:t>
       </w:r>
       <w:r>
         <w:rPr>
-          <w:rFonts w:hint="eastAsia"/>
+          <w:rFonts w:hint="eastAsia" w:eastAsia="黑体"/>
         </w:rPr>
         <w:t xml:space="preserve">上端相连）；</w:t>
       </w:r>
       <w:r>
         <w:rPr>
-          <w:rFonts w:hint="eastAsia"/>
+          <w:rFonts w:hint="eastAsia" w:eastAsia="黑体"/>
           <w:b/>
           <w:bCs/>
         </w:rPr>
@@ -621,6 +681,7 @@
       </w:r>
       <w:r>
         <w:rPr>
+          <w:rFonts w:eastAsia="黑体"/>
           <w:b/>
           <w:bCs/>
         </w:rPr>
@@ -628,7 +689,7 @@
       </w:r>
       <w:r>
         <w:rPr>
-          <w:rFonts w:hint="eastAsia"/>
+          <w:rFonts w:hint="eastAsia" w:eastAsia="黑体"/>
           <w:b/>
           <w:bCs/>
         </w:rPr>
@@ -636,6 +697,7 @@
       </w:r>
       <w:r>
         <w:rPr>
+          <w:rFonts w:eastAsia="黑体"/>
           <w:b/>
           <w:bCs/>
         </w:rPr>
@@ -669,7 +731,7 @@
       </m:oMath>
       <w:r>
         <w:rPr>
-          <w:rFonts w:hint="eastAsia"/>
+          <w:rFonts w:hint="eastAsia" w:eastAsia="黑体"/>
         </w:rPr>
         <w:t xml:space="preserve">（变压器次级同名端、</w:t>
       </w:r>
@@ -688,11 +750,14 @@
         </m:sSub>
       </m:oMath>
       <w:r>
+        <w:rPr>
+          <w:rFonts w:eastAsia="黑体"/>
+        </w:rPr>
         <w:t xml:space="preserve"> </w:t>
       </w:r>
       <w:r>
         <w:rPr>
-          <w:rFonts w:hint="eastAsia"/>
+          <w:rFonts w:hint="eastAsia" w:eastAsia="黑体"/>
         </w:rPr>
         <w:t xml:space="preserve">下端相连）。</w:t>
       </w:r>
@@ -701,7 +766,7 @@
       <w:pPr/>
       <w:r>
         <w:rPr>
-          <w:rFonts w:hint="eastAsia"/>
+          <w:rFonts w:hint="eastAsia" w:eastAsia="黑体"/>
         </w:rPr>
         <w:t xml:space="preserve">各元件管脚连接：</w:t>
       </w:r>
@@ -711,26 +776,32 @@
         </m:r>
       </m:oMath>
       <w:r>
+        <w:rPr>
+          <w:rFonts w:eastAsia="黑体"/>
+        </w:rPr>
         <w:t xml:space="preserve"> </w:t>
       </w:r>
       <w:r>
         <w:rPr>
-          <w:rFonts w:hint="eastAsia"/>
+          <w:rFonts w:hint="eastAsia" w:eastAsia="黑体"/>
         </w:rPr>
         <w:t xml:space="preserve">漏极接开关节点</w:t>
       </w:r>
       <w:r>
+        <w:rPr>
+          <w:rFonts w:eastAsia="黑体"/>
+        </w:rPr>
         <w:t xml:space="preserve"> </w:t>
       </w:r>
       <w:r>
         <w:rPr>
-          <w:rFonts w:hint="eastAsia"/>
+          <w:rFonts w:hint="eastAsia" w:eastAsia="黑体"/>
         </w:rPr>
         <w:t xml:space="preserve">A、源极接地、栅极接驱动；</w:t>
       </w:r>
       <w:r>
         <w:rPr>
-          <w:rFonts w:hint="eastAsia"/>
+          <w:rFonts w:hint="eastAsia" w:eastAsia="黑体"/>
           <w:b/>
           <w:bCs/>
         </w:rPr>
@@ -738,6 +809,7 @@
       </w:r>
       <w:r>
         <w:rPr>
+          <w:rFonts w:eastAsia="黑体"/>
           <w:b/>
           <w:bCs/>
         </w:rPr>
@@ -749,15 +821,21 @@
         </m:r>
       </m:oMath>
       <w:r>
+        <w:rPr>
+          <w:rFonts w:eastAsia="黑体"/>
+        </w:rPr>
         <w:t xml:space="preserve"> </w:t>
       </w:r>
       <w:r>
         <w:rPr>
-          <w:rFonts w:hint="eastAsia"/>
+          <w:rFonts w:hint="eastAsia" w:eastAsia="黑体"/>
         </w:rPr>
         <w:t xml:space="preserve">初级同名端接</w:t>
       </w:r>
       <w:r>
+        <w:rPr>
+          <w:rFonts w:eastAsia="黑体"/>
+        </w:rPr>
         <w:t xml:space="preserve"> </w:t>
       </w:r>
       <m:oMath>
@@ -785,20 +863,26 @@
       </m:oMath>
       <w:r>
         <w:rPr>
-          <w:rFonts w:hint="eastAsia"/>
+          <w:rFonts w:hint="eastAsia" w:eastAsia="黑体"/>
         </w:rPr>
         <w:t xml:space="preserve">、初级另一端接开关节点</w:t>
       </w:r>
       <w:r>
+        <w:rPr>
+          <w:rFonts w:eastAsia="黑体"/>
+        </w:rPr>
         <w:t xml:space="preserve"> </w:t>
       </w:r>
       <w:r>
         <w:rPr>
-          <w:rFonts w:hint="eastAsia"/>
+          <w:rFonts w:hint="eastAsia" w:eastAsia="黑体"/>
         </w:rPr>
         <w:t xml:space="preserve">A，次级非同名端接</w:t>
       </w:r>
       <w:r>
+        <w:rPr>
+          <w:rFonts w:eastAsia="黑体"/>
+        </w:rPr>
         <w:t xml:space="preserve"> </w:t>
       </w:r>
       <m:oMath>
@@ -819,15 +903,21 @@
         </m:sSub>
       </m:oMath>
       <w:r>
+        <w:rPr>
+          <w:rFonts w:eastAsia="黑体"/>
+        </w:rPr>
         <w:t xml:space="preserve"> </w:t>
       </w:r>
       <w:r>
         <w:rPr>
-          <w:rFonts w:hint="eastAsia"/>
+          <w:rFonts w:hint="eastAsia" w:eastAsia="黑体"/>
         </w:rPr>
         <w:t xml:space="preserve">源极、同名端接副边地</w:t>
       </w:r>
       <w:r>
+        <w:rPr>
+          <w:rFonts w:eastAsia="黑体"/>
+        </w:rPr>
         <w:t xml:space="preserve"> </w:t>
       </w:r>
       <m:oMath>
@@ -858,7 +948,7 @@
       </m:oMath>
       <w:r>
         <w:rPr>
-          <w:rFonts w:hint="eastAsia"/>
+          <w:rFonts w:hint="eastAsia" w:eastAsia="黑体"/>
         </w:rPr>
         <w:t xml:space="preserve">；</w:t>
       </w:r>
@@ -880,15 +970,21 @@
         </m:sSub>
       </m:oMath>
       <w:r>
+        <w:rPr>
+          <w:rFonts w:eastAsia="黑体"/>
+        </w:rPr>
         <w:t xml:space="preserve"> </w:t>
       </w:r>
       <w:r>
         <w:rPr>
-          <w:rFonts w:hint="eastAsia"/>
+          <w:rFonts w:hint="eastAsia" w:eastAsia="黑体"/>
         </w:rPr>
         <w:t xml:space="preserve">源极接副边整流节点、漏极接输出正端</w:t>
       </w:r>
       <w:r>
+        <w:rPr>
+          <w:rFonts w:eastAsia="黑体"/>
+        </w:rPr>
         <w:t xml:space="preserve"> </w:t>
       </w:r>
       <m:oMath>
@@ -913,7 +1009,7 @@
       </m:oMath>
       <w:r>
         <w:rPr>
-          <w:rFonts w:hint="eastAsia"/>
+          <w:rFonts w:hint="eastAsia" w:eastAsia="黑体"/>
         </w:rPr>
         <w:t xml:space="preserve">、栅极接同步整流控制；</w:t>
       </w:r>
@@ -935,15 +1031,21 @@
         </m:sSub>
       </m:oMath>
       <w:r>
+        <w:rPr>
+          <w:rFonts w:eastAsia="黑体"/>
+        </w:rPr>
         <w:t xml:space="preserve"> </w:t>
       </w:r>
       <w:r>
         <w:rPr>
-          <w:rFonts w:hint="eastAsia"/>
+          <w:rFonts w:hint="eastAsia" w:eastAsia="黑体"/>
         </w:rPr>
         <w:t xml:space="preserve">一端接</w:t>
       </w:r>
       <w:r>
+        <w:rPr>
+          <w:rFonts w:eastAsia="黑体"/>
+        </w:rPr>
         <w:t xml:space="preserve"> </w:t>
       </w:r>
       <m:oMath>
@@ -971,7 +1073,7 @@
       </m:oMath>
       <w:r>
         <w:rPr>
-          <w:rFonts w:hint="eastAsia"/>
+          <w:rFonts w:hint="eastAsia" w:eastAsia="黑体"/>
         </w:rPr>
         <w:t xml:space="preserve">、另一端接地；</w:t>
       </w:r>
@@ -990,15 +1092,21 @@
         </m:sSub>
       </m:oMath>
       <w:r>
+        <w:rPr>
+          <w:rFonts w:eastAsia="黑体"/>
+        </w:rPr>
         <w:t xml:space="preserve"> </w:t>
       </w:r>
       <w:r>
         <w:rPr>
-          <w:rFonts w:hint="eastAsia"/>
+          <w:rFonts w:hint="eastAsia" w:eastAsia="黑体"/>
         </w:rPr>
         <w:t xml:space="preserve">上端接</w:t>
       </w:r>
       <w:r>
+        <w:rPr>
+          <w:rFonts w:eastAsia="黑体"/>
+        </w:rPr>
         <w:t xml:space="preserve"> </w:t>
       </w:r>
       <m:oMath>
@@ -1023,11 +1131,14 @@
       </m:oMath>
       <w:r>
         <w:rPr>
-          <w:rFonts w:hint="eastAsia"/>
+          <w:rFonts w:hint="eastAsia" w:eastAsia="黑体"/>
         </w:rPr>
         <w:t xml:space="preserve">、下端接副边地；负载跨接</w:t>
       </w:r>
       <w:r>
+        <w:rPr>
+          <w:rFonts w:eastAsia="黑体"/>
+        </w:rPr>
         <w:t xml:space="preserve"> </w:t>
       </w:r>
       <m:oMath>
@@ -1051,15 +1162,21 @@
         </m:sSub>
       </m:oMath>
       <w:r>
+        <w:rPr>
+          <w:rFonts w:eastAsia="黑体"/>
+        </w:rPr>
         <w:t xml:space="preserve"> </w:t>
       </w:r>
       <w:r>
         <w:rPr>
-          <w:rFonts w:hint="eastAsia"/>
+          <w:rFonts w:hint="eastAsia" w:eastAsia="黑体"/>
         </w:rPr>
         <w:t xml:space="preserve">与</w:t>
       </w:r>
       <w:r>
+        <w:rPr>
+          <w:rFonts w:eastAsia="黑体"/>
+        </w:rPr>
         <w:t xml:space="preserve"> </w:t>
       </w:r>
       <m:oMath>
@@ -1089,6 +1206,9 @@
         </m:sSub>
       </m:oMath>
       <w:r>
+        <w:rPr>
+          <w:rFonts w:eastAsia="黑体"/>
+        </w:rPr>
         <w:t xml:space="preserve">。</w:t>
       </w:r>
     </w:p>
@@ -1096,20 +1216,26 @@
       <w:pPr/>
       <w:r>
         <w:rPr>
-          <w:rFonts w:hint="eastAsia"/>
+          <w:rFonts w:hint="eastAsia" w:eastAsia="黑体"/>
         </w:rPr>
         <w:t xml:space="preserve">由此构成用低导通电阻</w:t>
       </w:r>
       <w:r>
+        <w:rPr>
+          <w:rFonts w:eastAsia="黑体"/>
+        </w:rPr>
         <w:t xml:space="preserve"> MOSFET </w:t>
       </w:r>
       <w:r>
         <w:rPr>
-          <w:rFonts w:hint="eastAsia"/>
+          <w:rFonts w:hint="eastAsia" w:eastAsia="黑体"/>
         </w:rPr>
         <w:t xml:space="preserve">取代副边整流二极管、按变压器副边电压时序切换导通的同步整流反激组态，把整流压降由</w:t>
       </w:r>
       <w:r>
+        <w:rPr>
+          <w:rFonts w:eastAsia="黑体"/>
+        </w:rPr>
         <w:t xml:space="preserve"> </w:t>
       </w:r>
       <m:oMath>
@@ -1127,15 +1253,21 @@
         </m:sSub>
       </m:oMath>
       <w:r>
+        <w:rPr>
+          <w:rFonts w:eastAsia="黑体"/>
+        </w:rPr>
         <w:t xml:space="preserve"> </w:t>
       </w:r>
       <w:r>
         <w:rPr>
-          <w:rFonts w:hint="eastAsia"/>
+          <w:rFonts w:hint="eastAsia" w:eastAsia="黑体"/>
         </w:rPr>
         <w:t xml:space="preserve">降为</w:t>
       </w:r>
       <w:r>
+        <w:rPr>
+          <w:rFonts w:eastAsia="黑体"/>
+        </w:rPr>
         <w:t xml:space="preserve"> </w:t>
       </w:r>
       <m:oMath>
@@ -1187,7 +1319,7 @@
       </m:oMath>
       <w:r>
         <w:rPr>
-          <w:rFonts w:hint="eastAsia"/>
+          <w:rFonts w:hint="eastAsia" w:eastAsia="黑体"/>
         </w:rPr>
         <w:t xml:space="preserve">，降低低压大电流输出的整流损耗、提升效率。</w:t>
       </w:r>
@@ -1200,7 +1332,7 @@
       </w:pPr>
       <w:r>
         <w:rPr>
-          <w:rFonts w:hint="eastAsia"/>
+          <w:rFonts w:hint="eastAsia" w:eastAsia="黑体"/>
         </w:rPr>
         <w:t xml:space="preserve">工作原理</w:t>
       </w:r>
@@ -1211,20 +1343,26 @@
       </w:pPr>
       <w:r>
         <w:rPr>
-          <w:rFonts w:hint="eastAsia"/>
+          <w:rFonts w:hint="eastAsia" w:eastAsia="黑体"/>
         </w:rPr>
         <w:t xml:space="preserve">副边</w:t>
       </w:r>
       <w:r>
+        <w:rPr>
+          <w:rFonts w:eastAsia="黑体"/>
+        </w:rPr>
         <w:t xml:space="preserve"> MOSFET </w:t>
       </w:r>
       <w:r>
         <w:rPr>
-          <w:rFonts w:hint="eastAsia"/>
+          <w:rFonts w:hint="eastAsia" w:eastAsia="黑体"/>
         </w:rPr>
         <w:t xml:space="preserve">替代二极管后，导通压降由</w:t>
       </w:r>
       <w:r>
+        <w:rPr>
+          <w:rFonts w:eastAsia="黑体"/>
+        </w:rPr>
         <w:t xml:space="preserve"> </w:t>
       </w:r>
       <m:oMath>
@@ -1243,29 +1381,38 @@
       </m:oMath>
       <w:r>
         <w:rPr>
-          <w:rFonts w:hint="eastAsia"/>
+          <w:rFonts w:hint="eastAsia" w:eastAsia="黑体"/>
         </w:rPr>
         <w:t xml:space="preserve">（约</w:t>
       </w:r>
       <w:r>
+        <w:rPr>
+          <w:rFonts w:eastAsia="黑体"/>
+        </w:rPr>
         <w:t xml:space="preserve"> </w:t>
       </w:r>
       <w:r>
         <w:rPr>
-          <w:rFonts w:hint="eastAsia"/>
+          <w:rFonts w:hint="eastAsia" w:eastAsia="黑体"/>
         </w:rPr>
         <w:t xml:space="preserve">0.4～0.7</w:t>
       </w:r>
       <w:r>
+        <w:rPr>
+          <w:rFonts w:eastAsia="黑体"/>
+        </w:rPr>
         <w:t xml:space="preserve"> </w:t>
       </w:r>
       <w:r>
         <w:rPr>
-          <w:rFonts w:hint="eastAsia"/>
+          <w:rFonts w:hint="eastAsia" w:eastAsia="黑体"/>
         </w:rPr>
         <w:t xml:space="preserve">V）降为</w:t>
       </w:r>
       <w:r>
+        <w:rPr>
+          <w:rFonts w:eastAsia="黑体"/>
+        </w:rPr>
         <w:t xml:space="preserve"> </w:t>
       </w:r>
       <m:oMath>
@@ -1323,7 +1470,7 @@
       </m:oMath>
       <w:r>
         <w:rPr>
-          <w:rFonts w:hint="eastAsia"/>
+          <w:rFonts w:hint="eastAsia" w:eastAsia="黑体"/>
         </w:rPr>
         <w:t xml:space="preserve">。当原边开关关断、变压器副边电流要流出时，控制电路开通同步整流管；当副边电流降为零或原边即将导通时，及时关断同步整流管，防止电流倒灌或变压器被短路。</w:t>
       </w:r>
@@ -1336,7 +1483,7 @@
       </w:pPr>
       <w:r>
         <w:rPr>
-          <w:rFonts w:hint="eastAsia"/>
+          <w:rFonts w:hint="eastAsia" w:eastAsia="黑体"/>
         </w:rPr>
         <w:t xml:space="preserve">关键计算公式</w:t>
       </w:r>
@@ -1350,16 +1497,19 @@
       </w:pPr>
       <w:r>
         <w:rPr>
-          <w:rFonts w:hint="eastAsia"/>
+          <w:rFonts w:hint="eastAsia" w:eastAsia="黑体"/>
         </w:rPr>
         <w:t xml:space="preserve">副边整流损耗（二极管</w:t>
       </w:r>
       <w:r>
+        <w:rPr>
+          <w:rFonts w:eastAsia="黑体"/>
+        </w:rPr>
         <w:t xml:space="preserve"> vs </w:t>
       </w:r>
       <w:r>
         <w:rPr>
-          <w:rFonts w:hint="eastAsia"/>
+          <w:rFonts w:hint="eastAsia" w:eastAsia="黑体"/>
         </w:rPr>
         <w:t xml:space="preserve">MOSFET）：</w:t>
       </w:r>
@@ -1532,7 +1682,7 @@
       </w:pPr>
       <w:r>
         <w:rPr>
-          <w:rFonts w:hint="eastAsia"/>
+          <w:rFonts w:hint="eastAsia" w:eastAsia="黑体"/>
         </w:rPr>
         <w:t xml:space="preserve">同步整流管电流有效值（近似）：</w:t>
       </w:r>
@@ -1633,7 +1783,7 @@
       </w:pPr>
       <w:r>
         <w:rPr>
-          <w:rFonts w:hint="eastAsia"/>
+          <w:rFonts w:hint="eastAsia" w:eastAsia="黑体"/>
         </w:rPr>
         <w:t xml:space="preserve">同步整流管耐压（原边反射）：</w:t>
       </w:r>
@@ -1807,7 +1957,7 @@
       </w:pPr>
       <w:r>
         <w:rPr>
-          <w:rFonts w:hint="eastAsia"/>
+          <w:rFonts w:hint="eastAsia" w:eastAsia="黑体"/>
         </w:rPr>
         <w:t xml:space="preserve">节省的功耗：</w:t>
       </w:r>
@@ -1963,7 +2113,7 @@
             </w:pPr>
             <w:r>
               <w:rPr>
-                <w:rFonts w:hint="eastAsia"/>
+                <w:rFonts w:hint="eastAsia" w:eastAsia="黑体"/>
               </w:rPr>
               <w:t xml:space="preserve">符号</w:t>
             </w:r>
@@ -1977,7 +2127,7 @@
             </w:pPr>
             <w:r>
               <w:rPr>
-                <w:rFonts w:hint="eastAsia"/>
+                <w:rFonts w:hint="eastAsia" w:eastAsia="黑体"/>
               </w:rPr>
               <w:t xml:space="preserve">含义</w:t>
             </w:r>
@@ -1991,7 +2141,7 @@
             </w:pPr>
             <w:r>
               <w:rPr>
-                <w:rFonts w:hint="eastAsia"/>
+                <w:rFonts w:hint="eastAsia" w:eastAsia="黑体"/>
               </w:rPr>
               <w:t xml:space="preserve">单位</w:t>
             </w:r>
@@ -2026,6 +2176,9 @@
               </m:sSub>
             </m:oMath>
             <w:r>
+              <w:rPr>
+                <w:rFonts w:eastAsia="黑体"/>
+              </w:rPr>
               <w:t xml:space="preserve">​</w:t>
             </w:r>
           </w:p>
@@ -2038,7 +2191,7 @@
             </w:pPr>
             <w:r>
               <w:rPr>
-                <w:rFonts w:hint="eastAsia"/>
+                <w:rFonts w:hint="eastAsia" w:eastAsia="黑体"/>
               </w:rPr>
               <w:t xml:space="preserve">输出电流</w:t>
             </w:r>
@@ -2051,6 +2204,9 @@
               <w:pStyle w:val="Compact"/>
             </w:pPr>
             <w:r>
+              <w:rPr>
+                <w:rFonts w:eastAsia="黑体"/>
+              </w:rPr>
               <w:t xml:space="preserve">A</w:t>
             </w:r>
           </w:p>
@@ -2084,6 +2240,9 @@
               </m:sSub>
             </m:oMath>
             <w:r>
+              <w:rPr>
+                <w:rFonts w:eastAsia="黑体"/>
+              </w:rPr>
               <w:t xml:space="preserve">​</w:t>
             </w:r>
           </w:p>
@@ -2096,7 +2255,7 @@
             </w:pPr>
             <w:r>
               <w:rPr>
-                <w:rFonts w:hint="eastAsia"/>
+                <w:rFonts w:hint="eastAsia" w:eastAsia="黑体"/>
               </w:rPr>
               <w:t xml:space="preserve">副边电流有效值</w:t>
             </w:r>
@@ -2109,6 +2268,9 @@
               <w:pStyle w:val="Compact"/>
             </w:pPr>
             <w:r>
+              <w:rPr>
+                <w:rFonts w:eastAsia="黑体"/>
+              </w:rPr>
               <w:t xml:space="preserve">A</w:t>
             </w:r>
           </w:p>
@@ -2136,6 +2298,9 @@
               </m:sSub>
             </m:oMath>
             <w:r>
+              <w:rPr>
+                <w:rFonts w:eastAsia="黑体"/>
+              </w:rPr>
               <w:t xml:space="preserve">​</w:t>
             </w:r>
           </w:p>
@@ -2148,7 +2313,7 @@
             </w:pPr>
             <w:r>
               <w:rPr>
-                <w:rFonts w:hint="eastAsia"/>
+                <w:rFonts w:hint="eastAsia" w:eastAsia="黑体"/>
               </w:rPr>
               <w:t xml:space="preserve">二极管正向压降</w:t>
             </w:r>
@@ -2161,6 +2326,9 @@
               <w:pStyle w:val="Compact"/>
             </w:pPr>
             <w:r>
+              <w:rPr>
+                <w:rFonts w:eastAsia="黑体"/>
+              </w:rPr>
               <w:t xml:space="preserve">V</w:t>
             </w:r>
           </w:p>
@@ -2209,6 +2377,9 @@
               </m:sSub>
             </m:oMath>
             <w:r>
+              <w:rPr>
+                <w:rFonts w:eastAsia="黑体"/>
+              </w:rPr>
               <w:t xml:space="preserve">​</w:t>
             </w:r>
           </w:p>
@@ -2221,7 +2392,7 @@
             </w:pPr>
             <w:r>
               <w:rPr>
-                <w:rFonts w:hint="eastAsia"/>
+                <w:rFonts w:hint="eastAsia" w:eastAsia="黑体"/>
               </w:rPr>
               <w:t xml:space="preserve">同步整流管导通电阻</w:t>
             </w:r>
@@ -2234,6 +2405,9 @@
               <w:pStyle w:val="Compact"/>
             </w:pPr>
             <w:r>
+              <w:rPr>
+                <w:rFonts w:eastAsia="黑体"/>
+              </w:rPr>
               <w:t xml:space="preserve">Ω</w:t>
             </w:r>
           </w:p>
@@ -2252,6 +2426,9 @@
               </m:r>
             </m:oMath>
             <w:r>
+              <w:rPr>
+                <w:rFonts w:eastAsia="黑体"/>
+              </w:rPr>
               <w:t xml:space="preserve">​</w:t>
             </w:r>
           </w:p>
@@ -2264,7 +2441,7 @@
             </w:pPr>
             <w:r>
               <w:rPr>
-                <w:rFonts w:hint="eastAsia"/>
+                <w:rFonts w:hint="eastAsia" w:eastAsia="黑体"/>
               </w:rPr>
               <w:t xml:space="preserve">原边占空比</w:t>
             </w:r>
@@ -2277,6 +2454,9 @@
               <w:pStyle w:val="Compact"/>
             </w:pPr>
             <w:r>
+              <w:rPr>
+                <w:rFonts w:eastAsia="黑体"/>
+              </w:rPr>
               <w:t xml:space="preserve">—</w:t>
             </w:r>
           </w:p>
@@ -2322,6 +2502,9 @@
               </m:sSub>
             </m:oMath>
             <w:r>
+              <w:rPr>
+                <w:rFonts w:eastAsia="黑体"/>
+              </w:rPr>
               <w:t xml:space="preserve">​</w:t>
             </w:r>
           </w:p>
@@ -2334,7 +2517,7 @@
             </w:pPr>
             <w:r>
               <w:rPr>
-                <w:rFonts w:hint="eastAsia"/>
+                <w:rFonts w:hint="eastAsia" w:eastAsia="黑体"/>
               </w:rPr>
               <w:t xml:space="preserve">原/副边匝数</w:t>
             </w:r>
@@ -2347,6 +2530,9 @@
               <w:pStyle w:val="Compact"/>
             </w:pPr>
             <w:r>
+              <w:rPr>
+                <w:rFonts w:eastAsia="黑体"/>
+              </w:rPr>
               <w:t xml:space="preserve">—</w:t>
             </w:r>
           </w:p>
@@ -2398,6 +2584,9 @@
               </m:sSub>
             </m:oMath>
             <w:r>
+              <w:rPr>
+                <w:rFonts w:eastAsia="黑体"/>
+              </w:rPr>
               <w:t xml:space="preserve">​</w:t>
             </w:r>
           </w:p>
@@ -2410,7 +2599,7 @@
             </w:pPr>
             <w:r>
               <w:rPr>
-                <w:rFonts w:hint="eastAsia"/>
+                <w:rFonts w:hint="eastAsia" w:eastAsia="黑体"/>
               </w:rPr>
               <w:t xml:space="preserve">最大输入电压</w:t>
             </w:r>
@@ -2423,6 +2612,9 @@
               <w:pStyle w:val="Compact"/>
             </w:pPr>
             <w:r>
+              <w:rPr>
+                <w:rFonts w:eastAsia="黑体"/>
+              </w:rPr>
               <w:t xml:space="preserve">V</w:t>
             </w:r>
           </w:p>
@@ -2437,7 +2629,7 @@
       </w:pPr>
       <w:r>
         <w:rPr>
-          <w:rFonts w:hint="eastAsia"/>
+          <w:rFonts w:hint="eastAsia" w:eastAsia="黑体"/>
         </w:rPr>
         <w:t xml:space="preserve">元件调整影响</w:t>
       </w:r>
@@ -2487,6 +2679,7 @@
       </m:oMath>
       <w:r>
         <w:rPr>
+          <w:rFonts w:eastAsia="黑体"/>
           <w:b/>
           <w:bCs/>
         </w:rPr>
@@ -2494,21 +2687,27 @@
       </w:r>
       <w:r>
         <w:rPr>
-          <w:rFonts w:hint="eastAsia"/>
+          <w:rFonts w:hint="eastAsia" w:eastAsia="黑体"/>
           <w:b/>
           <w:bCs/>
         </w:rPr>
         <w:t xml:space="preserve">减小</w:t>
       </w:r>
       <w:r>
+        <w:rPr>
+          <w:rFonts w:eastAsia="黑体"/>
+        </w:rPr>
         <w:t xml:space="preserve"> </w:t>
       </w:r>
       <w:r>
+        <w:rPr>
+          <w:rFonts w:eastAsia="黑体"/>
+        </w:rPr>
         <w:t xml:space="preserve">→ </w:t>
       </w:r>
       <w:r>
         <w:rPr>
-          <w:rFonts w:hint="eastAsia"/>
+          <w:rFonts w:hint="eastAsia" w:eastAsia="黑体"/>
         </w:rPr>
         <w:t xml:space="preserve">同步整流导通损耗降低，但通常成本更高、栅极电荷更大。</w:t>
       </w:r>
@@ -2523,21 +2722,27 @@
       </w:pPr>
       <w:r>
         <w:rPr>
-          <w:rFonts w:hint="eastAsia"/>
+          <w:rFonts w:hint="eastAsia" w:eastAsia="黑体"/>
           <w:b/>
           <w:bCs/>
         </w:rPr>
         <w:t xml:space="preserve">同步整流管关断延迟</w:t>
       </w:r>
       <w:r>
+        <w:rPr>
+          <w:rFonts w:eastAsia="黑体"/>
+        </w:rPr>
         <w:t xml:space="preserve"> </w:t>
       </w:r>
       <w:r>
+        <w:rPr>
+          <w:rFonts w:eastAsia="黑体"/>
+        </w:rPr>
         <w:t xml:space="preserve">→ </w:t>
       </w:r>
       <w:r>
         <w:rPr>
-          <w:rFonts w:hint="eastAsia"/>
+          <w:rFonts w:hint="eastAsia" w:eastAsia="黑体"/>
         </w:rPr>
         <w:t xml:space="preserve">可能出现电流倒灌，损耗增加甚至损坏电路。</w:t>
       </w:r>
@@ -2552,7 +2757,7 @@
       </w:pPr>
       <w:r>
         <w:rPr>
-          <w:rFonts w:hint="eastAsia"/>
+          <w:rFonts w:hint="eastAsia" w:eastAsia="黑体"/>
           <w:b/>
           <w:bCs/>
         </w:rPr>
@@ -2560,6 +2765,7 @@
       </w:r>
       <w:r>
         <w:rPr>
+          <w:rFonts w:eastAsia="黑体"/>
           <w:b/>
           <w:bCs/>
         </w:rPr>
@@ -2572,6 +2778,7 @@
       </m:oMath>
       <w:r>
         <w:rPr>
+          <w:rFonts w:eastAsia="黑体"/>
           <w:b/>
           <w:bCs/>
         </w:rPr>
@@ -2579,21 +2786,27 @@
       </w:r>
       <w:r>
         <w:rPr>
-          <w:rFonts w:hint="eastAsia"/>
+          <w:rFonts w:hint="eastAsia" w:eastAsia="黑体"/>
           <w:b/>
           <w:bCs/>
         </w:rPr>
         <w:t xml:space="preserve">增大</w:t>
       </w:r>
       <w:r>
+        <w:rPr>
+          <w:rFonts w:eastAsia="黑体"/>
+        </w:rPr>
         <w:t xml:space="preserve"> </w:t>
       </w:r>
       <w:r>
+        <w:rPr>
+          <w:rFonts w:eastAsia="黑体"/>
+        </w:rPr>
         <w:t xml:space="preserve">→ </w:t>
       </w:r>
       <w:r>
         <w:rPr>
-          <w:rFonts w:hint="eastAsia"/>
+          <w:rFonts w:hint="eastAsia" w:eastAsia="黑体"/>
         </w:rPr>
         <w:t xml:space="preserve">副边电流有效值增大，同步整流管承受电流应力上升。</w:t>
       </w:r>
@@ -2608,7 +2821,7 @@
       </w:pPr>
       <w:r>
         <w:rPr>
-          <w:rFonts w:hint="eastAsia"/>
+          <w:rFonts w:hint="eastAsia" w:eastAsia="黑体"/>
           <w:b/>
           <w:bCs/>
         </w:rPr>
@@ -2616,6 +2829,7 @@
       </w:r>
       <w:r>
         <w:rPr>
+          <w:rFonts w:eastAsia="黑体"/>
           <w:b/>
           <w:bCs/>
         </w:rPr>
@@ -2628,6 +2842,7 @@
       </m:oMath>
       <w:r>
         <w:rPr>
+          <w:rFonts w:eastAsia="黑体"/>
           <w:b/>
           <w:bCs/>
         </w:rPr>
@@ -2635,21 +2850,27 @@
       </w:r>
       <w:r>
         <w:rPr>
-          <w:rFonts w:hint="eastAsia"/>
+          <w:rFonts w:hint="eastAsia" w:eastAsia="黑体"/>
           <w:b/>
           <w:bCs/>
         </w:rPr>
         <w:t xml:space="preserve">增大</w:t>
       </w:r>
       <w:r>
+        <w:rPr>
+          <w:rFonts w:eastAsia="黑体"/>
+        </w:rPr>
         <w:t xml:space="preserve"> </w:t>
       </w:r>
       <w:r>
+        <w:rPr>
+          <w:rFonts w:eastAsia="黑体"/>
+        </w:rPr>
         <w:t xml:space="preserve">→ </w:t>
       </w:r>
       <w:r>
         <w:rPr>
-          <w:rFonts w:hint="eastAsia"/>
+          <w:rFonts w:hint="eastAsia" w:eastAsia="黑体"/>
         </w:rPr>
         <w:t xml:space="preserve">同步整流管耐压需求提高，选型需相应提高电压等级。</w:t>
       </w:r>
@@ -2662,7 +2883,7 @@
       </w:pPr>
       <w:r>
         <w:rPr>
-          <w:rFonts w:hint="eastAsia"/>
+          <w:rFonts w:hint="eastAsia" w:eastAsia="黑体"/>
         </w:rPr>
         <w:t xml:space="preserve">典型参数示例</w:t>
       </w:r>
@@ -2677,11 +2898,14 @@
       </w:pPr>
       <w:r>
         <w:rPr>
-          <w:rFonts w:hint="eastAsia"/>
+          <w:rFonts w:hint="eastAsia" w:eastAsia="黑体"/>
         </w:rPr>
         <w:t xml:space="preserve">取</w:t>
       </w:r>
       <w:r>
+        <w:rPr>
+          <w:rFonts w:eastAsia="黑体"/>
+        </w:rPr>
         <w:t xml:space="preserve"> </w:t>
       </w:r>
       <m:oMath>
@@ -2724,6 +2948,9 @@
         </m:r>
       </m:oMath>
       <w:r>
+        <w:rPr>
+          <w:rFonts w:eastAsia="黑体"/>
+        </w:rPr>
         <w:t xml:space="preserve">、</w:t>
       </w:r>
       <m:oMath>
@@ -2761,11 +2988,14 @@
       </m:oMath>
       <w:r>
         <w:rPr>
-          <w:rFonts w:hint="eastAsia"/>
+          <w:rFonts w:hint="eastAsia" w:eastAsia="黑体"/>
         </w:rPr>
         <w:t xml:space="preserve">：二极管损耗</w:t>
       </w:r>
       <w:r>
+        <w:rPr>
+          <w:rFonts w:eastAsia="黑体"/>
+        </w:rPr>
         <w:t xml:space="preserve"> </w:t>
       </w:r>
       <m:oMath>
@@ -2833,11 +3063,14 @@
       </m:oMath>
       <w:r>
         <w:rPr>
-          <w:rFonts w:hint="eastAsia"/>
+          <w:rFonts w:hint="eastAsia" w:eastAsia="黑体"/>
         </w:rPr>
         <w:t xml:space="preserve">；改用</w:t>
       </w:r>
       <w:r>
+        <w:rPr>
+          <w:rFonts w:eastAsia="黑体"/>
+        </w:rPr>
         <w:t xml:space="preserve"> </w:t>
       </w:r>
       <m:oMath>
@@ -2895,24 +3128,33 @@
         </m:r>
       </m:oMath>
       <w:r>
+        <w:rPr>
+          <w:rFonts w:eastAsia="黑体"/>
+        </w:rPr>
         <w:t xml:space="preserve"> </w:t>
       </w:r>
       <w:r>
         <w:rPr>
-          <w:rFonts w:hint="eastAsia"/>
+          <w:rFonts w:hint="eastAsia" w:eastAsia="黑体"/>
         </w:rPr>
         <w:t xml:space="preserve">的</w:t>
       </w:r>
       <w:r>
+        <w:rPr>
+          <w:rFonts w:eastAsia="黑体"/>
+        </w:rPr>
         <w:t xml:space="preserve"> </w:t>
       </w:r>
       <w:r>
         <w:rPr>
-          <w:rFonts w:hint="eastAsia"/>
+          <w:rFonts w:hint="eastAsia" w:eastAsia="黑体"/>
         </w:rPr>
         <w:t xml:space="preserve">MOSFET，近似</w:t>
       </w:r>
       <w:r>
+        <w:rPr>
+          <w:rFonts w:eastAsia="黑体"/>
+        </w:rPr>
         <w:t xml:space="preserve"> </w:t>
       </w:r>
       <m:oMath>
@@ -2971,7 +3213,7 @@
       </m:oMath>
       <w:r>
         <w:rPr>
-          <w:rFonts w:hint="eastAsia"/>
+          <w:rFonts w:hint="eastAsia" w:eastAsia="黑体"/>
         </w:rPr>
         <w:t xml:space="preserve">（未计开关损耗）。</w:t>
       </w:r>
@@ -2986,11 +3228,14 @@
       </w:pPr>
       <w:r>
         <w:rPr>
-          <w:rFonts w:hint="eastAsia"/>
+          <w:rFonts w:hint="eastAsia" w:eastAsia="黑体"/>
         </w:rPr>
         <w:t xml:space="preserve">取</w:t>
       </w:r>
       <w:r>
+        <w:rPr>
+          <w:rFonts w:eastAsia="黑体"/>
+        </w:rPr>
         <w:t xml:space="preserve"> </w:t>
       </w:r>
       <m:oMath>
@@ -3033,6 +3278,9 @@
         </m:r>
       </m:oMath>
       <w:r>
+        <w:rPr>
+          <w:rFonts w:eastAsia="黑体"/>
+        </w:rPr>
         <w:t xml:space="preserve">、</w:t>
       </w:r>
       <m:oMath>
@@ -3051,7 +3299,7 @@
       </m:oMath>
       <w:r>
         <w:rPr>
-          <w:rFonts w:hint="eastAsia"/>
+          <w:rFonts w:hint="eastAsia" w:eastAsia="黑体"/>
         </w:rPr>
         <w:t xml:space="preserve">：</w:t>
       </w:r>
@@ -3133,6 +3381,9 @@
         </m:r>
       </m:oMath>
       <w:r>
+        <w:rPr>
+          <w:rFonts w:eastAsia="黑体"/>
+        </w:rPr>
         <w:t xml:space="preserve">。</w:t>
       </w:r>
     </w:p>
@@ -3144,7 +3395,7 @@
       </w:pPr>
       <w:r>
         <w:rPr>
-          <w:rFonts w:hint="eastAsia"/>
+          <w:rFonts w:hint="eastAsia" w:eastAsia="黑体"/>
         </w:rPr>
         <w:t xml:space="preserve">常见器件型号</w:t>
       </w:r>
@@ -3159,16 +3410,19 @@
       </w:pPr>
       <w:r>
         <w:rPr>
-          <w:rFonts w:hint="eastAsia"/>
+          <w:rFonts w:hint="eastAsia" w:eastAsia="黑体"/>
         </w:rPr>
         <w:t xml:space="preserve">同步整流</w:t>
       </w:r>
       <w:r>
+        <w:rPr>
+          <w:rFonts w:eastAsia="黑体"/>
+        </w:rPr>
         <w:t xml:space="preserve"> </w:t>
       </w:r>
       <w:r>
         <w:rPr>
-          <w:rFonts w:hint="eastAsia"/>
+          <w:rFonts w:hint="eastAsia" w:eastAsia="黑体"/>
         </w:rPr>
         <w:t xml:space="preserve">MOSFET：IRF3205、IRLB3034、CSD19536KCS。</w:t>
       </w:r>
@@ -3183,16 +3437,19 @@
       </w:pPr>
       <w:r>
         <w:rPr>
-          <w:rFonts w:hint="eastAsia"/>
+          <w:rFonts w:hint="eastAsia" w:eastAsia="黑体"/>
         </w:rPr>
         <w:t xml:space="preserve">同步整流控制</w:t>
       </w:r>
       <w:r>
+        <w:rPr>
+          <w:rFonts w:eastAsia="黑体"/>
+        </w:rPr>
         <w:t xml:space="preserve"> </w:t>
       </w:r>
       <w:r>
         <w:rPr>
-          <w:rFonts w:hint="eastAsia"/>
+          <w:rFonts w:hint="eastAsia" w:eastAsia="黑体"/>
         </w:rPr>
         <w:t xml:space="preserve">IC：UCC24624、NCP4305、MP6924、IR1167。</w:t>
       </w:r>
@@ -3207,16 +3464,19 @@
       </w:pPr>
       <w:r>
         <w:rPr>
-          <w:rFonts w:hint="eastAsia"/>
+          <w:rFonts w:hint="eastAsia" w:eastAsia="黑体"/>
         </w:rPr>
         <w:t xml:space="preserve">原边反激芯片（内置</w:t>
       </w:r>
       <w:r>
+        <w:rPr>
+          <w:rFonts w:eastAsia="黑体"/>
+        </w:rPr>
         <w:t xml:space="preserve"> SR </w:t>
       </w:r>
       <w:r>
         <w:rPr>
-          <w:rFonts w:hint="eastAsia"/>
+          <w:rFonts w:hint="eastAsia" w:eastAsia="黑体"/>
         </w:rPr>
         <w:t xml:space="preserve">驱动）：UCC28742、LD5760（示例常见）。</w:t>
       </w:r>
@@ -3229,7 +3489,7 @@
       </w:pPr>
       <w:r>
         <w:rPr>
-          <w:rFonts w:hint="eastAsia"/>
+          <w:rFonts w:hint="eastAsia" w:eastAsia="黑体"/>
         </w:rPr>
         <w:t xml:space="preserve">注意事项</w:t>
       </w:r>
@@ -3244,7 +3504,7 @@
       </w:pPr>
       <w:r>
         <w:rPr>
-          <w:rFonts w:hint="eastAsia"/>
+          <w:rFonts w:hint="eastAsia" w:eastAsia="黑体"/>
         </w:rPr>
         <w:t xml:space="preserve">同步整流管必须在正确相位开通与关断，误导通会把输出电容短路。</w:t>
       </w:r>
@@ -3259,7 +3519,7 @@
       </w:pPr>
       <w:r>
         <w:rPr>
-          <w:rFonts w:hint="eastAsia"/>
+          <w:rFonts w:hint="eastAsia" w:eastAsia="黑体"/>
         </w:rPr>
         <w:t xml:space="preserve">需设置最小关断检测阈值与消隐时间，防止振铃误触发。</w:t>
       </w:r>
@@ -3274,16 +3534,19 @@
       </w:pPr>
       <w:r>
         <w:rPr>
-          <w:rFonts w:hint="eastAsia"/>
+          <w:rFonts w:hint="eastAsia" w:eastAsia="黑体"/>
         </w:rPr>
         <w:t xml:space="preserve">低压大电流（如</w:t>
       </w:r>
       <w:r>
+        <w:rPr>
+          <w:rFonts w:eastAsia="黑体"/>
+        </w:rPr>
         <w:t xml:space="preserve"> 5 V/3 A </w:t>
       </w:r>
       <w:r>
         <w:rPr>
-          <w:rFonts w:hint="eastAsia"/>
+          <w:rFonts w:hint="eastAsia" w:eastAsia="黑体"/>
         </w:rPr>
         <w:t xml:space="preserve">以上）应用收益最明显，高压小电流场合收益有限。</w:t>
       </w:r>
@@ -3297,11 +3560,14 @@
         </w:numPr>
       </w:pPr>
       <w:r>
+        <w:rPr>
+          <w:rFonts w:eastAsia="黑体"/>
+        </w:rPr>
         <w:t xml:space="preserve">MOSFET </w:t>
       </w:r>
       <w:r>
         <w:rPr>
-          <w:rFonts w:hint="eastAsia"/>
+          <w:rFonts w:hint="eastAsia" w:eastAsia="黑体"/>
         </w:rPr>
         <w:t xml:space="preserve">的体二极管与寄生电容会参与换流，需评估反并联与回扫尖峰。</w:t>
       </w:r>
@@ -3314,7 +3580,7 @@
       </w:pPr>
       <w:r>
         <w:rPr>
-          <w:rFonts w:hint="eastAsia"/>
+          <w:rFonts w:hint="eastAsia" w:eastAsia="黑体"/>
         </w:rPr>
         <w:t xml:space="preserve">参考资料</w:t>
       </w:r>
@@ -3328,15 +3594,21 @@
         </w:numPr>
       </w:pPr>
       <w:r>
+        <w:rPr>
+          <w:rFonts w:eastAsia="黑体"/>
+        </w:rPr>
         <w:t xml:space="preserve">Wikipedia: Flyback </w:t>
       </w:r>
       <w:r>
         <w:rPr>
-          <w:rFonts w:hint="eastAsia"/>
+          <w:rFonts w:hint="eastAsia" w:eastAsia="黑体"/>
         </w:rPr>
         <w:t xml:space="preserve">converter；Synchronous</w:t>
       </w:r>
       <w:r>
+        <w:rPr>
+          <w:rFonts w:eastAsia="黑体"/>
+        </w:rPr>
         <w:t xml:space="preserve"> rectification。</w:t>
       </w:r>
     </w:p>
@@ -3349,15 +3621,21 @@
         </w:numPr>
       </w:pPr>
       <w:r>
+        <w:rPr>
+          <w:rFonts w:eastAsia="黑体"/>
+        </w:rPr>
         <w:t xml:space="preserve">TI </w:t>
       </w:r>
       <w:r>
         <w:rPr>
-          <w:rFonts w:hint="eastAsia"/>
+          <w:rFonts w:hint="eastAsia" w:eastAsia="黑体"/>
         </w:rPr>
         <w:t xml:space="preserve">应用笔记</w:t>
       </w:r>
       <w:r>
+        <w:rPr>
+          <w:rFonts w:eastAsia="黑体"/>
+        </w:rPr>
         <w:t xml:space="preserve"> SNVA596《Synchronous Rectification in Flyback Converters》。</w:t>
       </w:r>
     </w:p>
@@ -3370,15 +3648,21 @@
         </w:numPr>
       </w:pPr>
       <w:r>
+        <w:rPr>
+          <w:rFonts w:eastAsia="黑体"/>
+        </w:rPr>
         <w:t xml:space="preserve">onsemi </w:t>
       </w:r>
       <w:r>
         <w:rPr>
-          <w:rFonts w:hint="eastAsia"/>
+          <w:rFonts w:hint="eastAsia" w:eastAsia="黑体"/>
         </w:rPr>
         <w:t xml:space="preserve">应用笔记</w:t>
       </w:r>
       <w:r>
+        <w:rPr>
+          <w:rFonts w:eastAsia="黑体"/>
+        </w:rPr>
         <w:t xml:space="preserve"> AND8331《Synchronous Rectification》。</w:t>
       </w:r>
     </w:p>
@@ -3391,11 +3675,11 @@
       </w:pPr>
       <w:r>
         <w:rPr>
-          <w:rFonts w:ascii="Times New Roman" w:hAnsi="Times New Roman"/>
+          <w:rFonts w:ascii="Times New Roman" w:hAnsi="Times New Roman" w:eastAsia="黑体"/>
           <w:color w:val="555555"/>
           <w:sz w:val="21"/>
         </w:rPr>
-        <w:t>材料收集者：杜文杰</w:t>
+        <w:t>材料收集者：杜文杰，WX手机：19519196569，QQ:3478827729</w:t>
       </w:r>
     </w:p>
     <w:sectPr>
@@ -3415,7 +3699,7 @@
 </file>
 
 <file path=word/footer1.xml><?xml version="1.0" encoding="utf-8"?>
-<w:ftr xmlns:m="http://schemas.openxmlformats.org/officeDocument/2006/math" xmlns:mc="http://schemas.openxmlformats.org/markup-compatibility/2006" xmlns:mo="http://schemas.microsoft.com/office/mac/office/2008/main" xmlns:mv="urn:schemas-microsoft-com:mac:vml" xmlns:o="urn:schemas-microsoft-com:office:office" xmlns:r="http://schemas.openxmlformats.org/officeDocument/2006/relationships" xmlns:v="urn:schemas-microsoft-com:vml" xmlns:w10="urn:schemas-microsoft-com:office:word" xmlns:w14="http://schemas.microsoft.com/office/word/2010/wordml" xmlns:w="http://schemas.openxmlformats.org/wordprocessingml/2006/main" xmlns:wne="http://schemas.microsoft.com/office/word/2006/wordml" xmlns:wp14="http://schemas.microsoft.com/office/word/2010/wordprocessingDrawing" xmlns:wp="http://schemas.openxmlformats.org/drawingml/2006/wordprocessingDrawing" xmlns:wpc="http://schemas.microsoft.com/office/word/2010/wordprocessingCanvas" xmlns:wpg="http://schemas.microsoft.com/office/word/2010/wordprocessingGroup" xmlns:wpi="http://schemas.microsoft.com/office/word/2010/wordprocessingInk" xmlns:wps="http://schemas.microsoft.com/office/word/2010/wordprocessingShape" mc:Ignorable="w14 wp14">
+<w:ftr xmlns:mc="http://schemas.openxmlformats.org/markup-compatibility/2006" xmlns:w="http://schemas.openxmlformats.org/wordprocessingml/2006/main" xmlns:m="http://schemas.openxmlformats.org/officeDocument/2006/math" xmlns:mo="http://schemas.microsoft.com/office/mac/office/2008/main" xmlns:mv="urn:schemas-microsoft-com:mac:vml" xmlns:o="urn:schemas-microsoft-com:office:office" xmlns:r="http://schemas.openxmlformats.org/officeDocument/2006/relationships" xmlns:v="urn:schemas-microsoft-com:vml" xmlns:w10="urn:schemas-microsoft-com:office:word" xmlns:w14="http://schemas.microsoft.com/office/word/2010/wordml" xmlns:wne="http://schemas.microsoft.com/office/word/2006/wordml" xmlns:wp14="http://schemas.microsoft.com/office/word/2010/wordprocessingDrawing" xmlns:wp="http://schemas.openxmlformats.org/drawingml/2006/wordprocessingDrawing" xmlns:wpc="http://schemas.microsoft.com/office/word/2010/wordprocessingCanvas" xmlns:wpg="http://schemas.microsoft.com/office/word/2010/wordprocessingGroup" xmlns:wpi="http://schemas.microsoft.com/office/word/2010/wordprocessingInk" xmlns:wps="http://schemas.microsoft.com/office/word/2010/wordprocessingShape" mc:Ignorable="w14 wp14">
   <w:p>
     <w:pPr>
       <w:pStyle w:val="Footer"/>
@@ -3423,12 +3707,14 @@
     </w:pPr>
     <w:r>
       <w:rPr>
+        <w:rFonts w:eastAsia="黑体"/>
         <w:sz w:val="18"/>
       </w:rPr>
       <w:t xml:space="preserve">第 </w:t>
     </w:r>
     <w:r>
       <w:rPr>
+        <w:rFonts w:eastAsia="黑体"/>
         <w:sz w:val="18"/>
       </w:rPr>
       <w:fldChar w:fldCharType="begin"/>
@@ -3437,6 +3723,7 @@
     </w:r>
     <w:r>
       <w:rPr>
+        <w:rFonts w:eastAsia="黑体"/>
         <w:sz w:val="18"/>
       </w:rPr>
       <w:t xml:space="preserve"> 页</w:t>
@@ -3450,6 +3737,9 @@
   <w:footnote w:type="continuationSeparator" w:id="0">
     <w:p>
       <w:r>
+        <w:rPr>
+          <w:rFonts w:eastAsia="黑体"/>
+        </w:rPr>
         <w:continuationSeparator/>
       </w:r>
     </w:p>
@@ -3457,6 +3747,9 @@
   <w:footnote w:type="separator" w:id="-1">
     <w:p>
       <w:r>
+        <w:rPr>
+          <w:rFonts w:eastAsia="黑体"/>
+        </w:rPr>
         <w:separator/>
       </w:r>
     </w:p>
@@ -3465,7 +3758,7 @@
 </file>
 
 <file path=word/header1.xml><?xml version="1.0" encoding="utf-8"?>
-<w:hdr xmlns:m="http://schemas.openxmlformats.org/officeDocument/2006/math" xmlns:mc="http://schemas.openxmlformats.org/markup-compatibility/2006" xmlns:mo="http://schemas.microsoft.com/office/mac/office/2008/main" xmlns:mv="urn:schemas-microsoft-com:mac:vml" xmlns:o="urn:schemas-microsoft-com:office:office" xmlns:r="http://schemas.openxmlformats.org/officeDocument/2006/relationships" xmlns:v="urn:schemas-microsoft-com:vml" xmlns:w10="urn:schemas-microsoft-com:office:word" xmlns:w14="http://schemas.microsoft.com/office/word/2010/wordml" xmlns:w="http://schemas.openxmlformats.org/wordprocessingml/2006/main" xmlns:wne="http://schemas.microsoft.com/office/word/2006/wordml" xmlns:wp14="http://schemas.microsoft.com/office/word/2010/wordprocessingDrawing" xmlns:wp="http://schemas.openxmlformats.org/drawingml/2006/wordprocessingDrawing" xmlns:wpc="http://schemas.microsoft.com/office/word/2010/wordprocessingCanvas" xmlns:wpg="http://schemas.microsoft.com/office/word/2010/wordprocessingGroup" xmlns:wpi="http://schemas.microsoft.com/office/word/2010/wordprocessingInk" xmlns:wps="http://schemas.microsoft.com/office/word/2010/wordprocessingShape" mc:Ignorable="w14 wp14">
+<w:hdr xmlns:mc="http://schemas.openxmlformats.org/markup-compatibility/2006" xmlns:w="http://schemas.openxmlformats.org/wordprocessingml/2006/main" xmlns:m="http://schemas.openxmlformats.org/officeDocument/2006/math" xmlns:mo="http://schemas.microsoft.com/office/mac/office/2008/main" xmlns:mv="urn:schemas-microsoft-com:mac:vml" xmlns:o="urn:schemas-microsoft-com:office:office" xmlns:r="http://schemas.openxmlformats.org/officeDocument/2006/relationships" xmlns:v="urn:schemas-microsoft-com:vml" xmlns:w10="urn:schemas-microsoft-com:office:word" xmlns:w14="http://schemas.microsoft.com/office/word/2010/wordml" xmlns:wne="http://schemas.microsoft.com/office/word/2006/wordml" xmlns:wp14="http://schemas.microsoft.com/office/word/2010/wordprocessingDrawing" xmlns:wp="http://schemas.openxmlformats.org/drawingml/2006/wordprocessingDrawing" xmlns:wpc="http://schemas.microsoft.com/office/word/2010/wordprocessingCanvas" xmlns:wpg="http://schemas.microsoft.com/office/word/2010/wordprocessingGroup" xmlns:wpi="http://schemas.microsoft.com/office/word/2010/wordprocessingInk" xmlns:wps="http://schemas.microsoft.com/office/word/2010/wordprocessingShape" mc:Ignorable="w14 wp14">
   <w:p>
     <w:pPr>
       <w:pStyle w:val="Header"/>
@@ -3473,7 +3766,7 @@
     </w:pPr>
     <w:r>
       <w:rPr>
-        <w:rFonts w:ascii="Times New Roman" w:hAnsi="Times New Roman"/>
+        <w:rFonts w:ascii="Times New Roman" w:hAnsi="Times New Roman" w:eastAsia="黑体"/>
         <w:sz w:val="18"/>
         <w:rFonts w:eastAsia="黑体"/>
         <w:rFonts w:eastAsia="黑体"/>
@@ -3485,7 +3778,7 @@
 </file>
 
 <file path=word/numbering.xml><?xml version="1.0" encoding="utf-8"?>
-<w:numbering xmlns:m="http://schemas.openxmlformats.org/officeDocument/2006/math" xmlns:mc="http://schemas.openxmlformats.org/markup-compatibility/2006" xmlns:mo="http://schemas.microsoft.com/office/mac/office/2008/main" xmlns:mv="urn:schemas-microsoft-com:mac:vml" xmlns:o="urn:schemas-microsoft-com:office:office" xmlns:r="http://schemas.openxmlformats.org/officeDocument/2006/relationships" xmlns:v="urn:schemas-microsoft-com:vml" xmlns:w="http://schemas.openxmlformats.org/wordprocessingml/2006/main" xmlns:w10="urn:schemas-microsoft-com:office:word" xmlns:w14="http://schemas.microsoft.com/office/word/2010/wordml" xmlns:wne="http://schemas.microsoft.com/office/word/2006/wordml" xmlns:wp="http://schemas.openxmlformats.org/drawingml/2006/wordprocessingDrawing" xmlns:wp14="http://schemas.microsoft.com/office/word/2010/wordprocessingDrawing" xmlns:wpc="http://schemas.microsoft.com/office/word/2010/wordprocessingCanvas" xmlns:wpg="http://schemas.microsoft.com/office/word/2010/wordprocessingGroup" xmlns:wpi="http://schemas.microsoft.com/office/word/2010/wordprocessingInk" xmlns:wps="http://schemas.microsoft.com/office/word/2010/wordprocessingShape" mc:Ignorable="w14 wp14">
+<w:numbering xmlns:mc="http://schemas.openxmlformats.org/markup-compatibility/2006" xmlns:w="http://schemas.openxmlformats.org/wordprocessingml/2006/main" xmlns:m="http://schemas.openxmlformats.org/officeDocument/2006/math" xmlns:mo="http://schemas.microsoft.com/office/mac/office/2008/main" xmlns:mv="urn:schemas-microsoft-com:mac:vml" xmlns:o="urn:schemas-microsoft-com:office:office" xmlns:r="http://schemas.openxmlformats.org/officeDocument/2006/relationships" xmlns:v="urn:schemas-microsoft-com:vml" xmlns:w10="urn:schemas-microsoft-com:office:word" xmlns:w14="http://schemas.microsoft.com/office/word/2010/wordml" xmlns:wne="http://schemas.microsoft.com/office/word/2006/wordml" xmlns:wp="http://schemas.openxmlformats.org/drawingml/2006/wordprocessingDrawing" xmlns:wp14="http://schemas.microsoft.com/office/word/2010/wordprocessingDrawing" xmlns:wpc="http://schemas.microsoft.com/office/word/2010/wordprocessingCanvas" xmlns:wpg="http://schemas.microsoft.com/office/word/2010/wordprocessingGroup" xmlns:wpi="http://schemas.microsoft.com/office/word/2010/wordprocessingInk" xmlns:wps="http://schemas.microsoft.com/office/word/2010/wordprocessingShape" mc:Ignorable="w14 wp14">
   <w:abstractNum w:abstractNumId="0">
     <w:nsid w:val="FFFFFF7C"/>
     <w:multiLevelType w:val="singleLevel"/>
@@ -3572,7 +3865,7 @@
         <w:ind w:hanging="360" w:left="1440"/>
       </w:pPr>
       <w:rPr>
-        <w:rFonts w:ascii="Symbol" w:hAnsi="Symbol" w:hint="default"/>
+        <w:rFonts w:ascii="Symbol" w:hAnsi="Symbol" w:hint="default" w:eastAsia="黑体"/>
       </w:rPr>
     </w:lvl>
   </w:abstractNum>
@@ -3593,7 +3886,7 @@
         <w:ind w:hanging="360" w:left="1080"/>
       </w:pPr>
       <w:rPr>
-        <w:rFonts w:ascii="Symbol" w:hAnsi="Symbol" w:hint="default"/>
+        <w:rFonts w:ascii="Symbol" w:hAnsi="Symbol" w:hint="default" w:eastAsia="黑体"/>
       </w:rPr>
     </w:lvl>
   </w:abstractNum>
@@ -3614,7 +3907,7 @@
         <w:ind w:hanging="360" w:left="720"/>
       </w:pPr>
       <w:rPr>
-        <w:rFonts w:ascii="Symbol" w:hAnsi="Symbol" w:hint="default"/>
+        <w:rFonts w:ascii="Symbol" w:hAnsi="Symbol" w:hint="default" w:eastAsia="黑体"/>
       </w:rPr>
     </w:lvl>
   </w:abstractNum>
@@ -3653,7 +3946,7 @@
         <w:ind w:hanging="360" w:left="360"/>
       </w:pPr>
       <w:rPr>
-        <w:rFonts w:ascii="Symbol" w:hAnsi="Symbol" w:hint="default"/>
+        <w:rFonts w:ascii="Symbol" w:hAnsi="Symbol" w:hint="default" w:eastAsia="黑体"/>
       </w:rPr>
     </w:lvl>
   </w:abstractNum>
@@ -3744,7 +4037,7 @@
         <w:ind w:left="720" w:hanging="360"/>
       </w:pPr>
       <w:rPr>
-        <w:rFonts w:ascii="Symbol" w:hAnsi="Symbol" w:cs="Symbol" w:hint="default"/>
+        <w:rFonts w:ascii="Symbol" w:hAnsi="Symbol" w:cs="Symbol" w:hint="default" w:eastAsia="黑体"/>
       </w:rPr>
     </w:lvl>
     <w:lvl w:ilvl="1">
@@ -3755,7 +4048,7 @@
         <w:ind w:left="1440" w:hanging="360"/>
       </w:pPr>
       <w:rPr>
-        <w:rFonts w:ascii="Courier New" w:hAnsi="Courier New" w:cs="Courier New" w:hint="default"/>
+        <w:rFonts w:ascii="Courier New" w:hAnsi="Courier New" w:cs="Courier New" w:hint="default" w:eastAsia="黑体"/>
       </w:rPr>
     </w:lvl>
     <w:lvl w:ilvl="2">
@@ -3766,7 +4059,7 @@
         <w:ind w:left="2160" w:hanging="360"/>
       </w:pPr>
       <w:rPr>
-        <w:rFonts w:ascii="Wingdings" w:hAnsi="Wingdings" w:cs="Wingdings" w:hint="default"/>
+        <w:rFonts w:ascii="Wingdings" w:hAnsi="Wingdings" w:cs="Wingdings" w:hint="default" w:eastAsia="黑体"/>
       </w:rPr>
     </w:lvl>
     <w:lvl w:ilvl="3">
@@ -3777,7 +4070,7 @@
         <w:ind w:left="2880" w:hanging="360"/>
       </w:pPr>
       <w:rPr>
-        <w:rFonts w:ascii="Symbol" w:hAnsi="Symbol" w:cs="Symbol" w:hint="default"/>
+        <w:rFonts w:ascii="Symbol" w:hAnsi="Symbol" w:cs="Symbol" w:hint="default" w:eastAsia="黑体"/>
       </w:rPr>
     </w:lvl>
     <w:lvl w:ilvl="4">
@@ -3788,7 +4081,7 @@
         <w:ind w:left="3600" w:hanging="360"/>
       </w:pPr>
       <w:rPr>
-        <w:rFonts w:ascii="Courier New" w:hAnsi="Courier New" w:cs="Courier New" w:hint="default"/>
+        <w:rFonts w:ascii="Courier New" w:hAnsi="Courier New" w:cs="Courier New" w:hint="default" w:eastAsia="黑体"/>
       </w:rPr>
     </w:lvl>
     <w:lvl w:ilvl="5">
@@ -3799,7 +4092,7 @@
         <w:ind w:left="4320" w:hanging="360"/>
       </w:pPr>
       <w:rPr>
-        <w:rFonts w:ascii="Wingdings" w:hAnsi="Wingdings" w:cs="Wingdings" w:hint="default"/>
+        <w:rFonts w:ascii="Wingdings" w:hAnsi="Wingdings" w:cs="Wingdings" w:hint="default" w:eastAsia="黑体"/>
       </w:rPr>
     </w:lvl>
     <w:lvl w:ilvl="6">
@@ -3810,7 +4103,7 @@
         <w:ind w:left="5040" w:hanging="360"/>
       </w:pPr>
       <w:rPr>
-        <w:rFonts w:ascii="Symbol" w:hAnsi="Symbol" w:cs="Symbol" w:hint="default"/>
+        <w:rFonts w:ascii="Symbol" w:hAnsi="Symbol" w:cs="Symbol" w:hint="default" w:eastAsia="黑体"/>
       </w:rPr>
     </w:lvl>
     <w:lvl w:ilvl="7">
@@ -3821,7 +4114,7 @@
         <w:ind w:left="5760" w:hanging="360"/>
       </w:pPr>
       <w:rPr>
-        <w:rFonts w:ascii="Courier New" w:hAnsi="Courier New" w:cs="Courier New" w:hint="default"/>
+        <w:rFonts w:ascii="Courier New" w:hAnsi="Courier New" w:cs="Courier New" w:hint="default" w:eastAsia="黑体"/>
       </w:rPr>
     </w:lvl>
     <w:lvl w:ilvl="8">
@@ -3832,7 +4125,7 @@
         <w:ind w:left="6480" w:hanging="360"/>
       </w:pPr>
       <w:rPr>
-        <w:rFonts w:ascii="Wingdings" w:hAnsi="Wingdings" w:cs="Wingdings" w:hint="default"/>
+        <w:rFonts w:ascii="Wingdings" w:hAnsi="Wingdings" w:cs="Wingdings" w:hint="default" w:eastAsia="黑体"/>
       </w:rPr>
     </w:lvl>
   </w:abstractNum>
@@ -3888,11 +4181,11 @@
 </file>
 
 <file path=word/styles.xml><?xml version="1.0" encoding="utf-8"?>
-<w:styles xmlns:mc="http://schemas.openxmlformats.org/markup-compatibility/2006" xmlns:r="http://schemas.openxmlformats.org/officeDocument/2006/relationships" xmlns:w="http://schemas.openxmlformats.org/wordprocessingml/2006/main" xmlns:w14="http://schemas.microsoft.com/office/word/2010/wordml" mc:Ignorable="w14">
+<w:styles xmlns:mc="http://schemas.openxmlformats.org/markup-compatibility/2006" xmlns:w="http://schemas.openxmlformats.org/wordprocessingml/2006/main" xmlns:r="http://schemas.openxmlformats.org/officeDocument/2006/relationships" xmlns:w14="http://schemas.microsoft.com/office/word/2010/wordml" mc:Ignorable="w14">
   <w:docDefaults>
     <w:rPrDefault>
       <w:rPr>
-        <w:rFonts w:asciiTheme="minorHAnsi" w:cstheme="minorBidi" w:eastAsiaTheme="minorEastAsia" w:hAnsiTheme="minorHAnsi"/>
+        <w:rFonts w:asciiTheme="minorHAnsi" w:cstheme="minorBidi" w:hAnsiTheme="minorHAnsi" w:eastAsia="黑体"/>
         <w:sz w:val="22"/>
         <w:szCs w:val="22"/>
         <w:lang w:bidi="ar-SA" w:eastAsia="en-US" w:val="en-US"/>
@@ -4114,7 +4407,7 @@
       <w:outlineLvl w:val="0"/>
     </w:pPr>
     <w:rPr>
-      <w:rFonts w:ascii="Times New Roman" w:asciiTheme="majorHAnsi" w:cstheme="majorBidi" w:eastAsia="黑体" w:eastAsiaTheme="majorEastAsia" w:hAnsi="Times New Roman" w:hAnsiTheme="majorHAnsi"/>
+      <w:rFonts w:ascii="Times New Roman" w:asciiTheme="majorHAnsi" w:cstheme="majorBidi" w:eastAsia="黑体" w:hAnsi="Times New Roman" w:hAnsiTheme="majorHAnsi"/>
       <w:b/>
       <w:bCs/>
       <w:color w:val="1F3864"/>
@@ -4138,7 +4431,7 @@
       <w:outlineLvl w:val="1"/>
     </w:pPr>
     <w:rPr>
-      <w:rFonts w:ascii="Times New Roman" w:asciiTheme="majorHAnsi" w:cstheme="majorBidi" w:eastAsia="黑体" w:eastAsiaTheme="majorEastAsia" w:hAnsi="Times New Roman" w:hAnsiTheme="majorHAnsi"/>
+      <w:rFonts w:ascii="Times New Roman" w:asciiTheme="majorHAnsi" w:cstheme="majorBidi" w:eastAsia="黑体" w:hAnsi="Times New Roman" w:hAnsiTheme="majorHAnsi"/>
       <w:b/>
       <w:bCs/>
       <w:color w:val="2E4E7E"/>
@@ -4162,7 +4455,7 @@
       <w:outlineLvl w:val="2"/>
     </w:pPr>
     <w:rPr>
-      <w:rFonts w:ascii="Times New Roman" w:asciiTheme="majorHAnsi" w:cstheme="majorBidi" w:eastAsia="黑体" w:eastAsiaTheme="majorEastAsia" w:hAnsi="Times New Roman" w:hAnsiTheme="majorHAnsi"/>
+      <w:rFonts w:ascii="Times New Roman" w:asciiTheme="majorHAnsi" w:cstheme="majorBidi" w:eastAsia="黑体" w:hAnsi="Times New Roman" w:hAnsiTheme="majorHAnsi"/>
       <w:b/>
       <w:bCs/>
       <w:color w:val="2E4E7E"/>
@@ -4186,7 +4479,7 @@
       <w:outlineLvl w:val="3"/>
     </w:pPr>
     <w:rPr>
-      <w:rFonts w:ascii="Times New Roman" w:asciiTheme="majorHAnsi" w:cstheme="majorBidi" w:eastAsia="黑体" w:eastAsiaTheme="majorEastAsia" w:hAnsi="Times New Roman" w:hAnsiTheme="majorHAnsi"/>
+      <w:rFonts w:ascii="Times New Roman" w:asciiTheme="majorHAnsi" w:cstheme="majorBidi" w:eastAsia="黑体" w:hAnsi="Times New Roman" w:hAnsiTheme="majorHAnsi"/>
       <w:b/>
       <w:bCs/>
       <w:i/>
@@ -4212,7 +4505,7 @@
       <w:outlineLvl w:val="4"/>
     </w:pPr>
     <w:rPr>
-      <w:rFonts w:ascii="Times New Roman" w:asciiTheme="majorHAnsi" w:cstheme="majorBidi" w:eastAsia="黑体" w:eastAsiaTheme="majorEastAsia" w:hAnsi="Times New Roman" w:hAnsiTheme="majorHAnsi"/>
+      <w:rFonts w:ascii="Times New Roman" w:asciiTheme="majorHAnsi" w:cstheme="majorBidi" w:eastAsia="黑体" w:hAnsi="Times New Roman" w:hAnsiTheme="majorHAnsi"/>
       <w:b/>
       <w:color w:val="333333"/>
       <w:sz w:val="22"/>
@@ -4235,7 +4528,7 @@
       <w:outlineLvl w:val="5"/>
     </w:pPr>
     <w:rPr>
-      <w:rFonts w:asciiTheme="majorHAnsi" w:cstheme="majorBidi" w:eastAsiaTheme="majorEastAsia" w:hAnsiTheme="majorHAnsi"/>
+      <w:rFonts w:asciiTheme="majorHAnsi" w:cstheme="majorBidi" w:hAnsiTheme="majorHAnsi" w:eastAsia="黑体"/>
       <w:i/>
       <w:iCs/>
       <w:color w:themeColor="accent1" w:themeShade="7F" w:val="243F60"/>
@@ -4258,7 +4551,7 @@
       <w:outlineLvl w:val="6"/>
     </w:pPr>
     <w:rPr>
-      <w:rFonts w:asciiTheme="majorHAnsi" w:cstheme="majorBidi" w:eastAsiaTheme="majorEastAsia" w:hAnsiTheme="majorHAnsi"/>
+      <w:rFonts w:asciiTheme="majorHAnsi" w:cstheme="majorBidi" w:hAnsiTheme="majorHAnsi" w:eastAsia="黑体"/>
       <w:i/>
       <w:iCs/>
       <w:color w:themeColor="text1" w:themeTint="BF" w:val="404040"/>
@@ -4281,7 +4574,7 @@
       <w:outlineLvl w:val="7"/>
     </w:pPr>
     <w:rPr>
-      <w:rFonts w:asciiTheme="majorHAnsi" w:cstheme="majorBidi" w:eastAsiaTheme="majorEastAsia" w:hAnsiTheme="majorHAnsi"/>
+      <w:rFonts w:asciiTheme="majorHAnsi" w:cstheme="majorBidi" w:hAnsiTheme="majorHAnsi" w:eastAsia="黑体"/>
       <w:color w:themeColor="accent1" w:val="4F81BD"/>
       <w:sz w:val="20"/>
       <w:szCs w:val="20"/>
@@ -4304,7 +4597,7 @@
       <w:outlineLvl w:val="8"/>
     </w:pPr>
     <w:rPr>
-      <w:rFonts w:asciiTheme="majorHAnsi" w:cstheme="majorBidi" w:eastAsiaTheme="majorEastAsia" w:hAnsiTheme="majorHAnsi"/>
+      <w:rFonts w:asciiTheme="majorHAnsi" w:cstheme="majorBidi" w:hAnsiTheme="majorHAnsi" w:eastAsia="黑体"/>
       <w:i/>
       <w:iCs/>
       <w:color w:themeColor="text1" w:themeTint="BF" w:val="404040"/>
@@ -4355,7 +4648,7 @@
     <w:uiPriority w:val="9"/>
     <w:rsid w:val="00FC693F"/>
     <w:rPr>
-      <w:rFonts w:asciiTheme="majorHAnsi" w:cstheme="majorBidi" w:eastAsiaTheme="majorEastAsia" w:hAnsiTheme="majorHAnsi"/>
+      <w:rFonts w:asciiTheme="majorHAnsi" w:cstheme="majorBidi" w:hAnsiTheme="majorHAnsi" w:eastAsia="黑体"/>
       <w:b/>
       <w:bCs/>
       <w:color w:themeColor="accent1" w:themeShade="BF" w:val="365F91"/>
@@ -4370,7 +4663,7 @@
     <w:uiPriority w:val="9"/>
     <w:rsid w:val="00FC693F"/>
     <w:rPr>
-      <w:rFonts w:asciiTheme="majorHAnsi" w:cstheme="majorBidi" w:eastAsiaTheme="majorEastAsia" w:hAnsiTheme="majorHAnsi"/>
+      <w:rFonts w:asciiTheme="majorHAnsi" w:cstheme="majorBidi" w:hAnsiTheme="majorHAnsi" w:eastAsia="黑体"/>
       <w:b/>
       <w:bCs/>
       <w:color w:themeColor="accent1" w:val="4F81BD"/>
@@ -4385,7 +4678,7 @@
     <w:uiPriority w:val="9"/>
     <w:rsid w:val="00FC693F"/>
     <w:rPr>
-      <w:rFonts w:asciiTheme="majorHAnsi" w:cstheme="majorBidi" w:eastAsiaTheme="majorEastAsia" w:hAnsiTheme="majorHAnsi"/>
+      <w:rFonts w:asciiTheme="majorHAnsi" w:cstheme="majorBidi" w:hAnsiTheme="majorHAnsi" w:eastAsia="黑体"/>
       <w:b/>
       <w:bCs/>
       <w:color w:themeColor="accent1" w:val="4F81BD"/>
@@ -4408,7 +4701,7 @@
       <w:contextualSpacing/>
     </w:pPr>
     <w:rPr>
-      <w:rFonts w:ascii="Times New Roman" w:asciiTheme="majorHAnsi" w:cstheme="majorBidi" w:eastAsia="黑体" w:eastAsiaTheme="majorEastAsia" w:hAnsi="Times New Roman" w:hAnsiTheme="majorHAnsi"/>
+      <w:rFonts w:ascii="Times New Roman" w:asciiTheme="majorHAnsi" w:cstheme="majorBidi" w:eastAsia="黑体" w:hAnsi="Times New Roman" w:hAnsiTheme="majorHAnsi"/>
       <w:b/>
       <w:color w:val="1F3864"/>
       <w:spacing w:val="5"/>
@@ -4424,7 +4717,7 @@
     <w:uiPriority w:val="10"/>
     <w:rsid w:val="00FC693F"/>
     <w:rPr>
-      <w:rFonts w:asciiTheme="majorHAnsi" w:cstheme="majorBidi" w:eastAsiaTheme="majorEastAsia" w:hAnsiTheme="majorHAnsi"/>
+      <w:rFonts w:asciiTheme="majorHAnsi" w:cstheme="majorBidi" w:hAnsiTheme="majorHAnsi" w:eastAsia="黑体"/>
       <w:color w:themeColor="text2" w:themeShade="BF" w:val="17365D"/>
       <w:spacing w:val="5"/>
       <w:kern w:val="28"/>
@@ -4446,7 +4739,7 @@
       </w:numPr>
     </w:pPr>
     <w:rPr>
-      <w:rFonts w:asciiTheme="majorHAnsi" w:cstheme="majorBidi" w:eastAsiaTheme="majorEastAsia" w:hAnsiTheme="majorHAnsi"/>
+      <w:rFonts w:asciiTheme="majorHAnsi" w:cstheme="majorBidi" w:hAnsiTheme="majorHAnsi" w:eastAsia="黑体"/>
       <w:i/>
       <w:iCs/>
       <w:color w:themeColor="accent1" w:val="4F81BD"/>
@@ -4462,7 +4755,7 @@
     <w:uiPriority w:val="11"/>
     <w:rsid w:val="00FC693F"/>
     <w:rPr>
-      <w:rFonts w:asciiTheme="majorHAnsi" w:cstheme="majorBidi" w:eastAsiaTheme="majorEastAsia" w:hAnsiTheme="majorHAnsi"/>
+      <w:rFonts w:asciiTheme="majorHAnsi" w:cstheme="majorBidi" w:hAnsiTheme="majorHAnsi" w:eastAsia="黑体"/>
       <w:i/>
       <w:iCs/>
       <w:color w:themeColor="accent1" w:val="4F81BD"/>
@@ -4529,6 +4822,7 @@
       <w:spacing w:after="120"/>
     </w:pPr>
     <w:rPr>
+      <w:rFonts w:eastAsia="黑体"/>
       <w:sz w:val="16"/>
       <w:szCs w:val="16"/>
     </w:rPr>
@@ -4540,6 +4834,7 @@
     <w:uiPriority w:val="99"/>
     <w:rsid w:val="00AA1D8D"/>
     <w:rPr>
+      <w:rFonts w:eastAsia="黑体"/>
       <w:sz w:val="16"/>
       <w:szCs w:val="16"/>
     </w:rPr>
@@ -4709,7 +5004,7 @@
       </w:tabs>
     </w:pPr>
     <w:rPr>
-      <w:rFonts w:ascii="Courier" w:hAnsi="Courier"/>
+      <w:rFonts w:ascii="Courier" w:hAnsi="Courier" w:eastAsia="黑体"/>
       <w:sz w:val="20"/>
       <w:szCs w:val="20"/>
     </w:rPr>
@@ -4721,7 +5016,7 @@
     <w:uiPriority w:val="99"/>
     <w:rsid w:val="0029639D"/>
     <w:rPr>
-      <w:rFonts w:ascii="Courier" w:hAnsi="Courier"/>
+      <w:rFonts w:ascii="Courier" w:hAnsi="Courier" w:eastAsia="黑体"/>
       <w:sz w:val="20"/>
       <w:szCs w:val="20"/>
     </w:rPr>
@@ -4757,6 +5052,7 @@
     <w:uiPriority w:val="29"/>
     <w:rsid w:val="00FC693F"/>
     <w:rPr>
+      <w:rFonts w:eastAsia="黑体"/>
       <w:i/>
       <w:iCs/>
       <w:color w:themeColor="text1" w:val="000000"/>
@@ -4770,7 +5066,7 @@
     <w:semiHidden/>
     <w:rsid w:val="00FC693F"/>
     <w:rPr>
-      <w:rFonts w:asciiTheme="majorHAnsi" w:cstheme="majorBidi" w:eastAsiaTheme="majorEastAsia" w:hAnsiTheme="majorHAnsi"/>
+      <w:rFonts w:asciiTheme="majorHAnsi" w:cstheme="majorBidi" w:hAnsiTheme="majorHAnsi" w:eastAsia="黑体"/>
       <w:b/>
       <w:bCs/>
       <w:i/>
@@ -4786,7 +5082,7 @@
     <w:semiHidden/>
     <w:rsid w:val="00FC693F"/>
     <w:rPr>
-      <w:rFonts w:asciiTheme="majorHAnsi" w:cstheme="majorBidi" w:eastAsiaTheme="majorEastAsia" w:hAnsiTheme="majorHAnsi"/>
+      <w:rFonts w:asciiTheme="majorHAnsi" w:cstheme="majorBidi" w:hAnsiTheme="majorHAnsi" w:eastAsia="黑体"/>
       <w:color w:themeColor="accent1" w:themeShade="7F" w:val="243F60"/>
     </w:rPr>
   </w:style>
@@ -4798,7 +5094,7 @@
     <w:semiHidden/>
     <w:rsid w:val="00FC693F"/>
     <w:rPr>
-      <w:rFonts w:asciiTheme="majorHAnsi" w:cstheme="majorBidi" w:eastAsiaTheme="majorEastAsia" w:hAnsiTheme="majorHAnsi"/>
+      <w:rFonts w:asciiTheme="majorHAnsi" w:cstheme="majorBidi" w:hAnsiTheme="majorHAnsi" w:eastAsia="黑体"/>
       <w:i/>
       <w:iCs/>
       <w:color w:themeColor="accent1" w:themeShade="7F" w:val="243F60"/>
@@ -4812,7 +5108,7 @@
     <w:semiHidden/>
     <w:rsid w:val="00FC693F"/>
     <w:rPr>
-      <w:rFonts w:asciiTheme="majorHAnsi" w:cstheme="majorBidi" w:eastAsiaTheme="majorEastAsia" w:hAnsiTheme="majorHAnsi"/>
+      <w:rFonts w:asciiTheme="majorHAnsi" w:cstheme="majorBidi" w:hAnsiTheme="majorHAnsi" w:eastAsia="黑体"/>
       <w:i/>
       <w:iCs/>
       <w:color w:themeColor="text1" w:themeTint="BF" w:val="404040"/>
@@ -4826,7 +5122,7 @@
     <w:semiHidden/>
     <w:rsid w:val="00FC693F"/>
     <w:rPr>
-      <w:rFonts w:asciiTheme="majorHAnsi" w:cstheme="majorBidi" w:eastAsiaTheme="majorEastAsia" w:hAnsiTheme="majorHAnsi"/>
+      <w:rFonts w:asciiTheme="majorHAnsi" w:cstheme="majorBidi" w:hAnsiTheme="majorHAnsi" w:eastAsia="黑体"/>
       <w:color w:themeColor="accent1" w:val="4F81BD"/>
       <w:sz w:val="20"/>
       <w:szCs w:val="20"/>
@@ -4840,7 +5136,7 @@
     <w:semiHidden/>
     <w:rsid w:val="00FC693F"/>
     <w:rPr>
-      <w:rFonts w:asciiTheme="majorHAnsi" w:cstheme="majorBidi" w:eastAsiaTheme="majorEastAsia" w:hAnsiTheme="majorHAnsi"/>
+      <w:rFonts w:asciiTheme="majorHAnsi" w:cstheme="majorBidi" w:hAnsiTheme="majorHAnsi" w:eastAsia="黑体"/>
       <w:i/>
       <w:iCs/>
       <w:color w:themeColor="text1" w:themeTint="BF" w:val="404040"/>
@@ -4861,6 +5157,7 @@
       <w:spacing w:line="240" w:lineRule="auto"/>
     </w:pPr>
     <w:rPr>
+      <w:rFonts w:eastAsia="黑体"/>
       <w:b/>
       <w:bCs/>
       <w:color w:themeColor="accent1" w:val="4F81BD"/>
@@ -4875,6 +5172,7 @@
     <w:qFormat/>
     <w:rsid w:val="00FC693F"/>
     <w:rPr>
+      <w:rFonts w:eastAsia="黑体"/>
       <w:b/>
       <w:bCs/>
     </w:rPr>
@@ -4886,6 +5184,7 @@
     <w:qFormat/>
     <w:rsid w:val="00FC693F"/>
     <w:rPr>
+      <w:rFonts w:eastAsia="黑体"/>
       <w:i/>
       <w:iCs/>
     </w:rPr>
@@ -4906,6 +5205,7 @@
       <w:ind w:left="936" w:right="936"/>
     </w:pPr>
     <w:rPr>
+      <w:rFonts w:eastAsia="黑体"/>
       <w:b/>
       <w:bCs/>
       <w:i/>
@@ -4920,6 +5220,7 @@
     <w:uiPriority w:val="30"/>
     <w:rsid w:val="00FC693F"/>
     <w:rPr>
+      <w:rFonts w:eastAsia="黑体"/>
       <w:b/>
       <w:bCs/>
       <w:i/>
@@ -4934,6 +5235,7 @@
     <w:qFormat/>
     <w:rsid w:val="00FC693F"/>
     <w:rPr>
+      <w:rFonts w:eastAsia="黑体"/>
       <w:i/>
       <w:iCs/>
       <w:color w:themeColor="text1" w:themeTint="7F" w:val="808080"/>
@@ -4946,6 +5248,7 @@
     <w:qFormat/>
     <w:rsid w:val="00FC693F"/>
     <w:rPr>
+      <w:rFonts w:eastAsia="黑体"/>
       <w:b/>
       <w:bCs/>
       <w:i/>
@@ -4960,6 +5263,7 @@
     <w:qFormat/>
     <w:rsid w:val="00FC693F"/>
     <w:rPr>
+      <w:rFonts w:eastAsia="黑体"/>
       <w:smallCaps/>
       <w:color w:themeColor="accent2" w:val="C0504D"/>
       <w:u w:val="single"/>
@@ -4972,6 +5276,7 @@
     <w:qFormat/>
     <w:rsid w:val="00FC693F"/>
     <w:rPr>
+      <w:rFonts w:eastAsia="黑体"/>
       <w:b/>
       <w:bCs/>
       <w:smallCaps/>
@@ -4987,6 +5292,7 @@
     <w:qFormat/>
     <w:rsid w:val="00FC693F"/>
     <w:rPr>
+      <w:rFonts w:eastAsia="黑体"/>
       <w:b/>
       <w:bCs/>
       <w:smallCaps/>
@@ -5041,6 +5347,7 @@
       <w:spacing w:after="0" w:line="240" w:lineRule="auto"/>
     </w:pPr>
     <w:rPr>
+      <w:rFonts w:eastAsia="黑体"/>
       <w:color w:themeColor="text1" w:themeShade="BF" w:val="000000"/>
     </w:rPr>
     <w:tblPr>
@@ -5063,6 +5370,7 @@
         <w:spacing w:after="0" w:before="0" w:line="240" w:lineRule="auto"/>
       </w:pPr>
       <w:rPr>
+        <w:rFonts w:eastAsia="黑体"/>
         <w:b/>
         <w:bCs/>
       </w:rPr>
@@ -5083,6 +5391,7 @@
         <w:spacing w:after="0" w:before="0" w:line="240" w:lineRule="auto"/>
       </w:pPr>
       <w:rPr>
+        <w:rFonts w:eastAsia="黑体"/>
         <w:b/>
         <w:bCs/>
       </w:rPr>
@@ -5100,12 +5409,14 @@
     </w:tblStylePr>
     <w:tblStylePr w:type="firstCol">
       <w:rPr>
+        <w:rFonts w:eastAsia="黑体"/>
         <w:b/>
         <w:bCs/>
       </w:rPr>
     </w:tblStylePr>
     <w:tblStylePr w:type="lastCol">
       <w:rPr>
+        <w:rFonts w:eastAsia="黑体"/>
         <w:b/>
         <w:bCs/>
       </w:rPr>
@@ -5144,6 +5455,7 @@
       <w:spacing w:after="0" w:line="240" w:lineRule="auto"/>
     </w:pPr>
     <w:rPr>
+      <w:rFonts w:eastAsia="黑体"/>
       <w:color w:themeColor="accent1" w:themeShade="BF" w:val="365F91"/>
     </w:rPr>
     <w:tblPr>
@@ -5166,6 +5478,7 @@
         <w:spacing w:after="0" w:before="0" w:line="240" w:lineRule="auto"/>
       </w:pPr>
       <w:rPr>
+        <w:rFonts w:eastAsia="黑体"/>
         <w:b/>
         <w:bCs/>
       </w:rPr>
@@ -5186,6 +5499,7 @@
         <w:spacing w:after="0" w:before="0" w:line="240" w:lineRule="auto"/>
       </w:pPr>
       <w:rPr>
+        <w:rFonts w:eastAsia="黑体"/>
         <w:b/>
         <w:bCs/>
       </w:rPr>
@@ -5203,12 +5517,14 @@
     </w:tblStylePr>
     <w:tblStylePr w:type="firstCol">
       <w:rPr>
+        <w:rFonts w:eastAsia="黑体"/>
         <w:b/>
         <w:bCs/>
       </w:rPr>
     </w:tblStylePr>
     <w:tblStylePr w:type="lastCol">
       <w:rPr>
+        <w:rFonts w:eastAsia="黑体"/>
         <w:b/>
         <w:bCs/>
       </w:rPr>
@@ -5247,6 +5563,7 @@
       <w:spacing w:after="0" w:line="240" w:lineRule="auto"/>
     </w:pPr>
     <w:rPr>
+      <w:rFonts w:eastAsia="黑体"/>
       <w:color w:themeColor="accent2" w:themeShade="BF" w:val="943634"/>
     </w:rPr>
     <w:tblPr>
@@ -5269,6 +5586,7 @@
         <w:spacing w:after="0" w:before="0" w:line="240" w:lineRule="auto"/>
       </w:pPr>
       <w:rPr>
+        <w:rFonts w:eastAsia="黑体"/>
         <w:b/>
         <w:bCs/>
       </w:rPr>
@@ -5289,6 +5607,7 @@
         <w:spacing w:after="0" w:before="0" w:line="240" w:lineRule="auto"/>
       </w:pPr>
       <w:rPr>
+        <w:rFonts w:eastAsia="黑体"/>
         <w:b/>
         <w:bCs/>
       </w:rPr>
@@ -5306,12 +5625,14 @@
     </w:tblStylePr>
     <w:tblStylePr w:type="firstCol">
       <w:rPr>
+        <w:rFonts w:eastAsia="黑体"/>
         <w:b/>
         <w:bCs/>
       </w:rPr>
     </w:tblStylePr>
     <w:tblStylePr w:type="lastCol">
       <w:rPr>
+        <w:rFonts w:eastAsia="黑体"/>
         <w:b/>
         <w:bCs/>
       </w:rPr>
@@ -5350,6 +5671,7 @@
       <w:spacing w:after="0" w:line="240" w:lineRule="auto"/>
     </w:pPr>
     <w:rPr>
+      <w:rFonts w:eastAsia="黑体"/>
       <w:color w:themeColor="accent3" w:themeShade="BF" w:val="76923C"/>
     </w:rPr>
     <w:tblPr>
@@ -5372,6 +5694,7 @@
         <w:spacing w:after="0" w:before="0" w:line="240" w:lineRule="auto"/>
       </w:pPr>
       <w:rPr>
+        <w:rFonts w:eastAsia="黑体"/>
         <w:b/>
         <w:bCs/>
       </w:rPr>
@@ -5392,6 +5715,7 @@
         <w:spacing w:after="0" w:before="0" w:line="240" w:lineRule="auto"/>
       </w:pPr>
       <w:rPr>
+        <w:rFonts w:eastAsia="黑体"/>
         <w:b/>
         <w:bCs/>
       </w:rPr>
@@ -5409,12 +5733,14 @@
     </w:tblStylePr>
     <w:tblStylePr w:type="firstCol">
       <w:rPr>
+        <w:rFonts w:eastAsia="黑体"/>
         <w:b/>
         <w:bCs/>
       </w:rPr>
     </w:tblStylePr>
     <w:tblStylePr w:type="lastCol">
       <w:rPr>
+        <w:rFonts w:eastAsia="黑体"/>
         <w:b/>
         <w:bCs/>
       </w:rPr>
@@ -5453,6 +5779,7 @@
       <w:spacing w:after="0" w:line="240" w:lineRule="auto"/>
     </w:pPr>
     <w:rPr>
+      <w:rFonts w:eastAsia="黑体"/>
       <w:color w:themeColor="accent4" w:themeShade="BF" w:val="5F497A"/>
     </w:rPr>
     <w:tblPr>
@@ -5475,6 +5802,7 @@
         <w:spacing w:after="0" w:before="0" w:line="240" w:lineRule="auto"/>
       </w:pPr>
       <w:rPr>
+        <w:rFonts w:eastAsia="黑体"/>
         <w:b/>
         <w:bCs/>
       </w:rPr>
@@ -5495,6 +5823,7 @@
         <w:spacing w:after="0" w:before="0" w:line="240" w:lineRule="auto"/>
       </w:pPr>
       <w:rPr>
+        <w:rFonts w:eastAsia="黑体"/>
         <w:b/>
         <w:bCs/>
       </w:rPr>
@@ -5512,12 +5841,14 @@
     </w:tblStylePr>
     <w:tblStylePr w:type="firstCol">
       <w:rPr>
+        <w:rFonts w:eastAsia="黑体"/>
         <w:b/>
         <w:bCs/>
       </w:rPr>
     </w:tblStylePr>
     <w:tblStylePr w:type="lastCol">
       <w:rPr>
+        <w:rFonts w:eastAsia="黑体"/>
         <w:b/>
         <w:bCs/>
       </w:rPr>
@@ -5556,6 +5887,7 @@
       <w:spacing w:after="0" w:line="240" w:lineRule="auto"/>
     </w:pPr>
     <w:rPr>
+      <w:rFonts w:eastAsia="黑体"/>
       <w:color w:themeColor="accent5" w:themeShade="BF" w:val="31849B"/>
     </w:rPr>
     <w:tblPr>
@@ -5578,6 +5910,7 @@
         <w:spacing w:after="0" w:before="0" w:line="240" w:lineRule="auto"/>
       </w:pPr>
       <w:rPr>
+        <w:rFonts w:eastAsia="黑体"/>
         <w:b/>
         <w:bCs/>
       </w:rPr>
@@ -5598,6 +5931,7 @@
         <w:spacing w:after="0" w:before="0" w:line="240" w:lineRule="auto"/>
       </w:pPr>
       <w:rPr>
+        <w:rFonts w:eastAsia="黑体"/>
         <w:b/>
         <w:bCs/>
       </w:rPr>
@@ -5615,12 +5949,14 @@
     </w:tblStylePr>
     <w:tblStylePr w:type="firstCol">
       <w:rPr>
+        <w:rFonts w:eastAsia="黑体"/>
         <w:b/>
         <w:bCs/>
       </w:rPr>
     </w:tblStylePr>
     <w:tblStylePr w:type="lastCol">
       <w:rPr>
+        <w:rFonts w:eastAsia="黑体"/>
         <w:b/>
         <w:bCs/>
       </w:rPr>
@@ -5659,6 +5995,7 @@
       <w:spacing w:after="0" w:line="240" w:lineRule="auto"/>
     </w:pPr>
     <w:rPr>
+      <w:rFonts w:eastAsia="黑体"/>
       <w:color w:themeColor="accent6" w:themeShade="BF" w:val="E36C0A"/>
     </w:rPr>
     <w:tblPr>
@@ -5681,6 +6018,7 @@
         <w:spacing w:after="0" w:before="0" w:line="240" w:lineRule="auto"/>
       </w:pPr>
       <w:rPr>
+        <w:rFonts w:eastAsia="黑体"/>
         <w:b/>
         <w:bCs/>
       </w:rPr>
@@ -5701,6 +6039,7 @@
         <w:spacing w:after="0" w:before="0" w:line="240" w:lineRule="auto"/>
       </w:pPr>
       <w:rPr>
+        <w:rFonts w:eastAsia="黑体"/>
         <w:b/>
         <w:bCs/>
       </w:rPr>
@@ -5718,12 +6057,14 @@
     </w:tblStylePr>
     <w:tblStylePr w:type="firstCol">
       <w:rPr>
+        <w:rFonts w:eastAsia="黑体"/>
         <w:b/>
         <w:bCs/>
       </w:rPr>
     </w:tblStylePr>
     <w:tblStylePr w:type="lastCol">
       <w:rPr>
+        <w:rFonts w:eastAsia="黑体"/>
         <w:b/>
         <w:bCs/>
       </w:rPr>
@@ -5783,6 +6124,7 @@
         <w:spacing w:after="0" w:before="0" w:line="240" w:lineRule="auto"/>
       </w:pPr>
       <w:rPr>
+        <w:rFonts w:eastAsia="黑体"/>
         <w:b/>
         <w:bCs/>
         <w:color w:themeColor="background1" w:val="FFFFFF"/>
@@ -5797,6 +6139,7 @@
         <w:spacing w:after="0" w:before="0" w:line="240" w:lineRule="auto"/>
       </w:pPr>
       <w:rPr>
+        <w:rFonts w:eastAsia="黑体"/>
         <w:b/>
         <w:bCs/>
       </w:rPr>
@@ -5812,12 +6155,14 @@
     </w:tblStylePr>
     <w:tblStylePr w:type="firstCol">
       <w:rPr>
+        <w:rFonts w:eastAsia="黑体"/>
         <w:b/>
         <w:bCs/>
       </w:rPr>
     </w:tblStylePr>
     <w:tblStylePr w:type="lastCol">
       <w:rPr>
+        <w:rFonts w:eastAsia="黑体"/>
         <w:b/>
         <w:bCs/>
       </w:rPr>
@@ -5875,6 +6220,7 @@
         <w:spacing w:after="0" w:before="0" w:line="240" w:lineRule="auto"/>
       </w:pPr>
       <w:rPr>
+        <w:rFonts w:eastAsia="黑体"/>
         <w:b/>
         <w:bCs/>
         <w:color w:themeColor="background1" w:val="FFFFFF"/>
@@ -5889,6 +6235,7 @@
         <w:spacing w:after="0" w:before="0" w:line="240" w:lineRule="auto"/>
       </w:pPr>
       <w:rPr>
+        <w:rFonts w:eastAsia="黑体"/>
         <w:b/>
         <w:bCs/>
       </w:rPr>
@@ -5904,12 +6251,14 @@
     </w:tblStylePr>
     <w:tblStylePr w:type="firstCol">
       <w:rPr>
+        <w:rFonts w:eastAsia="黑体"/>
         <w:b/>
         <w:bCs/>
       </w:rPr>
     </w:tblStylePr>
     <w:tblStylePr w:type="lastCol">
       <w:rPr>
+        <w:rFonts w:eastAsia="黑体"/>
         <w:b/>
         <w:bCs/>
       </w:rPr>
@@ -5967,6 +6316,7 @@
         <w:spacing w:after="0" w:before="0" w:line="240" w:lineRule="auto"/>
       </w:pPr>
       <w:rPr>
+        <w:rFonts w:eastAsia="黑体"/>
         <w:b/>
         <w:bCs/>
         <w:color w:themeColor="background1" w:val="FFFFFF"/>
@@ -5981,6 +6331,7 @@
         <w:spacing w:after="0" w:before="0" w:line="240" w:lineRule="auto"/>
       </w:pPr>
       <w:rPr>
+        <w:rFonts w:eastAsia="黑体"/>
         <w:b/>
         <w:bCs/>
       </w:rPr>
@@ -5996,12 +6347,14 @@
     </w:tblStylePr>
     <w:tblStylePr w:type="firstCol">
       <w:rPr>
+        <w:rFonts w:eastAsia="黑体"/>
         <w:b/>
         <w:bCs/>
       </w:rPr>
     </w:tblStylePr>
     <w:tblStylePr w:type="lastCol">
       <w:rPr>
+        <w:rFonts w:eastAsia="黑体"/>
         <w:b/>
         <w:bCs/>
       </w:rPr>
@@ -6059,6 +6412,7 @@
         <w:spacing w:after="0" w:before="0" w:line="240" w:lineRule="auto"/>
       </w:pPr>
       <w:rPr>
+        <w:rFonts w:eastAsia="黑体"/>
         <w:b/>
         <w:bCs/>
         <w:color w:themeColor="background1" w:val="FFFFFF"/>
@@ -6073,6 +6427,7 @@
         <w:spacing w:after="0" w:before="0" w:line="240" w:lineRule="auto"/>
       </w:pPr>
       <w:rPr>
+        <w:rFonts w:eastAsia="黑体"/>
         <w:b/>
         <w:bCs/>
       </w:rPr>
@@ -6088,12 +6443,14 @@
     </w:tblStylePr>
     <w:tblStylePr w:type="firstCol">
       <w:rPr>
+        <w:rFonts w:eastAsia="黑体"/>
         <w:b/>
         <w:bCs/>
       </w:rPr>
     </w:tblStylePr>
     <w:tblStylePr w:type="lastCol">
       <w:rPr>
+        <w:rFonts w:eastAsia="黑体"/>
         <w:b/>
         <w:bCs/>
       </w:rPr>
@@ -6151,6 +6508,7 @@
         <w:spacing w:after="0" w:before="0" w:line="240" w:lineRule="auto"/>
       </w:pPr>
       <w:rPr>
+        <w:rFonts w:eastAsia="黑体"/>
         <w:b/>
         <w:bCs/>
         <w:color w:themeColor="background1" w:val="FFFFFF"/>
@@ -6165,6 +6523,7 @@
         <w:spacing w:after="0" w:before="0" w:line="240" w:lineRule="auto"/>
       </w:pPr>
       <w:rPr>
+        <w:rFonts w:eastAsia="黑体"/>
         <w:b/>
         <w:bCs/>
       </w:rPr>
@@ -6180,12 +6539,14 @@
     </w:tblStylePr>
     <w:tblStylePr w:type="firstCol">
       <w:rPr>
+        <w:rFonts w:eastAsia="黑体"/>
         <w:b/>
         <w:bCs/>
       </w:rPr>
     </w:tblStylePr>
     <w:tblStylePr w:type="lastCol">
       <w:rPr>
+        <w:rFonts w:eastAsia="黑体"/>
         <w:b/>
         <w:bCs/>
       </w:rPr>
@@ -6243,6 +6604,7 @@
         <w:spacing w:after="0" w:before="0" w:line="240" w:lineRule="auto"/>
       </w:pPr>
       <w:rPr>
+        <w:rFonts w:eastAsia="黑体"/>
         <w:b/>
         <w:bCs/>
         <w:color w:themeColor="background1" w:val="FFFFFF"/>
@@ -6257,6 +6619,7 @@
         <w:spacing w:after="0" w:before="0" w:line="240" w:lineRule="auto"/>
       </w:pPr>
       <w:rPr>
+        <w:rFonts w:eastAsia="黑体"/>
         <w:b/>
         <w:bCs/>
       </w:rPr>
@@ -6272,12 +6635,14 @@
     </w:tblStylePr>
     <w:tblStylePr w:type="firstCol">
       <w:rPr>
+        <w:rFonts w:eastAsia="黑体"/>
         <w:b/>
         <w:bCs/>
       </w:rPr>
     </w:tblStylePr>
     <w:tblStylePr w:type="lastCol">
       <w:rPr>
+        <w:rFonts w:eastAsia="黑体"/>
         <w:b/>
         <w:bCs/>
       </w:rPr>
@@ -6335,6 +6700,7 @@
         <w:spacing w:after="0" w:before="0" w:line="240" w:lineRule="auto"/>
       </w:pPr>
       <w:rPr>
+        <w:rFonts w:eastAsia="黑体"/>
         <w:b/>
         <w:bCs/>
         <w:color w:themeColor="background1" w:val="FFFFFF"/>
@@ -6349,6 +6715,7 @@
         <w:spacing w:after="0" w:before="0" w:line="240" w:lineRule="auto"/>
       </w:pPr>
       <w:rPr>
+        <w:rFonts w:eastAsia="黑体"/>
         <w:b/>
         <w:bCs/>
       </w:rPr>
@@ -6364,12 +6731,14 @@
     </w:tblStylePr>
     <w:tblStylePr w:type="firstCol">
       <w:rPr>
+        <w:rFonts w:eastAsia="黑体"/>
         <w:b/>
         <w:bCs/>
       </w:rPr>
     </w:tblStylePr>
     <w:tblStylePr w:type="lastCol">
       <w:rPr>
+        <w:rFonts w:eastAsia="黑体"/>
         <w:b/>
         <w:bCs/>
       </w:rPr>
@@ -6429,7 +6798,7 @@
         <w:spacing w:after="0" w:before="0" w:line="240" w:lineRule="auto"/>
       </w:pPr>
       <w:rPr>
-        <w:rFonts w:asciiTheme="majorHAnsi" w:cstheme="majorBidi" w:eastAsiaTheme="majorEastAsia" w:hAnsiTheme="majorHAnsi"/>
+        <w:rFonts w:asciiTheme="majorHAnsi" w:cstheme="majorBidi" w:hAnsiTheme="majorHAnsi" w:eastAsia="黑体"/>
         <w:b/>
         <w:bCs/>
       </w:rPr>
@@ -6450,7 +6819,7 @@
         <w:spacing w:after="0" w:before="0" w:line="240" w:lineRule="auto"/>
       </w:pPr>
       <w:rPr>
-        <w:rFonts w:asciiTheme="majorHAnsi" w:cstheme="majorBidi" w:eastAsiaTheme="majorEastAsia" w:hAnsiTheme="majorHAnsi"/>
+        <w:rFonts w:asciiTheme="majorHAnsi" w:cstheme="majorBidi" w:hAnsiTheme="majorHAnsi" w:eastAsia="黑体"/>
         <w:b/>
         <w:bCs/>
       </w:rPr>
@@ -6468,14 +6837,14 @@
     </w:tblStylePr>
     <w:tblStylePr w:type="firstCol">
       <w:rPr>
-        <w:rFonts w:asciiTheme="majorHAnsi" w:cstheme="majorBidi" w:eastAsiaTheme="majorEastAsia" w:hAnsiTheme="majorHAnsi"/>
+        <w:rFonts w:asciiTheme="majorHAnsi" w:cstheme="majorBidi" w:hAnsiTheme="majorHAnsi" w:eastAsia="黑体"/>
         <w:b/>
         <w:bCs/>
       </w:rPr>
     </w:tblStylePr>
     <w:tblStylePr w:type="lastCol">
       <w:rPr>
-        <w:rFonts w:asciiTheme="majorHAnsi" w:cstheme="majorBidi" w:eastAsiaTheme="majorEastAsia" w:hAnsiTheme="majorHAnsi"/>
+        <w:rFonts w:asciiTheme="majorHAnsi" w:cstheme="majorBidi" w:hAnsiTheme="majorHAnsi" w:eastAsia="黑体"/>
         <w:b/>
         <w:bCs/>
       </w:rPr>
@@ -6559,7 +6928,7 @@
         <w:spacing w:after="0" w:before="0" w:line="240" w:lineRule="auto"/>
       </w:pPr>
       <w:rPr>
-        <w:rFonts w:asciiTheme="majorHAnsi" w:cstheme="majorBidi" w:eastAsiaTheme="majorEastAsia" w:hAnsiTheme="majorHAnsi"/>
+        <w:rFonts w:asciiTheme="majorHAnsi" w:cstheme="majorBidi" w:hAnsiTheme="majorHAnsi" w:eastAsia="黑体"/>
         <w:b/>
         <w:bCs/>
       </w:rPr>
@@ -6580,7 +6949,7 @@
         <w:spacing w:after="0" w:before="0" w:line="240" w:lineRule="auto"/>
       </w:pPr>
       <w:rPr>
-        <w:rFonts w:asciiTheme="majorHAnsi" w:cstheme="majorBidi" w:eastAsiaTheme="majorEastAsia" w:hAnsiTheme="majorHAnsi"/>
+        <w:rFonts w:asciiTheme="majorHAnsi" w:cstheme="majorBidi" w:hAnsiTheme="majorHAnsi" w:eastAsia="黑体"/>
         <w:b/>
         <w:bCs/>
       </w:rPr>
@@ -6598,14 +6967,14 @@
     </w:tblStylePr>
     <w:tblStylePr w:type="firstCol">
       <w:rPr>
-        <w:rFonts w:asciiTheme="majorHAnsi" w:cstheme="majorBidi" w:eastAsiaTheme="majorEastAsia" w:hAnsiTheme="majorHAnsi"/>
+        <w:rFonts w:asciiTheme="majorHAnsi" w:cstheme="majorBidi" w:hAnsiTheme="majorHAnsi" w:eastAsia="黑体"/>
         <w:b/>
         <w:bCs/>
       </w:rPr>
     </w:tblStylePr>
     <w:tblStylePr w:type="lastCol">
       <w:rPr>
-        <w:rFonts w:asciiTheme="majorHAnsi" w:cstheme="majorBidi" w:eastAsiaTheme="majorEastAsia" w:hAnsiTheme="majorHAnsi"/>
+        <w:rFonts w:asciiTheme="majorHAnsi" w:cstheme="majorBidi" w:hAnsiTheme="majorHAnsi" w:eastAsia="黑体"/>
         <w:b/>
         <w:bCs/>
       </w:rPr>
@@ -6689,7 +7058,7 @@
         <w:spacing w:after="0" w:before="0" w:line="240" w:lineRule="auto"/>
       </w:pPr>
       <w:rPr>
-        <w:rFonts w:asciiTheme="majorHAnsi" w:cstheme="majorBidi" w:eastAsiaTheme="majorEastAsia" w:hAnsiTheme="majorHAnsi"/>
+        <w:rFonts w:asciiTheme="majorHAnsi" w:cstheme="majorBidi" w:hAnsiTheme="majorHAnsi" w:eastAsia="黑体"/>
         <w:b/>
         <w:bCs/>
       </w:rPr>
@@ -6710,7 +7079,7 @@
         <w:spacing w:after="0" w:before="0" w:line="240" w:lineRule="auto"/>
       </w:pPr>
       <w:rPr>
-        <w:rFonts w:asciiTheme="majorHAnsi" w:cstheme="majorBidi" w:eastAsiaTheme="majorEastAsia" w:hAnsiTheme="majorHAnsi"/>
+        <w:rFonts w:asciiTheme="majorHAnsi" w:cstheme="majorBidi" w:hAnsiTheme="majorHAnsi" w:eastAsia="黑体"/>
         <w:b/>
         <w:bCs/>
       </w:rPr>
@@ -6728,14 +7097,14 @@
     </w:tblStylePr>
     <w:tblStylePr w:type="firstCol">
       <w:rPr>
-        <w:rFonts w:asciiTheme="majorHAnsi" w:cstheme="majorBidi" w:eastAsiaTheme="majorEastAsia" w:hAnsiTheme="majorHAnsi"/>
+        <w:rFonts w:asciiTheme="majorHAnsi" w:cstheme="majorBidi" w:hAnsiTheme="majorHAnsi" w:eastAsia="黑体"/>
         <w:b/>
         <w:bCs/>
       </w:rPr>
     </w:tblStylePr>
     <w:tblStylePr w:type="lastCol">
       <w:rPr>
-        <w:rFonts w:asciiTheme="majorHAnsi" w:cstheme="majorBidi" w:eastAsiaTheme="majorEastAsia" w:hAnsiTheme="majorHAnsi"/>
+        <w:rFonts w:asciiTheme="majorHAnsi" w:cstheme="majorBidi" w:hAnsiTheme="majorHAnsi" w:eastAsia="黑体"/>
         <w:b/>
         <w:bCs/>
       </w:rPr>
@@ -6819,7 +7188,7 @@
         <w:spacing w:after="0" w:before="0" w:line="240" w:lineRule="auto"/>
       </w:pPr>
       <w:rPr>
-        <w:rFonts w:asciiTheme="majorHAnsi" w:cstheme="majorBidi" w:eastAsiaTheme="majorEastAsia" w:hAnsiTheme="majorHAnsi"/>
+        <w:rFonts w:asciiTheme="majorHAnsi" w:cstheme="majorBidi" w:hAnsiTheme="majorHAnsi" w:eastAsia="黑体"/>
         <w:b/>
         <w:bCs/>
       </w:rPr>
@@ -6840,7 +7209,7 @@
         <w:spacing w:after="0" w:before="0" w:line="240" w:lineRule="auto"/>
       </w:pPr>
       <w:rPr>
-        <w:rFonts w:asciiTheme="majorHAnsi" w:cstheme="majorBidi" w:eastAsiaTheme="majorEastAsia" w:hAnsiTheme="majorHAnsi"/>
+        <w:rFonts w:asciiTheme="majorHAnsi" w:cstheme="majorBidi" w:hAnsiTheme="majorHAnsi" w:eastAsia="黑体"/>
         <w:b/>
         <w:bCs/>
       </w:rPr>
@@ -6858,14 +7227,14 @@
     </w:tblStylePr>
     <w:tblStylePr w:type="firstCol">
       <w:rPr>
-        <w:rFonts w:asciiTheme="majorHAnsi" w:cstheme="majorBidi" w:eastAsiaTheme="majorEastAsia" w:hAnsiTheme="majorHAnsi"/>
+        <w:rFonts w:asciiTheme="majorHAnsi" w:cstheme="majorBidi" w:hAnsiTheme="majorHAnsi" w:eastAsia="黑体"/>
         <w:b/>
         <w:bCs/>
       </w:rPr>
     </w:tblStylePr>
     <w:tblStylePr w:type="lastCol">
       <w:rPr>
-        <w:rFonts w:asciiTheme="majorHAnsi" w:cstheme="majorBidi" w:eastAsiaTheme="majorEastAsia" w:hAnsiTheme="majorHAnsi"/>
+        <w:rFonts w:asciiTheme="majorHAnsi" w:cstheme="majorBidi" w:hAnsiTheme="majorHAnsi" w:eastAsia="黑体"/>
         <w:b/>
         <w:bCs/>
       </w:rPr>
@@ -6949,7 +7318,7 @@
         <w:spacing w:after="0" w:before="0" w:line="240" w:lineRule="auto"/>
       </w:pPr>
       <w:rPr>
-        <w:rFonts w:asciiTheme="majorHAnsi" w:cstheme="majorBidi" w:eastAsiaTheme="majorEastAsia" w:hAnsiTheme="majorHAnsi"/>
+        <w:rFonts w:asciiTheme="majorHAnsi" w:cstheme="majorBidi" w:hAnsiTheme="majorHAnsi" w:eastAsia="黑体"/>
         <w:b/>
         <w:bCs/>
       </w:rPr>
@@ -6970,7 +7339,7 @@
         <w:spacing w:after="0" w:before="0" w:line="240" w:lineRule="auto"/>
       </w:pPr>
       <w:rPr>
-        <w:rFonts w:asciiTheme="majorHAnsi" w:cstheme="majorBidi" w:eastAsiaTheme="majorEastAsia" w:hAnsiTheme="majorHAnsi"/>
+        <w:rFonts w:asciiTheme="majorHAnsi" w:cstheme="majorBidi" w:hAnsiTheme="majorHAnsi" w:eastAsia="黑体"/>
         <w:b/>
         <w:bCs/>
       </w:rPr>
@@ -6988,14 +7357,14 @@
     </w:tblStylePr>
     <w:tblStylePr w:type="firstCol">
       <w:rPr>
-        <w:rFonts w:asciiTheme="majorHAnsi" w:cstheme="majorBidi" w:eastAsiaTheme="majorEastAsia" w:hAnsiTheme="majorHAnsi"/>
+        <w:rFonts w:asciiTheme="majorHAnsi" w:cstheme="majorBidi" w:hAnsiTheme="majorHAnsi" w:eastAsia="黑体"/>
         <w:b/>
         <w:bCs/>
       </w:rPr>
     </w:tblStylePr>
     <w:tblStylePr w:type="lastCol">
       <w:rPr>
-        <w:rFonts w:asciiTheme="majorHAnsi" w:cstheme="majorBidi" w:eastAsiaTheme="majorEastAsia" w:hAnsiTheme="majorHAnsi"/>
+        <w:rFonts w:asciiTheme="majorHAnsi" w:cstheme="majorBidi" w:hAnsiTheme="majorHAnsi" w:eastAsia="黑体"/>
         <w:b/>
         <w:bCs/>
       </w:rPr>
@@ -7079,7 +7448,7 @@
         <w:spacing w:after="0" w:before="0" w:line="240" w:lineRule="auto"/>
       </w:pPr>
       <w:rPr>
-        <w:rFonts w:asciiTheme="majorHAnsi" w:cstheme="majorBidi" w:eastAsiaTheme="majorEastAsia" w:hAnsiTheme="majorHAnsi"/>
+        <w:rFonts w:asciiTheme="majorHAnsi" w:cstheme="majorBidi" w:hAnsiTheme="majorHAnsi" w:eastAsia="黑体"/>
         <w:b/>
         <w:bCs/>
       </w:rPr>
@@ -7100,7 +7469,7 @@
         <w:spacing w:after="0" w:before="0" w:line="240" w:lineRule="auto"/>
       </w:pPr>
       <w:rPr>
-        <w:rFonts w:asciiTheme="majorHAnsi" w:cstheme="majorBidi" w:eastAsiaTheme="majorEastAsia" w:hAnsiTheme="majorHAnsi"/>
+        <w:rFonts w:asciiTheme="majorHAnsi" w:cstheme="majorBidi" w:hAnsiTheme="majorHAnsi" w:eastAsia="黑体"/>
         <w:b/>
         <w:bCs/>
       </w:rPr>
@@ -7118,14 +7487,14 @@
     </w:tblStylePr>
     <w:tblStylePr w:type="firstCol">
       <w:rPr>
-        <w:rFonts w:asciiTheme="majorHAnsi" w:cstheme="majorBidi" w:eastAsiaTheme="majorEastAsia" w:hAnsiTheme="majorHAnsi"/>
+        <w:rFonts w:asciiTheme="majorHAnsi" w:cstheme="majorBidi" w:hAnsiTheme="majorHAnsi" w:eastAsia="黑体"/>
         <w:b/>
         <w:bCs/>
       </w:rPr>
     </w:tblStylePr>
     <w:tblStylePr w:type="lastCol">
       <w:rPr>
-        <w:rFonts w:asciiTheme="majorHAnsi" w:cstheme="majorBidi" w:eastAsiaTheme="majorEastAsia" w:hAnsiTheme="majorHAnsi"/>
+        <w:rFonts w:asciiTheme="majorHAnsi" w:cstheme="majorBidi" w:hAnsiTheme="majorHAnsi" w:eastAsia="黑体"/>
         <w:b/>
         <w:bCs/>
       </w:rPr>
@@ -7209,7 +7578,7 @@
         <w:spacing w:after="0" w:before="0" w:line="240" w:lineRule="auto"/>
       </w:pPr>
       <w:rPr>
-        <w:rFonts w:asciiTheme="majorHAnsi" w:cstheme="majorBidi" w:eastAsiaTheme="majorEastAsia" w:hAnsiTheme="majorHAnsi"/>
+        <w:rFonts w:asciiTheme="majorHAnsi" w:cstheme="majorBidi" w:hAnsiTheme="majorHAnsi" w:eastAsia="黑体"/>
         <w:b/>
         <w:bCs/>
       </w:rPr>
@@ -7230,7 +7599,7 @@
         <w:spacing w:after="0" w:before="0" w:line="240" w:lineRule="auto"/>
       </w:pPr>
       <w:rPr>
-        <w:rFonts w:asciiTheme="majorHAnsi" w:cstheme="majorBidi" w:eastAsiaTheme="majorEastAsia" w:hAnsiTheme="majorHAnsi"/>
+        <w:rFonts w:asciiTheme="majorHAnsi" w:cstheme="majorBidi" w:hAnsiTheme="majorHAnsi" w:eastAsia="黑体"/>
         <w:b/>
         <w:bCs/>
       </w:rPr>
@@ -7248,14 +7617,14 @@
     </w:tblStylePr>
     <w:tblStylePr w:type="firstCol">
       <w:rPr>
-        <w:rFonts w:asciiTheme="majorHAnsi" w:cstheme="majorBidi" w:eastAsiaTheme="majorEastAsia" w:hAnsiTheme="majorHAnsi"/>
+        <w:rFonts w:asciiTheme="majorHAnsi" w:cstheme="majorBidi" w:hAnsiTheme="majorHAnsi" w:eastAsia="黑体"/>
         <w:b/>
         <w:bCs/>
       </w:rPr>
     </w:tblStylePr>
     <w:tblStylePr w:type="lastCol">
       <w:rPr>
-        <w:rFonts w:asciiTheme="majorHAnsi" w:cstheme="majorBidi" w:eastAsiaTheme="majorEastAsia" w:hAnsiTheme="majorHAnsi"/>
+        <w:rFonts w:asciiTheme="majorHAnsi" w:cstheme="majorBidi" w:hAnsiTheme="majorHAnsi" w:eastAsia="黑体"/>
         <w:b/>
         <w:bCs/>
       </w:rPr>
@@ -7338,6 +7707,7 @@
         <w:spacing w:after="0" w:before="0" w:line="240" w:lineRule="auto"/>
       </w:pPr>
       <w:rPr>
+        <w:rFonts w:eastAsia="黑体"/>
         <w:b/>
         <w:bCs/>
         <w:color w:themeColor="background1" w:val="FFFFFF"/>
@@ -7360,6 +7730,7 @@
         <w:spacing w:after="0" w:before="0" w:line="240" w:lineRule="auto"/>
       </w:pPr>
       <w:rPr>
+        <w:rFonts w:eastAsia="黑体"/>
         <w:b/>
         <w:bCs/>
       </w:rPr>
@@ -7377,12 +7748,14 @@
     </w:tblStylePr>
     <w:tblStylePr w:type="firstCol">
       <w:rPr>
+        <w:rFonts w:eastAsia="黑体"/>
         <w:b/>
         <w:bCs/>
       </w:rPr>
     </w:tblStylePr>
     <w:tblStylePr w:type="lastCol">
       <w:rPr>
+        <w:rFonts w:eastAsia="黑体"/>
         <w:b/>
         <w:bCs/>
       </w:rPr>
@@ -7444,6 +7817,7 @@
         <w:spacing w:after="0" w:before="0" w:line="240" w:lineRule="auto"/>
       </w:pPr>
       <w:rPr>
+        <w:rFonts w:eastAsia="黑体"/>
         <w:b/>
         <w:bCs/>
         <w:color w:themeColor="background1" w:val="FFFFFF"/>
@@ -7466,6 +7840,7 @@
         <w:spacing w:after="0" w:before="0" w:line="240" w:lineRule="auto"/>
       </w:pPr>
       <w:rPr>
+        <w:rFonts w:eastAsia="黑体"/>
         <w:b/>
         <w:bCs/>
       </w:rPr>
@@ -7483,12 +7858,14 @@
     </w:tblStylePr>
     <w:tblStylePr w:type="firstCol">
       <w:rPr>
+        <w:rFonts w:eastAsia="黑体"/>
         <w:b/>
         <w:bCs/>
       </w:rPr>
     </w:tblStylePr>
     <w:tblStylePr w:type="lastCol">
       <w:rPr>
+        <w:rFonts w:eastAsia="黑体"/>
         <w:b/>
         <w:bCs/>
       </w:rPr>
@@ -7550,6 +7927,7 @@
         <w:spacing w:after="0" w:before="0" w:line="240" w:lineRule="auto"/>
       </w:pPr>
       <w:rPr>
+        <w:rFonts w:eastAsia="黑体"/>
         <w:b/>
         <w:bCs/>
         <w:color w:themeColor="background1" w:val="FFFFFF"/>
@@ -7572,6 +7950,7 @@
         <w:spacing w:after="0" w:before="0" w:line="240" w:lineRule="auto"/>
       </w:pPr>
       <w:rPr>
+        <w:rFonts w:eastAsia="黑体"/>
         <w:b/>
         <w:bCs/>
       </w:rPr>
@@ -7589,12 +7968,14 @@
     </w:tblStylePr>
     <w:tblStylePr w:type="firstCol">
       <w:rPr>
+        <w:rFonts w:eastAsia="黑体"/>
         <w:b/>
         <w:bCs/>
       </w:rPr>
     </w:tblStylePr>
     <w:tblStylePr w:type="lastCol">
       <w:rPr>
+        <w:rFonts w:eastAsia="黑体"/>
         <w:b/>
         <w:bCs/>
       </w:rPr>
@@ -7656,6 +8037,7 @@
         <w:spacing w:after="0" w:before="0" w:line="240" w:lineRule="auto"/>
       </w:pPr>
       <w:rPr>
+        <w:rFonts w:eastAsia="黑体"/>
         <w:b/>
         <w:bCs/>
         <w:color w:themeColor="background1" w:val="FFFFFF"/>
@@ -7678,6 +8060,7 @@
         <w:spacing w:after="0" w:before="0" w:line="240" w:lineRule="auto"/>
       </w:pPr>
       <w:rPr>
+        <w:rFonts w:eastAsia="黑体"/>
         <w:b/>
         <w:bCs/>
       </w:rPr>
@@ -7695,12 +8078,14 @@
     </w:tblStylePr>
     <w:tblStylePr w:type="firstCol">
       <w:rPr>
+        <w:rFonts w:eastAsia="黑体"/>
         <w:b/>
         <w:bCs/>
       </w:rPr>
     </w:tblStylePr>
     <w:tblStylePr w:type="lastCol">
       <w:rPr>
+        <w:rFonts w:eastAsia="黑体"/>
         <w:b/>
         <w:bCs/>
       </w:rPr>
@@ -7762,6 +8147,7 @@
         <w:spacing w:after="0" w:before="0" w:line="240" w:lineRule="auto"/>
       </w:pPr>
       <w:rPr>
+        <w:rFonts w:eastAsia="黑体"/>
         <w:b/>
         <w:bCs/>
         <w:color w:themeColor="background1" w:val="FFFFFF"/>
@@ -7784,6 +8170,7 @@
         <w:spacing w:after="0" w:before="0" w:line="240" w:lineRule="auto"/>
       </w:pPr>
       <w:rPr>
+        <w:rFonts w:eastAsia="黑体"/>
         <w:b/>
         <w:bCs/>
       </w:rPr>
@@ -7801,12 +8188,14 @@
     </w:tblStylePr>
     <w:tblStylePr w:type="firstCol">
       <w:rPr>
+        <w:rFonts w:eastAsia="黑体"/>
         <w:b/>
         <w:bCs/>
       </w:rPr>
     </w:tblStylePr>
     <w:tblStylePr w:type="lastCol">
       <w:rPr>
+        <w:rFonts w:eastAsia="黑体"/>
         <w:b/>
         <w:bCs/>
       </w:rPr>
@@ -7868,6 +8257,7 @@
         <w:spacing w:after="0" w:before="0" w:line="240" w:lineRule="auto"/>
       </w:pPr>
       <w:rPr>
+        <w:rFonts w:eastAsia="黑体"/>
         <w:b/>
         <w:bCs/>
         <w:color w:themeColor="background1" w:val="FFFFFF"/>
@@ -7890,6 +8280,7 @@
         <w:spacing w:after="0" w:before="0" w:line="240" w:lineRule="auto"/>
       </w:pPr>
       <w:rPr>
+        <w:rFonts w:eastAsia="黑体"/>
         <w:b/>
         <w:bCs/>
       </w:rPr>
@@ -7907,12 +8298,14 @@
     </w:tblStylePr>
     <w:tblStylePr w:type="firstCol">
       <w:rPr>
+        <w:rFonts w:eastAsia="黑体"/>
         <w:b/>
         <w:bCs/>
       </w:rPr>
     </w:tblStylePr>
     <w:tblStylePr w:type="lastCol">
       <w:rPr>
+        <w:rFonts w:eastAsia="黑体"/>
         <w:b/>
         <w:bCs/>
       </w:rPr>
@@ -7974,6 +8367,7 @@
         <w:spacing w:after="0" w:before="0" w:line="240" w:lineRule="auto"/>
       </w:pPr>
       <w:rPr>
+        <w:rFonts w:eastAsia="黑体"/>
         <w:b/>
         <w:bCs/>
         <w:color w:themeColor="background1" w:val="FFFFFF"/>
@@ -7996,6 +8390,7 @@
         <w:spacing w:after="0" w:before="0" w:line="240" w:lineRule="auto"/>
       </w:pPr>
       <w:rPr>
+        <w:rFonts w:eastAsia="黑体"/>
         <w:b/>
         <w:bCs/>
       </w:rPr>
@@ -8013,12 +8408,14 @@
     </w:tblStylePr>
     <w:tblStylePr w:type="firstCol">
       <w:rPr>
+        <w:rFonts w:eastAsia="黑体"/>
         <w:b/>
         <w:bCs/>
       </w:rPr>
     </w:tblStylePr>
     <w:tblStylePr w:type="lastCol">
       <w:rPr>
+        <w:rFonts w:eastAsia="黑体"/>
         <w:b/>
         <w:bCs/>
       </w:rPr>
@@ -8077,6 +8474,7 @@
         <w:spacing w:after="0" w:before="0" w:line="240" w:lineRule="auto"/>
       </w:pPr>
       <w:rPr>
+        <w:rFonts w:eastAsia="黑体"/>
         <w:b/>
         <w:bCs/>
         <w:color w:themeColor="background1" w:val="FFFFFF"/>
@@ -8099,6 +8497,7 @@
         <w:spacing w:after="0" w:before="0" w:line="240" w:lineRule="auto"/>
       </w:pPr>
       <w:rPr>
+        <w:rFonts w:eastAsia="黑体"/>
         <w:color w:val="auto"/>
       </w:rPr>
       <w:tblPr/>
@@ -8116,6 +8515,7 @@
     </w:tblStylePr>
     <w:tblStylePr w:type="firstCol">
       <w:rPr>
+        <w:rFonts w:eastAsia="黑体"/>
         <w:b/>
         <w:bCs/>
         <w:color w:themeColor="background1" w:val="FFFFFF"/>
@@ -8135,6 +8535,7 @@
     </w:tblStylePr>
     <w:tblStylePr w:type="lastCol">
       <w:rPr>
+        <w:rFonts w:eastAsia="黑体"/>
         <w:b/>
         <w:bCs/>
         <w:color w:themeColor="background1" w:val="FFFFFF"/>
@@ -8183,6 +8584,7 @@
     </w:tblStylePr>
     <w:tblStylePr w:type="nwCell">
       <w:rPr>
+        <w:rFonts w:eastAsia="黑体"/>
         <w:color w:themeColor="background1" w:val="FFFFFF"/>
       </w:rPr>
       <w:tblPr/>
@@ -8226,6 +8628,7 @@
         <w:spacing w:after="0" w:before="0" w:line="240" w:lineRule="auto"/>
       </w:pPr>
       <w:rPr>
+        <w:rFonts w:eastAsia="黑体"/>
         <w:b/>
         <w:bCs/>
         <w:color w:themeColor="background1" w:val="FFFFFF"/>
@@ -8248,6 +8651,7 @@
         <w:spacing w:after="0" w:before="0" w:line="240" w:lineRule="auto"/>
       </w:pPr>
       <w:rPr>
+        <w:rFonts w:eastAsia="黑体"/>
         <w:color w:val="auto"/>
       </w:rPr>
       <w:tblPr/>
@@ -8265,6 +8669,7 @@
     </w:tblStylePr>
     <w:tblStylePr w:type="firstCol">
       <w:rPr>
+        <w:rFonts w:eastAsia="黑体"/>
         <w:b/>
         <w:bCs/>
         <w:color w:themeColor="background1" w:val="FFFFFF"/>
@@ -8284,6 +8689,7 @@
     </w:tblStylePr>
     <w:tblStylePr w:type="lastCol">
       <w:rPr>
+        <w:rFonts w:eastAsia="黑体"/>
         <w:b/>
         <w:bCs/>
         <w:color w:themeColor="background1" w:val="FFFFFF"/>
@@ -8332,6 +8738,7 @@
     </w:tblStylePr>
     <w:tblStylePr w:type="nwCell">
       <w:rPr>
+        <w:rFonts w:eastAsia="黑体"/>
         <w:color w:themeColor="background1" w:val="FFFFFF"/>
       </w:rPr>
       <w:tblPr/>
@@ -8375,6 +8782,7 @@
         <w:spacing w:after="0" w:before="0" w:line="240" w:lineRule="auto"/>
       </w:pPr>
       <w:rPr>
+        <w:rFonts w:eastAsia="黑体"/>
         <w:b/>
         <w:bCs/>
         <w:color w:themeColor="background1" w:val="FFFFFF"/>
@@ -8397,6 +8805,7 @@
         <w:spacing w:after="0" w:before="0" w:line="240" w:lineRule="auto"/>
       </w:pPr>
       <w:rPr>
+        <w:rFonts w:eastAsia="黑体"/>
         <w:color w:val="auto"/>
       </w:rPr>
       <w:tblPr/>
@@ -8414,6 +8823,7 @@
     </w:tblStylePr>
     <w:tblStylePr w:type="firstCol">
       <w:rPr>
+        <w:rFonts w:eastAsia="黑体"/>
         <w:b/>
         <w:bCs/>
         <w:color w:themeColor="background1" w:val="FFFFFF"/>
@@ -8433,6 +8843,7 @@
     </w:tblStylePr>
     <w:tblStylePr w:type="lastCol">
       <w:rPr>
+        <w:rFonts w:eastAsia="黑体"/>
         <w:b/>
         <w:bCs/>
         <w:color w:themeColor="background1" w:val="FFFFFF"/>
@@ -8481,6 +8892,7 @@
     </w:tblStylePr>
     <w:tblStylePr w:type="nwCell">
       <w:rPr>
+        <w:rFonts w:eastAsia="黑体"/>
         <w:color w:themeColor="background1" w:val="FFFFFF"/>
       </w:rPr>
       <w:tblPr/>
@@ -8524,6 +8936,7 @@
         <w:spacing w:after="0" w:before="0" w:line="240" w:lineRule="auto"/>
       </w:pPr>
       <w:rPr>
+        <w:rFonts w:eastAsia="黑体"/>
         <w:b/>
         <w:bCs/>
         <w:color w:themeColor="background1" w:val="FFFFFF"/>
@@ -8546,6 +8959,7 @@
         <w:spacing w:after="0" w:before="0" w:line="240" w:lineRule="auto"/>
       </w:pPr>
       <w:rPr>
+        <w:rFonts w:eastAsia="黑体"/>
         <w:color w:val="auto"/>
       </w:rPr>
       <w:tblPr/>
@@ -8563,6 +8977,7 @@
     </w:tblStylePr>
     <w:tblStylePr w:type="firstCol">
       <w:rPr>
+        <w:rFonts w:eastAsia="黑体"/>
         <w:b/>
         <w:bCs/>
         <w:color w:themeColor="background1" w:val="FFFFFF"/>
@@ -8582,6 +8997,7 @@
     </w:tblStylePr>
     <w:tblStylePr w:type="lastCol">
       <w:rPr>
+        <w:rFonts w:eastAsia="黑体"/>
         <w:b/>
         <w:bCs/>
         <w:color w:themeColor="background1" w:val="FFFFFF"/>
@@ -8630,6 +9046,7 @@
     </w:tblStylePr>
     <w:tblStylePr w:type="nwCell">
       <w:rPr>
+        <w:rFonts w:eastAsia="黑体"/>
         <w:color w:themeColor="background1" w:val="FFFFFF"/>
       </w:rPr>
       <w:tblPr/>
@@ -8673,6 +9090,7 @@
         <w:spacing w:after="0" w:before="0" w:line="240" w:lineRule="auto"/>
       </w:pPr>
       <w:rPr>
+        <w:rFonts w:eastAsia="黑体"/>
         <w:b/>
         <w:bCs/>
         <w:color w:themeColor="background1" w:val="FFFFFF"/>
@@ -8695,6 +9113,7 @@
         <w:spacing w:after="0" w:before="0" w:line="240" w:lineRule="auto"/>
       </w:pPr>
       <w:rPr>
+        <w:rFonts w:eastAsia="黑体"/>
         <w:color w:val="auto"/>
       </w:rPr>
       <w:tblPr/>
@@ -8712,6 +9131,7 @@
     </w:tblStylePr>
     <w:tblStylePr w:type="firstCol">
       <w:rPr>
+        <w:rFonts w:eastAsia="黑体"/>
         <w:b/>
         <w:bCs/>
         <w:color w:themeColor="background1" w:val="FFFFFF"/>
@@ -8731,6 +9151,7 @@
     </w:tblStylePr>
     <w:tblStylePr w:type="lastCol">
       <w:rPr>
+        <w:rFonts w:eastAsia="黑体"/>
         <w:b/>
         <w:bCs/>
         <w:color w:themeColor="background1" w:val="FFFFFF"/>
@@ -8779,6 +9200,7 @@
     </w:tblStylePr>
     <w:tblStylePr w:type="nwCell">
       <w:rPr>
+        <w:rFonts w:eastAsia="黑体"/>
         <w:color w:themeColor="background1" w:val="FFFFFF"/>
       </w:rPr>
       <w:tblPr/>
@@ -8822,6 +9244,7 @@
         <w:spacing w:after="0" w:before="0" w:line="240" w:lineRule="auto"/>
       </w:pPr>
       <w:rPr>
+        <w:rFonts w:eastAsia="黑体"/>
         <w:b/>
         <w:bCs/>
         <w:color w:themeColor="background1" w:val="FFFFFF"/>
@@ -8844,6 +9267,7 @@
         <w:spacing w:after="0" w:before="0" w:line="240" w:lineRule="auto"/>
       </w:pPr>
       <w:rPr>
+        <w:rFonts w:eastAsia="黑体"/>
         <w:color w:val="auto"/>
       </w:rPr>
       <w:tblPr/>
@@ -8861,6 +9285,7 @@
     </w:tblStylePr>
     <w:tblStylePr w:type="firstCol">
       <w:rPr>
+        <w:rFonts w:eastAsia="黑体"/>
         <w:b/>
         <w:bCs/>
         <w:color w:themeColor="background1" w:val="FFFFFF"/>
@@ -8880,6 +9305,7 @@
     </w:tblStylePr>
     <w:tblStylePr w:type="lastCol">
       <w:rPr>
+        <w:rFonts w:eastAsia="黑体"/>
         <w:b/>
         <w:bCs/>
         <w:color w:themeColor="background1" w:val="FFFFFF"/>
@@ -8928,6 +9354,7 @@
     </w:tblStylePr>
     <w:tblStylePr w:type="nwCell">
       <w:rPr>
+        <w:rFonts w:eastAsia="黑体"/>
         <w:color w:themeColor="background1" w:val="FFFFFF"/>
       </w:rPr>
       <w:tblPr/>
@@ -8971,6 +9398,7 @@
         <w:spacing w:after="0" w:before="0" w:line="240" w:lineRule="auto"/>
       </w:pPr>
       <w:rPr>
+        <w:rFonts w:eastAsia="黑体"/>
         <w:b/>
         <w:bCs/>
         <w:color w:themeColor="background1" w:val="FFFFFF"/>
@@ -8993,6 +9421,7 @@
         <w:spacing w:after="0" w:before="0" w:line="240" w:lineRule="auto"/>
       </w:pPr>
       <w:rPr>
+        <w:rFonts w:eastAsia="黑体"/>
         <w:color w:val="auto"/>
       </w:rPr>
       <w:tblPr/>
@@ -9010,6 +9439,7 @@
     </w:tblStylePr>
     <w:tblStylePr w:type="firstCol">
       <w:rPr>
+        <w:rFonts w:eastAsia="黑体"/>
         <w:b/>
         <w:bCs/>
         <w:color w:themeColor="background1" w:val="FFFFFF"/>
@@ -9029,6 +9459,7 @@
     </w:tblStylePr>
     <w:tblStylePr w:type="lastCol">
       <w:rPr>
+        <w:rFonts w:eastAsia="黑体"/>
         <w:b/>
         <w:bCs/>
         <w:color w:themeColor="background1" w:val="FFFFFF"/>
@@ -9077,6 +9508,7 @@
     </w:tblStylePr>
     <w:tblStylePr w:type="nwCell">
       <w:rPr>
+        <w:rFonts w:eastAsia="黑体"/>
         <w:color w:themeColor="background1" w:val="FFFFFF"/>
       </w:rPr>
       <w:tblPr/>
@@ -9101,6 +9533,7 @@
       <w:spacing w:after="0" w:line="240" w:lineRule="auto"/>
     </w:pPr>
     <w:rPr>
+      <w:rFonts w:eastAsia="黑体"/>
       <w:color w:themeColor="text1" w:val="000000"/>
     </w:rPr>
     <w:tblPr>
@@ -9120,7 +9553,7 @@
     </w:tblPr>
     <w:tblStylePr w:type="firstRow">
       <w:rPr>
-        <w:rFonts w:asciiTheme="majorHAnsi" w:cstheme="majorBidi" w:eastAsiaTheme="majorEastAsia" w:hAnsiTheme="majorHAnsi"/>
+        <w:rFonts w:asciiTheme="majorHAnsi" w:cstheme="majorBidi" w:hAnsiTheme="majorHAnsi" w:eastAsia="黑体"/>
       </w:rPr>
       <w:tblPr/>
       <w:tcPr>
@@ -9132,6 +9565,7 @@
     </w:tblStylePr>
     <w:tblStylePr w:type="lastRow">
       <w:rPr>
+        <w:rFonts w:eastAsia="黑体"/>
         <w:b/>
         <w:bCs/>
         <w:color w:themeColor="text2" w:val="1F497D"/>
@@ -9146,12 +9580,14 @@
     </w:tblStylePr>
     <w:tblStylePr w:type="firstCol">
       <w:rPr>
+        <w:rFonts w:eastAsia="黑体"/>
         <w:b/>
         <w:bCs/>
       </w:rPr>
     </w:tblStylePr>
     <w:tblStylePr w:type="lastCol">
       <w:rPr>
+        <w:rFonts w:eastAsia="黑体"/>
         <w:b/>
         <w:bCs/>
       </w:rPr>
@@ -9185,6 +9621,7 @@
       <w:spacing w:after="0" w:line="240" w:lineRule="auto"/>
     </w:pPr>
     <w:rPr>
+      <w:rFonts w:eastAsia="黑体"/>
       <w:color w:themeColor="text1" w:val="000000"/>
     </w:rPr>
     <w:tblPr>
@@ -9204,7 +9641,7 @@
     </w:tblPr>
     <w:tblStylePr w:type="firstRow">
       <w:rPr>
-        <w:rFonts w:asciiTheme="majorHAnsi" w:cstheme="majorBidi" w:eastAsiaTheme="majorEastAsia" w:hAnsiTheme="majorHAnsi"/>
+        <w:rFonts w:asciiTheme="majorHAnsi" w:cstheme="majorBidi" w:hAnsiTheme="majorHAnsi" w:eastAsia="黑体"/>
       </w:rPr>
       <w:tblPr/>
       <w:tcPr>
@@ -9216,6 +9653,7 @@
     </w:tblStylePr>
     <w:tblStylePr w:type="lastRow">
       <w:rPr>
+        <w:rFonts w:eastAsia="黑体"/>
         <w:b/>
         <w:bCs/>
         <w:color w:themeColor="text2" w:val="1F497D"/>
@@ -9230,12 +9668,14 @@
     </w:tblStylePr>
     <w:tblStylePr w:type="firstCol">
       <w:rPr>
+        <w:rFonts w:eastAsia="黑体"/>
         <w:b/>
         <w:bCs/>
       </w:rPr>
     </w:tblStylePr>
     <w:tblStylePr w:type="lastCol">
       <w:rPr>
+        <w:rFonts w:eastAsia="黑体"/>
         <w:b/>
         <w:bCs/>
       </w:rPr>
@@ -9269,6 +9709,7 @@
       <w:spacing w:after="0" w:line="240" w:lineRule="auto"/>
     </w:pPr>
     <w:rPr>
+      <w:rFonts w:eastAsia="黑体"/>
       <w:color w:themeColor="text1" w:val="000000"/>
     </w:rPr>
     <w:tblPr>
@@ -9288,7 +9729,7 @@
     </w:tblPr>
     <w:tblStylePr w:type="firstRow">
       <w:rPr>
-        <w:rFonts w:asciiTheme="majorHAnsi" w:cstheme="majorBidi" w:eastAsiaTheme="majorEastAsia" w:hAnsiTheme="majorHAnsi"/>
+        <w:rFonts w:asciiTheme="majorHAnsi" w:cstheme="majorBidi" w:hAnsiTheme="majorHAnsi" w:eastAsia="黑体"/>
       </w:rPr>
       <w:tblPr/>
       <w:tcPr>
@@ -9300,6 +9741,7 @@
     </w:tblStylePr>
     <w:tblStylePr w:type="lastRow">
       <w:rPr>
+        <w:rFonts w:eastAsia="黑体"/>
         <w:b/>
         <w:bCs/>
         <w:color w:themeColor="text2" w:val="1F497D"/>
@@ -9314,12 +9756,14 @@
     </w:tblStylePr>
     <w:tblStylePr w:type="firstCol">
       <w:rPr>
+        <w:rFonts w:eastAsia="黑体"/>
         <w:b/>
         <w:bCs/>
       </w:rPr>
     </w:tblStylePr>
     <w:tblStylePr w:type="lastCol">
       <w:rPr>
+        <w:rFonts w:eastAsia="黑体"/>
         <w:b/>
         <w:bCs/>
       </w:rPr>
@@ -9353,6 +9797,7 @@
       <w:spacing w:after="0" w:line="240" w:lineRule="auto"/>
     </w:pPr>
     <w:rPr>
+      <w:rFonts w:eastAsia="黑体"/>
       <w:color w:themeColor="text1" w:val="000000"/>
     </w:rPr>
     <w:tblPr>
@@ -9372,7 +9817,7 @@
     </w:tblPr>
     <w:tblStylePr w:type="firstRow">
       <w:rPr>
-        <w:rFonts w:asciiTheme="majorHAnsi" w:cstheme="majorBidi" w:eastAsiaTheme="majorEastAsia" w:hAnsiTheme="majorHAnsi"/>
+        <w:rFonts w:asciiTheme="majorHAnsi" w:cstheme="majorBidi" w:hAnsiTheme="majorHAnsi" w:eastAsia="黑体"/>
       </w:rPr>
       <w:tblPr/>
       <w:tcPr>
@@ -9384,6 +9829,7 @@
     </w:tblStylePr>
     <w:tblStylePr w:type="lastRow">
       <w:rPr>
+        <w:rFonts w:eastAsia="黑体"/>
         <w:b/>
         <w:bCs/>
         <w:color w:themeColor="text2" w:val="1F497D"/>
@@ -9398,12 +9844,14 @@
     </w:tblStylePr>
     <w:tblStylePr w:type="firstCol">
       <w:rPr>
+        <w:rFonts w:eastAsia="黑体"/>
         <w:b/>
         <w:bCs/>
       </w:rPr>
     </w:tblStylePr>
     <w:tblStylePr w:type="lastCol">
       <w:rPr>
+        <w:rFonts w:eastAsia="黑体"/>
         <w:b/>
         <w:bCs/>
       </w:rPr>
@@ -9437,6 +9885,7 @@
       <w:spacing w:after="0" w:line="240" w:lineRule="auto"/>
     </w:pPr>
     <w:rPr>
+      <w:rFonts w:eastAsia="黑体"/>
       <w:color w:themeColor="text1" w:val="000000"/>
     </w:rPr>
     <w:tblPr>
@@ -9456,7 +9905,7 @@
     </w:tblPr>
     <w:tblStylePr w:type="firstRow">
       <w:rPr>
-        <w:rFonts w:asciiTheme="majorHAnsi" w:cstheme="majorBidi" w:eastAsiaTheme="majorEastAsia" w:hAnsiTheme="majorHAnsi"/>
+        <w:rFonts w:asciiTheme="majorHAnsi" w:cstheme="majorBidi" w:hAnsiTheme="majorHAnsi" w:eastAsia="黑体"/>
       </w:rPr>
       <w:tblPr/>
       <w:tcPr>
@@ -9468,6 +9917,7 @@
     </w:tblStylePr>
     <w:tblStylePr w:type="lastRow">
       <w:rPr>
+        <w:rFonts w:eastAsia="黑体"/>
         <w:b/>
         <w:bCs/>
         <w:color w:themeColor="text2" w:val="1F497D"/>
@@ -9482,12 +9932,14 @@
     </w:tblStylePr>
     <w:tblStylePr w:type="firstCol">
       <w:rPr>
+        <w:rFonts w:eastAsia="黑体"/>
         <w:b/>
         <w:bCs/>
       </w:rPr>
     </w:tblStylePr>
     <w:tblStylePr w:type="lastCol">
       <w:rPr>
+        <w:rFonts w:eastAsia="黑体"/>
         <w:b/>
         <w:bCs/>
       </w:rPr>
@@ -9521,6 +9973,7 @@
       <w:spacing w:after="0" w:line="240" w:lineRule="auto"/>
     </w:pPr>
     <w:rPr>
+      <w:rFonts w:eastAsia="黑体"/>
       <w:color w:themeColor="text1" w:val="000000"/>
     </w:rPr>
     <w:tblPr>
@@ -9540,7 +9993,7 @@
     </w:tblPr>
     <w:tblStylePr w:type="firstRow">
       <w:rPr>
-        <w:rFonts w:asciiTheme="majorHAnsi" w:cstheme="majorBidi" w:eastAsiaTheme="majorEastAsia" w:hAnsiTheme="majorHAnsi"/>
+        <w:rFonts w:asciiTheme="majorHAnsi" w:cstheme="majorBidi" w:hAnsiTheme="majorHAnsi" w:eastAsia="黑体"/>
       </w:rPr>
       <w:tblPr/>
       <w:tcPr>
@@ -9552,6 +10005,7 @@
     </w:tblStylePr>
     <w:tblStylePr w:type="lastRow">
       <w:rPr>
+        <w:rFonts w:eastAsia="黑体"/>
         <w:b/>
         <w:bCs/>
         <w:color w:themeColor="text2" w:val="1F497D"/>
@@ -9566,12 +10020,14 @@
     </w:tblStylePr>
     <w:tblStylePr w:type="firstCol">
       <w:rPr>
+        <w:rFonts w:eastAsia="黑体"/>
         <w:b/>
         <w:bCs/>
       </w:rPr>
     </w:tblStylePr>
     <w:tblStylePr w:type="lastCol">
       <w:rPr>
+        <w:rFonts w:eastAsia="黑体"/>
         <w:b/>
         <w:bCs/>
       </w:rPr>
@@ -9605,6 +10061,7 @@
       <w:spacing w:after="0" w:line="240" w:lineRule="auto"/>
     </w:pPr>
     <w:rPr>
+      <w:rFonts w:eastAsia="黑体"/>
       <w:color w:themeColor="text1" w:val="000000"/>
     </w:rPr>
     <w:tblPr>
@@ -9624,7 +10081,7 @@
     </w:tblPr>
     <w:tblStylePr w:type="firstRow">
       <w:rPr>
-        <w:rFonts w:asciiTheme="majorHAnsi" w:cstheme="majorBidi" w:eastAsiaTheme="majorEastAsia" w:hAnsiTheme="majorHAnsi"/>
+        <w:rFonts w:asciiTheme="majorHAnsi" w:cstheme="majorBidi" w:hAnsiTheme="majorHAnsi" w:eastAsia="黑体"/>
       </w:rPr>
       <w:tblPr/>
       <w:tcPr>
@@ -9636,6 +10093,7 @@
     </w:tblStylePr>
     <w:tblStylePr w:type="lastRow">
       <w:rPr>
+        <w:rFonts w:eastAsia="黑体"/>
         <w:b/>
         <w:bCs/>
         <w:color w:themeColor="text2" w:val="1F497D"/>
@@ -9650,12 +10108,14 @@
     </w:tblStylePr>
     <w:tblStylePr w:type="firstCol">
       <w:rPr>
+        <w:rFonts w:eastAsia="黑体"/>
         <w:b/>
         <w:bCs/>
       </w:rPr>
     </w:tblStylePr>
     <w:tblStylePr w:type="lastCol">
       <w:rPr>
+        <w:rFonts w:eastAsia="黑体"/>
         <w:b/>
         <w:bCs/>
       </w:rPr>
@@ -9689,7 +10149,7 @@
       <w:spacing w:after="0" w:line="240" w:lineRule="auto"/>
     </w:pPr>
     <w:rPr>
-      <w:rFonts w:asciiTheme="majorHAnsi" w:cstheme="majorBidi" w:eastAsiaTheme="majorEastAsia" w:hAnsiTheme="majorHAnsi"/>
+      <w:rFonts w:asciiTheme="majorHAnsi" w:cstheme="majorBidi" w:hAnsiTheme="majorHAnsi" w:eastAsia="黑体"/>
       <w:color w:themeColor="text1" w:val="000000"/>
     </w:rPr>
     <w:tblPr>
@@ -9711,6 +10171,7 @@
     </w:tblPr>
     <w:tblStylePr w:type="firstRow">
       <w:rPr>
+        <w:rFonts w:eastAsia="黑体"/>
         <w:sz w:val="24"/>
         <w:szCs w:val="24"/>
       </w:rPr>
@@ -9817,7 +10278,7 @@
       <w:spacing w:after="0" w:line="240" w:lineRule="auto"/>
     </w:pPr>
     <w:rPr>
-      <w:rFonts w:asciiTheme="majorHAnsi" w:cstheme="majorBidi" w:eastAsiaTheme="majorEastAsia" w:hAnsiTheme="majorHAnsi"/>
+      <w:rFonts w:asciiTheme="majorHAnsi" w:cstheme="majorBidi" w:hAnsiTheme="majorHAnsi" w:eastAsia="黑体"/>
       <w:color w:themeColor="text1" w:val="000000"/>
     </w:rPr>
     <w:tblPr>
@@ -9839,6 +10300,7 @@
     </w:tblPr>
     <w:tblStylePr w:type="firstRow">
       <w:rPr>
+        <w:rFonts w:eastAsia="黑体"/>
         <w:sz w:val="24"/>
         <w:szCs w:val="24"/>
       </w:rPr>
@@ -9945,7 +10407,7 @@
       <w:spacing w:after="0" w:line="240" w:lineRule="auto"/>
     </w:pPr>
     <w:rPr>
-      <w:rFonts w:asciiTheme="majorHAnsi" w:cstheme="majorBidi" w:eastAsiaTheme="majorEastAsia" w:hAnsiTheme="majorHAnsi"/>
+      <w:rFonts w:asciiTheme="majorHAnsi" w:cstheme="majorBidi" w:hAnsiTheme="majorHAnsi" w:eastAsia="黑体"/>
       <w:color w:themeColor="text1" w:val="000000"/>
     </w:rPr>
     <w:tblPr>
@@ -9967,6 +10429,7 @@
     </w:tblPr>
     <w:tblStylePr w:type="firstRow">
       <w:rPr>
+        <w:rFonts w:eastAsia="黑体"/>
         <w:sz w:val="24"/>
         <w:szCs w:val="24"/>
       </w:rPr>
@@ -10073,7 +10536,7 @@
       <w:spacing w:after="0" w:line="240" w:lineRule="auto"/>
     </w:pPr>
     <w:rPr>
-      <w:rFonts w:asciiTheme="majorHAnsi" w:cstheme="majorBidi" w:eastAsiaTheme="majorEastAsia" w:hAnsiTheme="majorHAnsi"/>
+      <w:rFonts w:asciiTheme="majorHAnsi" w:cstheme="majorBidi" w:hAnsiTheme="majorHAnsi" w:eastAsia="黑体"/>
       <w:color w:themeColor="text1" w:val="000000"/>
     </w:rPr>
     <w:tblPr>
@@ -10095,6 +10558,7 @@
     </w:tblPr>
     <w:tblStylePr w:type="firstRow">
       <w:rPr>
+        <w:rFonts w:eastAsia="黑体"/>
         <w:sz w:val="24"/>
         <w:szCs w:val="24"/>
       </w:rPr>
@@ -10201,7 +10665,7 @@
       <w:spacing w:after="0" w:line="240" w:lineRule="auto"/>
     </w:pPr>
     <w:rPr>
-      <w:rFonts w:asciiTheme="majorHAnsi" w:cstheme="majorBidi" w:eastAsiaTheme="majorEastAsia" w:hAnsiTheme="majorHAnsi"/>
+      <w:rFonts w:asciiTheme="majorHAnsi" w:cstheme="majorBidi" w:hAnsiTheme="majorHAnsi" w:eastAsia="黑体"/>
       <w:color w:themeColor="text1" w:val="000000"/>
     </w:rPr>
     <w:tblPr>
@@ -10223,6 +10687,7 @@
     </w:tblPr>
     <w:tblStylePr w:type="firstRow">
       <w:rPr>
+        <w:rFonts w:eastAsia="黑体"/>
         <w:sz w:val="24"/>
         <w:szCs w:val="24"/>
       </w:rPr>
@@ -10329,7 +10794,7 @@
       <w:spacing w:after="0" w:line="240" w:lineRule="auto"/>
     </w:pPr>
     <w:rPr>
-      <w:rFonts w:asciiTheme="majorHAnsi" w:cstheme="majorBidi" w:eastAsiaTheme="majorEastAsia" w:hAnsiTheme="majorHAnsi"/>
+      <w:rFonts w:asciiTheme="majorHAnsi" w:cstheme="majorBidi" w:hAnsiTheme="majorHAnsi" w:eastAsia="黑体"/>
       <w:color w:themeColor="text1" w:val="000000"/>
     </w:rPr>
     <w:tblPr>
@@ -10351,6 +10816,7 @@
     </w:tblPr>
     <w:tblStylePr w:type="firstRow">
       <w:rPr>
+        <w:rFonts w:eastAsia="黑体"/>
         <w:sz w:val="24"/>
         <w:szCs w:val="24"/>
       </w:rPr>
@@ -10457,7 +10923,7 @@
       <w:spacing w:after="0" w:line="240" w:lineRule="auto"/>
     </w:pPr>
     <w:rPr>
-      <w:rFonts w:asciiTheme="majorHAnsi" w:cstheme="majorBidi" w:eastAsiaTheme="majorEastAsia" w:hAnsiTheme="majorHAnsi"/>
+      <w:rFonts w:asciiTheme="majorHAnsi" w:cstheme="majorBidi" w:hAnsiTheme="majorHAnsi" w:eastAsia="黑体"/>
       <w:color w:themeColor="text1" w:val="000000"/>
     </w:rPr>
     <w:tblPr>
@@ -10479,6 +10945,7 @@
     </w:tblPr>
     <w:tblStylePr w:type="firstRow">
       <w:rPr>
+        <w:rFonts w:eastAsia="黑体"/>
         <w:sz w:val="24"/>
         <w:szCs w:val="24"/>
       </w:rPr>
@@ -10608,12 +11075,14 @@
     </w:tcPr>
     <w:tblStylePr w:type="firstRow">
       <w:rPr>
+        <w:rFonts w:eastAsia="黑体"/>
         <w:b/>
         <w:bCs/>
       </w:rPr>
     </w:tblStylePr>
     <w:tblStylePr w:type="lastRow">
       <w:rPr>
+        <w:rFonts w:eastAsia="黑体"/>
         <w:b/>
         <w:bCs/>
       </w:rPr>
@@ -10626,12 +11095,14 @@
     </w:tblStylePr>
     <w:tblStylePr w:type="firstCol">
       <w:rPr>
+        <w:rFonts w:eastAsia="黑体"/>
         <w:b/>
         <w:bCs/>
       </w:rPr>
     </w:tblStylePr>
     <w:tblStylePr w:type="lastCol">
       <w:rPr>
+        <w:rFonts w:eastAsia="黑体"/>
         <w:b/>
         <w:bCs/>
       </w:rPr>
@@ -10681,12 +11152,14 @@
     </w:tcPr>
     <w:tblStylePr w:type="firstRow">
       <w:rPr>
+        <w:rFonts w:eastAsia="黑体"/>
         <w:b/>
         <w:bCs/>
       </w:rPr>
     </w:tblStylePr>
     <w:tblStylePr w:type="lastRow">
       <w:rPr>
+        <w:rFonts w:eastAsia="黑体"/>
         <w:b/>
         <w:bCs/>
       </w:rPr>
@@ -10699,12 +11172,14 @@
     </w:tblStylePr>
     <w:tblStylePr w:type="firstCol">
       <w:rPr>
+        <w:rFonts w:eastAsia="黑体"/>
         <w:b/>
         <w:bCs/>
       </w:rPr>
     </w:tblStylePr>
     <w:tblStylePr w:type="lastCol">
       <w:rPr>
+        <w:rFonts w:eastAsia="黑体"/>
         <w:b/>
         <w:bCs/>
       </w:rPr>
@@ -10754,12 +11229,14 @@
     </w:tcPr>
     <w:tblStylePr w:type="firstRow">
       <w:rPr>
+        <w:rFonts w:eastAsia="黑体"/>
         <w:b/>
         <w:bCs/>
       </w:rPr>
     </w:tblStylePr>
     <w:tblStylePr w:type="lastRow">
       <w:rPr>
+        <w:rFonts w:eastAsia="黑体"/>
         <w:b/>
         <w:bCs/>
       </w:rPr>
@@ -10772,12 +11249,14 @@
     </w:tblStylePr>
     <w:tblStylePr w:type="firstCol">
       <w:rPr>
+        <w:rFonts w:eastAsia="黑体"/>
         <w:b/>
         <w:bCs/>
       </w:rPr>
     </w:tblStylePr>
     <w:tblStylePr w:type="lastCol">
       <w:rPr>
+        <w:rFonts w:eastAsia="黑体"/>
         <w:b/>
         <w:bCs/>
       </w:rPr>
@@ -10827,12 +11306,14 @@
     </w:tcPr>
     <w:tblStylePr w:type="firstRow">
       <w:rPr>
+        <w:rFonts w:eastAsia="黑体"/>
         <w:b/>
         <w:bCs/>
       </w:rPr>
     </w:tblStylePr>
     <w:tblStylePr w:type="lastRow">
       <w:rPr>
+        <w:rFonts w:eastAsia="黑体"/>
         <w:b/>
         <w:bCs/>
       </w:rPr>
@@ -10845,12 +11326,14 @@
     </w:tblStylePr>
     <w:tblStylePr w:type="firstCol">
       <w:rPr>
+        <w:rFonts w:eastAsia="黑体"/>
         <w:b/>
         <w:bCs/>
       </w:rPr>
     </w:tblStylePr>
     <w:tblStylePr w:type="lastCol">
       <w:rPr>
+        <w:rFonts w:eastAsia="黑体"/>
         <w:b/>
         <w:bCs/>
       </w:rPr>
@@ -10900,12 +11383,14 @@
     </w:tcPr>
     <w:tblStylePr w:type="firstRow">
       <w:rPr>
+        <w:rFonts w:eastAsia="黑体"/>
         <w:b/>
         <w:bCs/>
       </w:rPr>
     </w:tblStylePr>
     <w:tblStylePr w:type="lastRow">
       <w:rPr>
+        <w:rFonts w:eastAsia="黑体"/>
         <w:b/>
         <w:bCs/>
       </w:rPr>
@@ -10918,12 +11403,14 @@
     </w:tblStylePr>
     <w:tblStylePr w:type="firstCol">
       <w:rPr>
+        <w:rFonts w:eastAsia="黑体"/>
         <w:b/>
         <w:bCs/>
       </w:rPr>
     </w:tblStylePr>
     <w:tblStylePr w:type="lastCol">
       <w:rPr>
+        <w:rFonts w:eastAsia="黑体"/>
         <w:b/>
         <w:bCs/>
       </w:rPr>
@@ -10973,12 +11460,14 @@
     </w:tcPr>
     <w:tblStylePr w:type="firstRow">
       <w:rPr>
+        <w:rFonts w:eastAsia="黑体"/>
         <w:b/>
         <w:bCs/>
       </w:rPr>
     </w:tblStylePr>
     <w:tblStylePr w:type="lastRow">
       <w:rPr>
+        <w:rFonts w:eastAsia="黑体"/>
         <w:b/>
         <w:bCs/>
       </w:rPr>
@@ -10991,12 +11480,14 @@
     </w:tblStylePr>
     <w:tblStylePr w:type="firstCol">
       <w:rPr>
+        <w:rFonts w:eastAsia="黑体"/>
         <w:b/>
         <w:bCs/>
       </w:rPr>
     </w:tblStylePr>
     <w:tblStylePr w:type="lastCol">
       <w:rPr>
+        <w:rFonts w:eastAsia="黑体"/>
         <w:b/>
         <w:bCs/>
       </w:rPr>
@@ -11046,12 +11537,14 @@
     </w:tcPr>
     <w:tblStylePr w:type="firstRow">
       <w:rPr>
+        <w:rFonts w:eastAsia="黑体"/>
         <w:b/>
         <w:bCs/>
       </w:rPr>
     </w:tblStylePr>
     <w:tblStylePr w:type="lastRow">
       <w:rPr>
+        <w:rFonts w:eastAsia="黑体"/>
         <w:b/>
         <w:bCs/>
       </w:rPr>
@@ -11064,12 +11557,14 @@
     </w:tblStylePr>
     <w:tblStylePr w:type="firstCol">
       <w:rPr>
+        <w:rFonts w:eastAsia="黑体"/>
         <w:b/>
         <w:bCs/>
       </w:rPr>
     </w:tblStylePr>
     <w:tblStylePr w:type="lastCol">
       <w:rPr>
+        <w:rFonts w:eastAsia="黑体"/>
         <w:b/>
         <w:bCs/>
       </w:rPr>
@@ -11096,7 +11591,7 @@
       <w:spacing w:after="0" w:line="240" w:lineRule="auto"/>
     </w:pPr>
     <w:rPr>
-      <w:rFonts w:asciiTheme="majorHAnsi" w:cstheme="majorBidi" w:eastAsiaTheme="majorEastAsia" w:hAnsiTheme="majorHAnsi"/>
+      <w:rFonts w:asciiTheme="majorHAnsi" w:cstheme="majorBidi" w:hAnsiTheme="majorHAnsi" w:eastAsia="黑体"/>
       <w:color w:themeColor="text1" w:val="000000"/>
     </w:rPr>
     <w:tblPr>
@@ -11123,6 +11618,7 @@
     </w:tcPr>
     <w:tblStylePr w:type="firstRow">
       <w:rPr>
+        <w:rFonts w:eastAsia="黑体"/>
         <w:b/>
         <w:bCs/>
         <w:color w:themeColor="text1" w:val="000000"/>
@@ -11134,6 +11630,7 @@
     </w:tblStylePr>
     <w:tblStylePr w:type="lastRow">
       <w:rPr>
+        <w:rFonts w:eastAsia="黑体"/>
         <w:b/>
         <w:bCs/>
         <w:color w:themeColor="text1" w:val="000000"/>
@@ -11153,6 +11650,7 @@
     </w:tblStylePr>
     <w:tblStylePr w:type="firstCol">
       <w:rPr>
+        <w:rFonts w:eastAsia="黑体"/>
         <w:b/>
         <w:bCs/>
         <w:color w:themeColor="text1" w:val="000000"/>
@@ -11172,6 +11670,7 @@
     </w:tblStylePr>
     <w:tblStylePr w:type="lastCol">
       <w:rPr>
+        <w:rFonts w:eastAsia="黑体"/>
         <w:b w:val="0"/>
         <w:bCs w:val="0"/>
         <w:color w:themeColor="text1" w:val="000000"/>
@@ -11221,7 +11720,7 @@
       <w:spacing w:after="0" w:line="240" w:lineRule="auto"/>
     </w:pPr>
     <w:rPr>
-      <w:rFonts w:asciiTheme="majorHAnsi" w:cstheme="majorBidi" w:eastAsiaTheme="majorEastAsia" w:hAnsiTheme="majorHAnsi"/>
+      <w:rFonts w:asciiTheme="majorHAnsi" w:cstheme="majorBidi" w:hAnsiTheme="majorHAnsi" w:eastAsia="黑体"/>
       <w:color w:themeColor="text1" w:val="000000"/>
     </w:rPr>
     <w:tblPr>
@@ -11248,6 +11747,7 @@
     </w:tcPr>
     <w:tblStylePr w:type="firstRow">
       <w:rPr>
+        <w:rFonts w:eastAsia="黑体"/>
         <w:b/>
         <w:bCs/>
         <w:color w:themeColor="text1" w:val="000000"/>
@@ -11259,6 +11759,7 @@
     </w:tblStylePr>
     <w:tblStylePr w:type="lastRow">
       <w:rPr>
+        <w:rFonts w:eastAsia="黑体"/>
         <w:b/>
         <w:bCs/>
         <w:color w:themeColor="text1" w:val="000000"/>
@@ -11278,6 +11779,7 @@
     </w:tblStylePr>
     <w:tblStylePr w:type="firstCol">
       <w:rPr>
+        <w:rFonts w:eastAsia="黑体"/>
         <w:b/>
         <w:bCs/>
         <w:color w:themeColor="text1" w:val="000000"/>
@@ -11297,6 +11799,7 @@
     </w:tblStylePr>
     <w:tblStylePr w:type="lastCol">
       <w:rPr>
+        <w:rFonts w:eastAsia="黑体"/>
         <w:b w:val="0"/>
         <w:bCs w:val="0"/>
         <w:color w:themeColor="text1" w:val="000000"/>
@@ -11346,7 +11849,7 @@
       <w:spacing w:after="0" w:line="240" w:lineRule="auto"/>
     </w:pPr>
     <w:rPr>
-      <w:rFonts w:asciiTheme="majorHAnsi" w:cstheme="majorBidi" w:eastAsiaTheme="majorEastAsia" w:hAnsiTheme="majorHAnsi"/>
+      <w:rFonts w:asciiTheme="majorHAnsi" w:cstheme="majorBidi" w:hAnsiTheme="majorHAnsi" w:eastAsia="黑体"/>
       <w:color w:themeColor="text1" w:val="000000"/>
     </w:rPr>
     <w:tblPr>
@@ -11373,6 +11876,7 @@
     </w:tcPr>
     <w:tblStylePr w:type="firstRow">
       <w:rPr>
+        <w:rFonts w:eastAsia="黑体"/>
         <w:b/>
         <w:bCs/>
         <w:color w:themeColor="text1" w:val="000000"/>
@@ -11384,6 +11888,7 @@
     </w:tblStylePr>
     <w:tblStylePr w:type="lastRow">
       <w:rPr>
+        <w:rFonts w:eastAsia="黑体"/>
         <w:b/>
         <w:bCs/>
         <w:color w:themeColor="text1" w:val="000000"/>
@@ -11403,6 +11908,7 @@
     </w:tblStylePr>
     <w:tblStylePr w:type="firstCol">
       <w:rPr>
+        <w:rFonts w:eastAsia="黑体"/>
         <w:b/>
         <w:bCs/>
         <w:color w:themeColor="text1" w:val="000000"/>
@@ -11422,6 +11928,7 @@
     </w:tblStylePr>
     <w:tblStylePr w:type="lastCol">
       <w:rPr>
+        <w:rFonts w:eastAsia="黑体"/>
         <w:b w:val="0"/>
         <w:bCs w:val="0"/>
         <w:color w:themeColor="text1" w:val="000000"/>
@@ -11471,7 +11978,7 @@
       <w:spacing w:after="0" w:line="240" w:lineRule="auto"/>
     </w:pPr>
     <w:rPr>
-      <w:rFonts w:asciiTheme="majorHAnsi" w:cstheme="majorBidi" w:eastAsiaTheme="majorEastAsia" w:hAnsiTheme="majorHAnsi"/>
+      <w:rFonts w:asciiTheme="majorHAnsi" w:cstheme="majorBidi" w:hAnsiTheme="majorHAnsi" w:eastAsia="黑体"/>
       <w:color w:themeColor="text1" w:val="000000"/>
     </w:rPr>
     <w:tblPr>
@@ -11498,6 +12005,7 @@
     </w:tcPr>
     <w:tblStylePr w:type="firstRow">
       <w:rPr>
+        <w:rFonts w:eastAsia="黑体"/>
         <w:b/>
         <w:bCs/>
         <w:color w:themeColor="text1" w:val="000000"/>
@@ -11509,6 +12017,7 @@
     </w:tblStylePr>
     <w:tblStylePr w:type="lastRow">
       <w:rPr>
+        <w:rFonts w:eastAsia="黑体"/>
         <w:b/>
         <w:bCs/>
         <w:color w:themeColor="text1" w:val="000000"/>
@@ -11528,6 +12037,7 @@
     </w:tblStylePr>
     <w:tblStylePr w:type="firstCol">
       <w:rPr>
+        <w:rFonts w:eastAsia="黑体"/>
         <w:b/>
         <w:bCs/>
         <w:color w:themeColor="text1" w:val="000000"/>
@@ -11547,6 +12057,7 @@
     </w:tblStylePr>
     <w:tblStylePr w:type="lastCol">
       <w:rPr>
+        <w:rFonts w:eastAsia="黑体"/>
         <w:b w:val="0"/>
         <w:bCs w:val="0"/>
         <w:color w:themeColor="text1" w:val="000000"/>
@@ -11596,7 +12107,7 @@
       <w:spacing w:after="0" w:line="240" w:lineRule="auto"/>
     </w:pPr>
     <w:rPr>
-      <w:rFonts w:asciiTheme="majorHAnsi" w:cstheme="majorBidi" w:eastAsiaTheme="majorEastAsia" w:hAnsiTheme="majorHAnsi"/>
+      <w:rFonts w:asciiTheme="majorHAnsi" w:cstheme="majorBidi" w:hAnsiTheme="majorHAnsi" w:eastAsia="黑体"/>
       <w:color w:themeColor="text1" w:val="000000"/>
     </w:rPr>
     <w:tblPr>
@@ -11623,6 +12134,7 @@
     </w:tcPr>
     <w:tblStylePr w:type="firstRow">
       <w:rPr>
+        <w:rFonts w:eastAsia="黑体"/>
         <w:b/>
         <w:bCs/>
         <w:color w:themeColor="text1" w:val="000000"/>
@@ -11634,6 +12146,7 @@
     </w:tblStylePr>
     <w:tblStylePr w:type="lastRow">
       <w:rPr>
+        <w:rFonts w:eastAsia="黑体"/>
         <w:b/>
         <w:bCs/>
         <w:color w:themeColor="text1" w:val="000000"/>
@@ -11653,6 +12166,7 @@
     </w:tblStylePr>
     <w:tblStylePr w:type="firstCol">
       <w:rPr>
+        <w:rFonts w:eastAsia="黑体"/>
         <w:b/>
         <w:bCs/>
         <w:color w:themeColor="text1" w:val="000000"/>
@@ -11672,6 +12186,7 @@
     </w:tblStylePr>
     <w:tblStylePr w:type="lastCol">
       <w:rPr>
+        <w:rFonts w:eastAsia="黑体"/>
         <w:b w:val="0"/>
         <w:bCs w:val="0"/>
         <w:color w:themeColor="text1" w:val="000000"/>
@@ -11721,7 +12236,7 @@
       <w:spacing w:after="0" w:line="240" w:lineRule="auto"/>
     </w:pPr>
     <w:rPr>
-      <w:rFonts w:asciiTheme="majorHAnsi" w:cstheme="majorBidi" w:eastAsiaTheme="majorEastAsia" w:hAnsiTheme="majorHAnsi"/>
+      <w:rFonts w:asciiTheme="majorHAnsi" w:cstheme="majorBidi" w:hAnsiTheme="majorHAnsi" w:eastAsia="黑体"/>
       <w:color w:themeColor="text1" w:val="000000"/>
     </w:rPr>
     <w:tblPr>
@@ -11748,6 +12263,7 @@
     </w:tcPr>
     <w:tblStylePr w:type="firstRow">
       <w:rPr>
+        <w:rFonts w:eastAsia="黑体"/>
         <w:b/>
         <w:bCs/>
         <w:color w:themeColor="text1" w:val="000000"/>
@@ -11759,6 +12275,7 @@
     </w:tblStylePr>
     <w:tblStylePr w:type="lastRow">
       <w:rPr>
+        <w:rFonts w:eastAsia="黑体"/>
         <w:b/>
         <w:bCs/>
         <w:color w:themeColor="text1" w:val="000000"/>
@@ -11778,6 +12295,7 @@
     </w:tblStylePr>
     <w:tblStylePr w:type="firstCol">
       <w:rPr>
+        <w:rFonts w:eastAsia="黑体"/>
         <w:b/>
         <w:bCs/>
         <w:color w:themeColor="text1" w:val="000000"/>
@@ -11797,6 +12315,7 @@
     </w:tblStylePr>
     <w:tblStylePr w:type="lastCol">
       <w:rPr>
+        <w:rFonts w:eastAsia="黑体"/>
         <w:b w:val="0"/>
         <w:bCs w:val="0"/>
         <w:color w:themeColor="text1" w:val="000000"/>
@@ -11846,7 +12365,7 @@
       <w:spacing w:after="0" w:line="240" w:lineRule="auto"/>
     </w:pPr>
     <w:rPr>
-      <w:rFonts w:asciiTheme="majorHAnsi" w:cstheme="majorBidi" w:eastAsiaTheme="majorEastAsia" w:hAnsiTheme="majorHAnsi"/>
+      <w:rFonts w:asciiTheme="majorHAnsi" w:cstheme="majorBidi" w:hAnsiTheme="majorHAnsi" w:eastAsia="黑体"/>
       <w:color w:themeColor="text1" w:val="000000"/>
     </w:rPr>
     <w:tblPr>
@@ -11873,6 +12392,7 @@
     </w:tcPr>
     <w:tblStylePr w:type="firstRow">
       <w:rPr>
+        <w:rFonts w:eastAsia="黑体"/>
         <w:b/>
         <w:bCs/>
         <w:color w:themeColor="text1" w:val="000000"/>
@@ -11884,6 +12404,7 @@
     </w:tblStylePr>
     <w:tblStylePr w:type="lastRow">
       <w:rPr>
+        <w:rFonts w:eastAsia="黑体"/>
         <w:b/>
         <w:bCs/>
         <w:color w:themeColor="text1" w:val="000000"/>
@@ -11903,6 +12424,7 @@
     </w:tblStylePr>
     <w:tblStylePr w:type="firstCol">
       <w:rPr>
+        <w:rFonts w:eastAsia="黑体"/>
         <w:b/>
         <w:bCs/>
         <w:color w:themeColor="text1" w:val="000000"/>
@@ -11922,6 +12444,7 @@
     </w:tblStylePr>
     <w:tblStylePr w:type="lastCol">
       <w:rPr>
+        <w:rFonts w:eastAsia="黑体"/>
         <w:b w:val="0"/>
         <w:bCs w:val="0"/>
         <w:color w:themeColor="text1" w:val="000000"/>
@@ -11994,6 +12517,7 @@
     </w:tcPr>
     <w:tblStylePr w:type="firstRow">
       <w:rPr>
+        <w:rFonts w:eastAsia="黑体"/>
         <w:b/>
         <w:bCs/>
         <w:i w:val="0"/>
@@ -12015,6 +12539,7 @@
     </w:tblStylePr>
     <w:tblStylePr w:type="lastRow">
       <w:rPr>
+        <w:rFonts w:eastAsia="黑体"/>
         <w:b/>
         <w:bCs/>
         <w:i w:val="0"/>
@@ -12036,6 +12561,7 @@
     </w:tblStylePr>
     <w:tblStylePr w:type="firstCol">
       <w:rPr>
+        <w:rFonts w:eastAsia="黑体"/>
         <w:b/>
         <w:bCs/>
         <w:i w:val="0"/>
@@ -12055,6 +12581,7 @@
     </w:tblStylePr>
     <w:tblStylePr w:type="lastCol">
       <w:rPr>
+        <w:rFonts w:eastAsia="黑体"/>
         <w:b/>
         <w:bCs/>
         <w:i w:val="0"/>
@@ -12135,6 +12662,7 @@
     </w:tcPr>
     <w:tblStylePr w:type="firstRow">
       <w:rPr>
+        <w:rFonts w:eastAsia="黑体"/>
         <w:b/>
         <w:bCs/>
         <w:i w:val="0"/>
@@ -12156,6 +12684,7 @@
     </w:tblStylePr>
     <w:tblStylePr w:type="lastRow">
       <w:rPr>
+        <w:rFonts w:eastAsia="黑体"/>
         <w:b/>
         <w:bCs/>
         <w:i w:val="0"/>
@@ -12177,6 +12706,7 @@
     </w:tblStylePr>
     <w:tblStylePr w:type="firstCol">
       <w:rPr>
+        <w:rFonts w:eastAsia="黑体"/>
         <w:b/>
         <w:bCs/>
         <w:i w:val="0"/>
@@ -12196,6 +12726,7 @@
     </w:tblStylePr>
     <w:tblStylePr w:type="lastCol">
       <w:rPr>
+        <w:rFonts w:eastAsia="黑体"/>
         <w:b/>
         <w:bCs/>
         <w:i w:val="0"/>
@@ -12276,6 +12807,7 @@
     </w:tcPr>
     <w:tblStylePr w:type="firstRow">
       <w:rPr>
+        <w:rFonts w:eastAsia="黑体"/>
         <w:b/>
         <w:bCs/>
         <w:i w:val="0"/>
@@ -12297,6 +12829,7 @@
     </w:tblStylePr>
     <w:tblStylePr w:type="lastRow">
       <w:rPr>
+        <w:rFonts w:eastAsia="黑体"/>
         <w:b/>
         <w:bCs/>
         <w:i w:val="0"/>
@@ -12318,6 +12851,7 @@
     </w:tblStylePr>
     <w:tblStylePr w:type="firstCol">
       <w:rPr>
+        <w:rFonts w:eastAsia="黑体"/>
         <w:b/>
         <w:bCs/>
         <w:i w:val="0"/>
@@ -12337,6 +12871,7 @@
     </w:tblStylePr>
     <w:tblStylePr w:type="lastCol">
       <w:rPr>
+        <w:rFonts w:eastAsia="黑体"/>
         <w:b/>
         <w:bCs/>
         <w:i w:val="0"/>
@@ -12417,6 +12952,7 @@
     </w:tcPr>
     <w:tblStylePr w:type="firstRow">
       <w:rPr>
+        <w:rFonts w:eastAsia="黑体"/>
         <w:b/>
         <w:bCs/>
         <w:i w:val="0"/>
@@ -12438,6 +12974,7 @@
     </w:tblStylePr>
     <w:tblStylePr w:type="lastRow">
       <w:rPr>
+        <w:rFonts w:eastAsia="黑体"/>
         <w:b/>
         <w:bCs/>
         <w:i w:val="0"/>
@@ -12459,6 +12996,7 @@
     </w:tblStylePr>
     <w:tblStylePr w:type="firstCol">
       <w:rPr>
+        <w:rFonts w:eastAsia="黑体"/>
         <w:b/>
         <w:bCs/>
         <w:i w:val="0"/>
@@ -12478,6 +13016,7 @@
     </w:tblStylePr>
     <w:tblStylePr w:type="lastCol">
       <w:rPr>
+        <w:rFonts w:eastAsia="黑体"/>
         <w:b/>
         <w:bCs/>
         <w:i w:val="0"/>
@@ -12558,6 +13097,7 @@
     </w:tcPr>
     <w:tblStylePr w:type="firstRow">
       <w:rPr>
+        <w:rFonts w:eastAsia="黑体"/>
         <w:b/>
         <w:bCs/>
         <w:i w:val="0"/>
@@ -12579,6 +13119,7 @@
     </w:tblStylePr>
     <w:tblStylePr w:type="lastRow">
       <w:rPr>
+        <w:rFonts w:eastAsia="黑体"/>
         <w:b/>
         <w:bCs/>
         <w:i w:val="0"/>
@@ -12600,6 +13141,7 @@
     </w:tblStylePr>
     <w:tblStylePr w:type="firstCol">
       <w:rPr>
+        <w:rFonts w:eastAsia="黑体"/>
         <w:b/>
         <w:bCs/>
         <w:i w:val="0"/>
@@ -12619,6 +13161,7 @@
     </w:tblStylePr>
     <w:tblStylePr w:type="lastCol">
       <w:rPr>
+        <w:rFonts w:eastAsia="黑体"/>
         <w:b/>
         <w:bCs/>
         <w:i w:val="0"/>
@@ -12699,6 +13242,7 @@
     </w:tcPr>
     <w:tblStylePr w:type="firstRow">
       <w:rPr>
+        <w:rFonts w:eastAsia="黑体"/>
         <w:b/>
         <w:bCs/>
         <w:i w:val="0"/>
@@ -12720,6 +13264,7 @@
     </w:tblStylePr>
     <w:tblStylePr w:type="lastRow">
       <w:rPr>
+        <w:rFonts w:eastAsia="黑体"/>
         <w:b/>
         <w:bCs/>
         <w:i w:val="0"/>
@@ -12741,6 +13286,7 @@
     </w:tblStylePr>
     <w:tblStylePr w:type="firstCol">
       <w:rPr>
+        <w:rFonts w:eastAsia="黑体"/>
         <w:b/>
         <w:bCs/>
         <w:i w:val="0"/>
@@ -12760,6 +13306,7 @@
     </w:tblStylePr>
     <w:tblStylePr w:type="lastCol">
       <w:rPr>
+        <w:rFonts w:eastAsia="黑体"/>
         <w:b/>
         <w:bCs/>
         <w:i w:val="0"/>
@@ -12840,6 +13387,7 @@
     </w:tcPr>
     <w:tblStylePr w:type="firstRow">
       <w:rPr>
+        <w:rFonts w:eastAsia="黑体"/>
         <w:b/>
         <w:bCs/>
         <w:i w:val="0"/>
@@ -12861,6 +13409,7 @@
     </w:tblStylePr>
     <w:tblStylePr w:type="lastRow">
       <w:rPr>
+        <w:rFonts w:eastAsia="黑体"/>
         <w:b/>
         <w:bCs/>
         <w:i w:val="0"/>
@@ -12882,6 +13431,7 @@
     </w:tblStylePr>
     <w:tblStylePr w:type="firstCol">
       <w:rPr>
+        <w:rFonts w:eastAsia="黑体"/>
         <w:b/>
         <w:bCs/>
         <w:i w:val="0"/>
@@ -12901,6 +13451,7 @@
     </w:tblStylePr>
     <w:tblStylePr w:type="lastCol">
       <w:rPr>
+        <w:rFonts w:eastAsia="黑体"/>
         <w:b/>
         <w:bCs/>
         <w:i w:val="0"/>
@@ -12958,6 +13509,7 @@
       <w:spacing w:after="0" w:line="240" w:lineRule="auto"/>
     </w:pPr>
     <w:rPr>
+      <w:rFonts w:eastAsia="黑体"/>
       <w:color w:themeColor="background1" w:val="FFFFFF"/>
     </w:rPr>
     <w:tblPr>
@@ -12976,6 +13528,7 @@
     </w:tcPr>
     <w:tblStylePr w:type="firstRow">
       <w:rPr>
+        <w:rFonts w:eastAsia="黑体"/>
         <w:b/>
         <w:bCs/>
       </w:rPr>
@@ -13072,6 +13625,7 @@
       <w:spacing w:after="0" w:line="240" w:lineRule="auto"/>
     </w:pPr>
     <w:rPr>
+      <w:rFonts w:eastAsia="黑体"/>
       <w:color w:themeColor="background1" w:val="FFFFFF"/>
     </w:rPr>
     <w:tblPr>
@@ -13090,6 +13644,7 @@
     </w:tcPr>
     <w:tblStylePr w:type="firstRow">
       <w:rPr>
+        <w:rFonts w:eastAsia="黑体"/>
         <w:b/>
         <w:bCs/>
       </w:rPr>
@@ -13186,6 +13741,7 @@
       <w:spacing w:after="0" w:line="240" w:lineRule="auto"/>
     </w:pPr>
     <w:rPr>
+      <w:rFonts w:eastAsia="黑体"/>
       <w:color w:themeColor="background1" w:val="FFFFFF"/>
     </w:rPr>
     <w:tblPr>
@@ -13204,6 +13760,7 @@
     </w:tcPr>
     <w:tblStylePr w:type="firstRow">
       <w:rPr>
+        <w:rFonts w:eastAsia="黑体"/>
         <w:b/>
         <w:bCs/>
       </w:rPr>
@@ -13300,6 +13857,7 @@
       <w:spacing w:after="0" w:line="240" w:lineRule="auto"/>
     </w:pPr>
     <w:rPr>
+      <w:rFonts w:eastAsia="黑体"/>
       <w:color w:themeColor="background1" w:val="FFFFFF"/>
     </w:rPr>
     <w:tblPr>
@@ -13318,6 +13876,7 @@
     </w:tcPr>
     <w:tblStylePr w:type="firstRow">
       <w:rPr>
+        <w:rFonts w:eastAsia="黑体"/>
         <w:b/>
         <w:bCs/>
       </w:rPr>
@@ -13414,6 +13973,7 @@
       <w:spacing w:after="0" w:line="240" w:lineRule="auto"/>
     </w:pPr>
     <w:rPr>
+      <w:rFonts w:eastAsia="黑体"/>
       <w:color w:themeColor="background1" w:val="FFFFFF"/>
     </w:rPr>
     <w:tblPr>
@@ -13432,6 +13992,7 @@
     </w:tcPr>
     <w:tblStylePr w:type="firstRow">
       <w:rPr>
+        <w:rFonts w:eastAsia="黑体"/>
         <w:b/>
         <w:bCs/>
       </w:rPr>
@@ -13528,6 +14089,7 @@
       <w:spacing w:after="0" w:line="240" w:lineRule="auto"/>
     </w:pPr>
     <w:rPr>
+      <w:rFonts w:eastAsia="黑体"/>
       <w:color w:themeColor="background1" w:val="FFFFFF"/>
     </w:rPr>
     <w:tblPr>
@@ -13546,6 +14108,7 @@
     </w:tcPr>
     <w:tblStylePr w:type="firstRow">
       <w:rPr>
+        <w:rFonts w:eastAsia="黑体"/>
         <w:b/>
         <w:bCs/>
       </w:rPr>
@@ -13642,6 +14205,7 @@
       <w:spacing w:after="0" w:line="240" w:lineRule="auto"/>
     </w:pPr>
     <w:rPr>
+      <w:rFonts w:eastAsia="黑体"/>
       <w:color w:themeColor="background1" w:val="FFFFFF"/>
     </w:rPr>
     <w:tblPr>
@@ -13660,6 +14224,7 @@
     </w:tcPr>
     <w:tblStylePr w:type="firstRow">
       <w:rPr>
+        <w:rFonts w:eastAsia="黑体"/>
         <w:b/>
         <w:bCs/>
       </w:rPr>
@@ -13756,6 +14321,7 @@
       <w:spacing w:after="0" w:line="240" w:lineRule="auto"/>
     </w:pPr>
     <w:rPr>
+      <w:rFonts w:eastAsia="黑体"/>
       <w:color w:themeColor="text1" w:val="000000"/>
     </w:rPr>
     <w:tblPr>
@@ -13782,6 +14348,7 @@
     </w:tcPr>
     <w:tblStylePr w:type="firstRow">
       <w:rPr>
+        <w:rFonts w:eastAsia="黑体"/>
         <w:b/>
         <w:bCs/>
       </w:rPr>
@@ -13800,6 +14367,7 @@
     </w:tblStylePr>
     <w:tblStylePr w:type="lastRow">
       <w:rPr>
+        <w:rFonts w:eastAsia="黑体"/>
         <w:b/>
         <w:bCs/>
         <w:color w:themeColor="background1" w:val="FFFFFF"/>
@@ -13814,6 +14382,7 @@
     </w:tblStylePr>
     <w:tblStylePr w:type="firstCol">
       <w:rPr>
+        <w:rFonts w:eastAsia="黑体"/>
         <w:color w:themeColor="background1" w:val="FFFFFF"/>
       </w:rPr>
       <w:tblPr/>
@@ -13831,6 +14400,7 @@
     </w:tblStylePr>
     <w:tblStylePr w:type="lastCol">
       <w:rPr>
+        <w:rFonts w:eastAsia="黑体"/>
         <w:color w:themeColor="background1" w:val="FFFFFF"/>
       </w:rPr>
       <w:tblPr/>
@@ -13860,11 +14430,13 @@
     </w:tblStylePr>
     <w:tblStylePr w:type="neCell">
       <w:rPr>
+        <w:rFonts w:eastAsia="黑体"/>
         <w:color w:themeColor="text1" w:val="000000"/>
       </w:rPr>
     </w:tblStylePr>
     <w:tblStylePr w:type="nwCell">
       <w:rPr>
+        <w:rFonts w:eastAsia="黑体"/>
         <w:color w:themeColor="text1" w:val="000000"/>
       </w:rPr>
     </w:tblStylePr>
@@ -13878,6 +14450,7 @@
       <w:spacing w:after="0" w:line="240" w:lineRule="auto"/>
     </w:pPr>
     <w:rPr>
+      <w:rFonts w:eastAsia="黑体"/>
       <w:color w:themeColor="text1" w:val="000000"/>
     </w:rPr>
     <w:tblPr>
@@ -13904,6 +14477,7 @@
     </w:tcPr>
     <w:tblStylePr w:type="firstRow">
       <w:rPr>
+        <w:rFonts w:eastAsia="黑体"/>
         <w:b/>
         <w:bCs/>
       </w:rPr>
@@ -13922,6 +14496,7 @@
     </w:tblStylePr>
     <w:tblStylePr w:type="lastRow">
       <w:rPr>
+        <w:rFonts w:eastAsia="黑体"/>
         <w:b/>
         <w:bCs/>
         <w:color w:themeColor="background1" w:val="FFFFFF"/>
@@ -13936,6 +14511,7 @@
     </w:tblStylePr>
     <w:tblStylePr w:type="firstCol">
       <w:rPr>
+        <w:rFonts w:eastAsia="黑体"/>
         <w:color w:themeColor="background1" w:val="FFFFFF"/>
       </w:rPr>
       <w:tblPr/>
@@ -13953,6 +14529,7 @@
     </w:tblStylePr>
     <w:tblStylePr w:type="lastCol">
       <w:rPr>
+        <w:rFonts w:eastAsia="黑体"/>
         <w:color w:themeColor="background1" w:val="FFFFFF"/>
       </w:rPr>
       <w:tblPr/>
@@ -13982,11 +14559,13 @@
     </w:tblStylePr>
     <w:tblStylePr w:type="neCell">
       <w:rPr>
+        <w:rFonts w:eastAsia="黑体"/>
         <w:color w:themeColor="text1" w:val="000000"/>
       </w:rPr>
     </w:tblStylePr>
     <w:tblStylePr w:type="nwCell">
       <w:rPr>
+        <w:rFonts w:eastAsia="黑体"/>
         <w:color w:themeColor="text1" w:val="000000"/>
       </w:rPr>
     </w:tblStylePr>
@@ -14000,6 +14579,7 @@
       <w:spacing w:after="0" w:line="240" w:lineRule="auto"/>
     </w:pPr>
     <w:rPr>
+      <w:rFonts w:eastAsia="黑体"/>
       <w:color w:themeColor="text1" w:val="000000"/>
     </w:rPr>
     <w:tblPr>
@@ -14026,6 +14606,7 @@
     </w:tcPr>
     <w:tblStylePr w:type="firstRow">
       <w:rPr>
+        <w:rFonts w:eastAsia="黑体"/>
         <w:b/>
         <w:bCs/>
       </w:rPr>
@@ -14044,6 +14625,7 @@
     </w:tblStylePr>
     <w:tblStylePr w:type="lastRow">
       <w:rPr>
+        <w:rFonts w:eastAsia="黑体"/>
         <w:b/>
         <w:bCs/>
         <w:color w:themeColor="background1" w:val="FFFFFF"/>
@@ -14058,6 +14640,7 @@
     </w:tblStylePr>
     <w:tblStylePr w:type="firstCol">
       <w:rPr>
+        <w:rFonts w:eastAsia="黑体"/>
         <w:color w:themeColor="background1" w:val="FFFFFF"/>
       </w:rPr>
       <w:tblPr/>
@@ -14075,6 +14658,7 @@
     </w:tblStylePr>
     <w:tblStylePr w:type="lastCol">
       <w:rPr>
+        <w:rFonts w:eastAsia="黑体"/>
         <w:color w:themeColor="background1" w:val="FFFFFF"/>
       </w:rPr>
       <w:tblPr/>
@@ -14104,11 +14688,13 @@
     </w:tblStylePr>
     <w:tblStylePr w:type="neCell">
       <w:rPr>
+        <w:rFonts w:eastAsia="黑体"/>
         <w:color w:themeColor="text1" w:val="000000"/>
       </w:rPr>
     </w:tblStylePr>
     <w:tblStylePr w:type="nwCell">
       <w:rPr>
+        <w:rFonts w:eastAsia="黑体"/>
         <w:color w:themeColor="text1" w:val="000000"/>
       </w:rPr>
     </w:tblStylePr>
@@ -14122,6 +14708,7 @@
       <w:spacing w:after="0" w:line="240" w:lineRule="auto"/>
     </w:pPr>
     <w:rPr>
+      <w:rFonts w:eastAsia="黑体"/>
       <w:color w:themeColor="text1" w:val="000000"/>
     </w:rPr>
     <w:tblPr>
@@ -14148,6 +14735,7 @@
     </w:tcPr>
     <w:tblStylePr w:type="firstRow">
       <w:rPr>
+        <w:rFonts w:eastAsia="黑体"/>
         <w:b/>
         <w:bCs/>
       </w:rPr>
@@ -14166,6 +14754,7 @@
     </w:tblStylePr>
     <w:tblStylePr w:type="lastRow">
       <w:rPr>
+        <w:rFonts w:eastAsia="黑体"/>
         <w:b/>
         <w:bCs/>
         <w:color w:themeColor="background1" w:val="FFFFFF"/>
@@ -14180,6 +14769,7 @@
     </w:tblStylePr>
     <w:tblStylePr w:type="firstCol">
       <w:rPr>
+        <w:rFonts w:eastAsia="黑体"/>
         <w:color w:themeColor="background1" w:val="FFFFFF"/>
       </w:rPr>
       <w:tblPr/>
@@ -14197,6 +14787,7 @@
     </w:tblStylePr>
     <w:tblStylePr w:type="lastCol">
       <w:rPr>
+        <w:rFonts w:eastAsia="黑体"/>
         <w:color w:themeColor="background1" w:val="FFFFFF"/>
       </w:rPr>
       <w:tblPr/>
@@ -14234,6 +14825,7 @@
       <w:spacing w:after="0" w:line="240" w:lineRule="auto"/>
     </w:pPr>
     <w:rPr>
+      <w:rFonts w:eastAsia="黑体"/>
       <w:color w:themeColor="text1" w:val="000000"/>
     </w:rPr>
     <w:tblPr>
@@ -14260,6 +14852,7 @@
     </w:tcPr>
     <w:tblStylePr w:type="firstRow">
       <w:rPr>
+        <w:rFonts w:eastAsia="黑体"/>
         <w:b/>
         <w:bCs/>
       </w:rPr>
@@ -14278,6 +14871,7 @@
     </w:tblStylePr>
     <w:tblStylePr w:type="lastRow">
       <w:rPr>
+        <w:rFonts w:eastAsia="黑体"/>
         <w:b/>
         <w:bCs/>
         <w:color w:themeColor="background1" w:val="FFFFFF"/>
@@ -14292,6 +14886,7 @@
     </w:tblStylePr>
     <w:tblStylePr w:type="firstCol">
       <w:rPr>
+        <w:rFonts w:eastAsia="黑体"/>
         <w:color w:themeColor="background1" w:val="FFFFFF"/>
       </w:rPr>
       <w:tblPr/>
@@ -14309,6 +14904,7 @@
     </w:tblStylePr>
     <w:tblStylePr w:type="lastCol">
       <w:rPr>
+        <w:rFonts w:eastAsia="黑体"/>
         <w:color w:themeColor="background1" w:val="FFFFFF"/>
       </w:rPr>
       <w:tblPr/>
@@ -14338,11 +14934,13 @@
     </w:tblStylePr>
     <w:tblStylePr w:type="neCell">
       <w:rPr>
+        <w:rFonts w:eastAsia="黑体"/>
         <w:color w:themeColor="text1" w:val="000000"/>
       </w:rPr>
     </w:tblStylePr>
     <w:tblStylePr w:type="nwCell">
       <w:rPr>
+        <w:rFonts w:eastAsia="黑体"/>
         <w:color w:themeColor="text1" w:val="000000"/>
       </w:rPr>
     </w:tblStylePr>
@@ -14356,6 +14954,7 @@
       <w:spacing w:after="0" w:line="240" w:lineRule="auto"/>
     </w:pPr>
     <w:rPr>
+      <w:rFonts w:eastAsia="黑体"/>
       <w:color w:themeColor="text1" w:val="000000"/>
     </w:rPr>
     <w:tblPr>
@@ -14382,6 +14981,7 @@
     </w:tcPr>
     <w:tblStylePr w:type="firstRow">
       <w:rPr>
+        <w:rFonts w:eastAsia="黑体"/>
         <w:b/>
         <w:bCs/>
       </w:rPr>
@@ -14400,6 +15000,7 @@
     </w:tblStylePr>
     <w:tblStylePr w:type="lastRow">
       <w:rPr>
+        <w:rFonts w:eastAsia="黑体"/>
         <w:b/>
         <w:bCs/>
         <w:color w:themeColor="background1" w:val="FFFFFF"/>
@@ -14414,6 +15015,7 @@
     </w:tblStylePr>
     <w:tblStylePr w:type="firstCol">
       <w:rPr>
+        <w:rFonts w:eastAsia="黑体"/>
         <w:color w:themeColor="background1" w:val="FFFFFF"/>
       </w:rPr>
       <w:tblPr/>
@@ -14431,6 +15033,7 @@
     </w:tblStylePr>
     <w:tblStylePr w:type="lastCol">
       <w:rPr>
+        <w:rFonts w:eastAsia="黑体"/>
         <w:color w:themeColor="background1" w:val="FFFFFF"/>
       </w:rPr>
       <w:tblPr/>
@@ -14460,11 +15063,13 @@
     </w:tblStylePr>
     <w:tblStylePr w:type="neCell">
       <w:rPr>
+        <w:rFonts w:eastAsia="黑体"/>
         <w:color w:themeColor="text1" w:val="000000"/>
       </w:rPr>
     </w:tblStylePr>
     <w:tblStylePr w:type="nwCell">
       <w:rPr>
+        <w:rFonts w:eastAsia="黑体"/>
         <w:color w:themeColor="text1" w:val="000000"/>
       </w:rPr>
     </w:tblStylePr>
@@ -14478,6 +15083,7 @@
       <w:spacing w:after="0" w:line="240" w:lineRule="auto"/>
     </w:pPr>
     <w:rPr>
+      <w:rFonts w:eastAsia="黑体"/>
       <w:color w:themeColor="text1" w:val="000000"/>
     </w:rPr>
     <w:tblPr>
@@ -14504,6 +15110,7 @@
     </w:tcPr>
     <w:tblStylePr w:type="firstRow">
       <w:rPr>
+        <w:rFonts w:eastAsia="黑体"/>
         <w:b/>
         <w:bCs/>
       </w:rPr>
@@ -14522,6 +15129,7 @@
     </w:tblStylePr>
     <w:tblStylePr w:type="lastRow">
       <w:rPr>
+        <w:rFonts w:eastAsia="黑体"/>
         <w:b/>
         <w:bCs/>
         <w:color w:themeColor="background1" w:val="FFFFFF"/>
@@ -14536,6 +15144,7 @@
     </w:tblStylePr>
     <w:tblStylePr w:type="firstCol">
       <w:rPr>
+        <w:rFonts w:eastAsia="黑体"/>
         <w:color w:themeColor="background1" w:val="FFFFFF"/>
       </w:rPr>
       <w:tblPr/>
@@ -14553,6 +15162,7 @@
     </w:tblStylePr>
     <w:tblStylePr w:type="lastCol">
       <w:rPr>
+        <w:rFonts w:eastAsia="黑体"/>
         <w:color w:themeColor="background1" w:val="FFFFFF"/>
       </w:rPr>
       <w:tblPr/>
@@ -14582,11 +15192,13 @@
     </w:tblStylePr>
     <w:tblStylePr w:type="neCell">
       <w:rPr>
+        <w:rFonts w:eastAsia="黑体"/>
         <w:color w:themeColor="text1" w:val="000000"/>
       </w:rPr>
     </w:tblStylePr>
     <w:tblStylePr w:type="nwCell">
       <w:rPr>
+        <w:rFonts w:eastAsia="黑体"/>
         <w:color w:themeColor="text1" w:val="000000"/>
       </w:rPr>
     </w:tblStylePr>
@@ -14600,6 +15212,7 @@
       <w:spacing w:after="0" w:line="240" w:lineRule="auto"/>
     </w:pPr>
     <w:rPr>
+      <w:rFonts w:eastAsia="黑体"/>
       <w:color w:themeColor="text1" w:val="000000"/>
     </w:rPr>
     <w:tblPr>
@@ -14618,6 +15231,7 @@
     </w:tcPr>
     <w:tblStylePr w:type="firstRow">
       <w:rPr>
+        <w:rFonts w:eastAsia="黑体"/>
         <w:b/>
         <w:bCs/>
         <w:color w:themeColor="background1" w:val="FFFFFF"/>
@@ -14632,6 +15246,7 @@
     </w:tblStylePr>
     <w:tblStylePr w:type="lastRow">
       <w:rPr>
+        <w:rFonts w:eastAsia="黑体"/>
         <w:b/>
         <w:bCs/>
         <w:color w:themeColor="accent2" w:themeShade="CC" w:val="9E3A38"/>
@@ -14646,12 +15261,14 @@
     </w:tblStylePr>
     <w:tblStylePr w:type="firstCol">
       <w:rPr>
+        <w:rFonts w:eastAsia="黑体"/>
         <w:b/>
         <w:bCs/>
       </w:rPr>
     </w:tblStylePr>
     <w:tblStylePr w:type="lastCol">
       <w:rPr>
+        <w:rFonts w:eastAsia="黑体"/>
         <w:b/>
         <w:bCs/>
       </w:rPr>
@@ -14686,6 +15303,7 @@
       <w:spacing w:after="0" w:line="240" w:lineRule="auto"/>
     </w:pPr>
     <w:rPr>
+      <w:rFonts w:eastAsia="黑体"/>
       <w:color w:themeColor="text1" w:val="000000"/>
     </w:rPr>
     <w:tblPr>
@@ -14704,6 +15322,7 @@
     </w:tcPr>
     <w:tblStylePr w:type="firstRow">
       <w:rPr>
+        <w:rFonts w:eastAsia="黑体"/>
         <w:b/>
         <w:bCs/>
         <w:color w:themeColor="background1" w:val="FFFFFF"/>
@@ -14718,6 +15337,7 @@
     </w:tblStylePr>
     <w:tblStylePr w:type="lastRow">
       <w:rPr>
+        <w:rFonts w:eastAsia="黑体"/>
         <w:b/>
         <w:bCs/>
         <w:color w:themeColor="accent2" w:themeShade="CC" w:val="9E3A38"/>
@@ -14732,12 +15352,14 @@
     </w:tblStylePr>
     <w:tblStylePr w:type="firstCol">
       <w:rPr>
+        <w:rFonts w:eastAsia="黑体"/>
         <w:b/>
         <w:bCs/>
       </w:rPr>
     </w:tblStylePr>
     <w:tblStylePr w:type="lastCol">
       <w:rPr>
+        <w:rFonts w:eastAsia="黑体"/>
         <w:b/>
         <w:bCs/>
       </w:rPr>
@@ -14772,6 +15394,7 @@
       <w:spacing w:after="0" w:line="240" w:lineRule="auto"/>
     </w:pPr>
     <w:rPr>
+      <w:rFonts w:eastAsia="黑体"/>
       <w:color w:themeColor="text1" w:val="000000"/>
     </w:rPr>
     <w:tblPr>
@@ -14790,6 +15413,7 @@
     </w:tcPr>
     <w:tblStylePr w:type="firstRow">
       <w:rPr>
+        <w:rFonts w:eastAsia="黑体"/>
         <w:b/>
         <w:bCs/>
         <w:color w:themeColor="background1" w:val="FFFFFF"/>
@@ -14804,6 +15428,7 @@
     </w:tblStylePr>
     <w:tblStylePr w:type="lastRow">
       <w:rPr>
+        <w:rFonts w:eastAsia="黑体"/>
         <w:b/>
         <w:bCs/>
         <w:color w:themeColor="accent2" w:themeShade="CC" w:val="9E3A38"/>
@@ -14818,12 +15443,14 @@
     </w:tblStylePr>
     <w:tblStylePr w:type="firstCol">
       <w:rPr>
+        <w:rFonts w:eastAsia="黑体"/>
         <w:b/>
         <w:bCs/>
       </w:rPr>
     </w:tblStylePr>
     <w:tblStylePr w:type="lastCol">
       <w:rPr>
+        <w:rFonts w:eastAsia="黑体"/>
         <w:b/>
         <w:bCs/>
       </w:rPr>
@@ -14858,6 +15485,7 @@
       <w:spacing w:after="0" w:line="240" w:lineRule="auto"/>
     </w:pPr>
     <w:rPr>
+      <w:rFonts w:eastAsia="黑体"/>
       <w:color w:themeColor="text1" w:val="000000"/>
     </w:rPr>
     <w:tblPr>
@@ -14876,6 +15504,7 @@
     </w:tcPr>
     <w:tblStylePr w:type="firstRow">
       <w:rPr>
+        <w:rFonts w:eastAsia="黑体"/>
         <w:b/>
         <w:bCs/>
         <w:color w:themeColor="background1" w:val="FFFFFF"/>
@@ -14890,6 +15519,7 @@
     </w:tblStylePr>
     <w:tblStylePr w:type="lastRow">
       <w:rPr>
+        <w:rFonts w:eastAsia="黑体"/>
         <w:b/>
         <w:bCs/>
         <w:color w:themeColor="accent4" w:themeShade="CC" w:val="664E82"/>
@@ -14904,12 +15534,14 @@
     </w:tblStylePr>
     <w:tblStylePr w:type="firstCol">
       <w:rPr>
+        <w:rFonts w:eastAsia="黑体"/>
         <w:b/>
         <w:bCs/>
       </w:rPr>
     </w:tblStylePr>
     <w:tblStylePr w:type="lastCol">
       <w:rPr>
+        <w:rFonts w:eastAsia="黑体"/>
         <w:b/>
         <w:bCs/>
       </w:rPr>
@@ -14944,6 +15576,7 @@
       <w:spacing w:after="0" w:line="240" w:lineRule="auto"/>
     </w:pPr>
     <w:rPr>
+      <w:rFonts w:eastAsia="黑体"/>
       <w:color w:themeColor="text1" w:val="000000"/>
     </w:rPr>
     <w:tblPr>
@@ -14962,6 +15595,7 @@
     </w:tcPr>
     <w:tblStylePr w:type="firstRow">
       <w:rPr>
+        <w:rFonts w:eastAsia="黑体"/>
         <w:b/>
         <w:bCs/>
         <w:color w:themeColor="background1" w:val="FFFFFF"/>
@@ -14976,6 +15610,7 @@
     </w:tblStylePr>
     <w:tblStylePr w:type="lastRow">
       <w:rPr>
+        <w:rFonts w:eastAsia="黑体"/>
         <w:b/>
         <w:bCs/>
         <w:color w:themeColor="accent3" w:themeShade="CC" w:val="7E9C40"/>
@@ -14990,12 +15625,14 @@
     </w:tblStylePr>
     <w:tblStylePr w:type="firstCol">
       <w:rPr>
+        <w:rFonts w:eastAsia="黑体"/>
         <w:b/>
         <w:bCs/>
       </w:rPr>
     </w:tblStylePr>
     <w:tblStylePr w:type="lastCol">
       <w:rPr>
+        <w:rFonts w:eastAsia="黑体"/>
         <w:b/>
         <w:bCs/>
       </w:rPr>
@@ -15030,6 +15667,7 @@
       <w:spacing w:after="0" w:line="240" w:lineRule="auto"/>
     </w:pPr>
     <w:rPr>
+      <w:rFonts w:eastAsia="黑体"/>
       <w:color w:themeColor="text1" w:val="000000"/>
     </w:rPr>
     <w:tblPr>
@@ -15048,6 +15686,7 @@
     </w:tcPr>
     <w:tblStylePr w:type="firstRow">
       <w:rPr>
+        <w:rFonts w:eastAsia="黑体"/>
         <w:b/>
         <w:bCs/>
         <w:color w:themeColor="background1" w:val="FFFFFF"/>
@@ -15062,6 +15701,7 @@
     </w:tblStylePr>
     <w:tblStylePr w:type="lastRow">
       <w:rPr>
+        <w:rFonts w:eastAsia="黑体"/>
         <w:b/>
         <w:bCs/>
         <w:color w:themeColor="accent6" w:themeShade="CC" w:val="F2730A"/>
@@ -15076,12 +15716,14 @@
     </w:tblStylePr>
     <w:tblStylePr w:type="firstCol">
       <w:rPr>
+        <w:rFonts w:eastAsia="黑体"/>
         <w:b/>
         <w:bCs/>
       </w:rPr>
     </w:tblStylePr>
     <w:tblStylePr w:type="lastCol">
       <w:rPr>
+        <w:rFonts w:eastAsia="黑体"/>
         <w:b/>
         <w:bCs/>
       </w:rPr>
@@ -15116,6 +15758,7 @@
       <w:spacing w:after="0" w:line="240" w:lineRule="auto"/>
     </w:pPr>
     <w:rPr>
+      <w:rFonts w:eastAsia="黑体"/>
       <w:color w:themeColor="text1" w:val="000000"/>
     </w:rPr>
     <w:tblPr>
@@ -15134,6 +15777,7 @@
     </w:tcPr>
     <w:tblStylePr w:type="firstRow">
       <w:rPr>
+        <w:rFonts w:eastAsia="黑体"/>
         <w:b/>
         <w:bCs/>
         <w:color w:themeColor="background1" w:val="FFFFFF"/>
@@ -15148,6 +15792,7 @@
     </w:tblStylePr>
     <w:tblStylePr w:type="lastRow">
       <w:rPr>
+        <w:rFonts w:eastAsia="黑体"/>
         <w:b/>
         <w:bCs/>
         <w:color w:themeColor="accent5" w:themeShade="CC" w:val="348DA5"/>
@@ -15162,12 +15807,14 @@
     </w:tblStylePr>
     <w:tblStylePr w:type="firstCol">
       <w:rPr>
+        <w:rFonts w:eastAsia="黑体"/>
         <w:b/>
         <w:bCs/>
       </w:rPr>
     </w:tblStylePr>
     <w:tblStylePr w:type="lastCol">
       <w:rPr>
+        <w:rFonts w:eastAsia="黑体"/>
         <w:b/>
         <w:bCs/>
       </w:rPr>
@@ -15202,6 +15849,7 @@
       <w:spacing w:after="0" w:line="240" w:lineRule="auto"/>
     </w:pPr>
     <w:rPr>
+      <w:rFonts w:eastAsia="黑体"/>
       <w:color w:themeColor="text1" w:val="000000"/>
     </w:rPr>
     <w:tblPr>
@@ -15223,6 +15871,7 @@
     </w:tcPr>
     <w:tblStylePr w:type="firstRow">
       <w:rPr>
+        <w:rFonts w:eastAsia="黑体"/>
         <w:b/>
         <w:bCs/>
       </w:rPr>
@@ -15233,6 +15882,7 @@
     </w:tblStylePr>
     <w:tblStylePr w:type="lastRow">
       <w:rPr>
+        <w:rFonts w:eastAsia="黑体"/>
         <w:b/>
         <w:bCs/>
         <w:color w:themeColor="text1" w:val="000000"/>
@@ -15244,6 +15894,7 @@
     </w:tblStylePr>
     <w:tblStylePr w:type="firstCol">
       <w:rPr>
+        <w:rFonts w:eastAsia="黑体"/>
         <w:color w:themeColor="background1" w:val="FFFFFF"/>
       </w:rPr>
       <w:tblPr/>
@@ -15253,6 +15904,7 @@
     </w:tblStylePr>
     <w:tblStylePr w:type="lastCol">
       <w:rPr>
+        <w:rFonts w:eastAsia="黑体"/>
         <w:color w:themeColor="background1" w:val="FFFFFF"/>
       </w:rPr>
       <w:tblPr/>
@@ -15282,6 +15934,7 @@
       <w:spacing w:after="0" w:line="240" w:lineRule="auto"/>
     </w:pPr>
     <w:rPr>
+      <w:rFonts w:eastAsia="黑体"/>
       <w:color w:themeColor="text1" w:val="000000"/>
     </w:rPr>
     <w:tblPr>
@@ -15303,6 +15956,7 @@
     </w:tcPr>
     <w:tblStylePr w:type="firstRow">
       <w:rPr>
+        <w:rFonts w:eastAsia="黑体"/>
         <w:b/>
         <w:bCs/>
       </w:rPr>
@@ -15313,6 +15967,7 @@
     </w:tblStylePr>
     <w:tblStylePr w:type="lastRow">
       <w:rPr>
+        <w:rFonts w:eastAsia="黑体"/>
         <w:b/>
         <w:bCs/>
         <w:color w:themeColor="text1" w:val="000000"/>
@@ -15324,6 +15979,7 @@
     </w:tblStylePr>
     <w:tblStylePr w:type="firstCol">
       <w:rPr>
+        <w:rFonts w:eastAsia="黑体"/>
         <w:color w:themeColor="background1" w:val="FFFFFF"/>
       </w:rPr>
       <w:tblPr/>
@@ -15333,6 +15989,7 @@
     </w:tblStylePr>
     <w:tblStylePr w:type="lastCol">
       <w:rPr>
+        <w:rFonts w:eastAsia="黑体"/>
         <w:color w:themeColor="background1" w:val="FFFFFF"/>
       </w:rPr>
       <w:tblPr/>
@@ -15362,6 +16019,7 @@
       <w:spacing w:after="0" w:line="240" w:lineRule="auto"/>
     </w:pPr>
     <w:rPr>
+      <w:rFonts w:eastAsia="黑体"/>
       <w:color w:themeColor="text1" w:val="000000"/>
     </w:rPr>
     <w:tblPr>
@@ -15383,6 +16041,7 @@
     </w:tcPr>
     <w:tblStylePr w:type="firstRow">
       <w:rPr>
+        <w:rFonts w:eastAsia="黑体"/>
         <w:b/>
         <w:bCs/>
       </w:rPr>
@@ -15393,6 +16052,7 @@
     </w:tblStylePr>
     <w:tblStylePr w:type="lastRow">
       <w:rPr>
+        <w:rFonts w:eastAsia="黑体"/>
         <w:b/>
         <w:bCs/>
         <w:color w:themeColor="text1" w:val="000000"/>
@@ -15404,6 +16064,7 @@
     </w:tblStylePr>
     <w:tblStylePr w:type="firstCol">
       <w:rPr>
+        <w:rFonts w:eastAsia="黑体"/>
         <w:color w:themeColor="background1" w:val="FFFFFF"/>
       </w:rPr>
       <w:tblPr/>
@@ -15413,6 +16074,7 @@
     </w:tblStylePr>
     <w:tblStylePr w:type="lastCol">
       <w:rPr>
+        <w:rFonts w:eastAsia="黑体"/>
         <w:color w:themeColor="background1" w:val="FFFFFF"/>
       </w:rPr>
       <w:tblPr/>
@@ -15442,6 +16104,7 @@
       <w:spacing w:after="0" w:line="240" w:lineRule="auto"/>
     </w:pPr>
     <w:rPr>
+      <w:rFonts w:eastAsia="黑体"/>
       <w:color w:themeColor="text1" w:val="000000"/>
     </w:rPr>
     <w:tblPr>
@@ -15463,6 +16126,7 @@
     </w:tcPr>
     <w:tblStylePr w:type="firstRow">
       <w:rPr>
+        <w:rFonts w:eastAsia="黑体"/>
         <w:b/>
         <w:bCs/>
       </w:rPr>
@@ -15473,6 +16137,7 @@
     </w:tblStylePr>
     <w:tblStylePr w:type="lastRow">
       <w:rPr>
+        <w:rFonts w:eastAsia="黑体"/>
         <w:b/>
         <w:bCs/>
         <w:color w:themeColor="text1" w:val="000000"/>
@@ -15484,6 +16149,7 @@
     </w:tblStylePr>
     <w:tblStylePr w:type="firstCol">
       <w:rPr>
+        <w:rFonts w:eastAsia="黑体"/>
         <w:color w:themeColor="background1" w:val="FFFFFF"/>
       </w:rPr>
       <w:tblPr/>
@@ -15493,6 +16159,7 @@
     </w:tblStylePr>
     <w:tblStylePr w:type="lastCol">
       <w:rPr>
+        <w:rFonts w:eastAsia="黑体"/>
         <w:color w:themeColor="background1" w:val="FFFFFF"/>
       </w:rPr>
       <w:tblPr/>
@@ -15522,6 +16189,7 @@
       <w:spacing w:after="0" w:line="240" w:lineRule="auto"/>
     </w:pPr>
     <w:rPr>
+      <w:rFonts w:eastAsia="黑体"/>
       <w:color w:themeColor="text1" w:val="000000"/>
     </w:rPr>
     <w:tblPr>
@@ -15543,6 +16211,7 @@
     </w:tcPr>
     <w:tblStylePr w:type="firstRow">
       <w:rPr>
+        <w:rFonts w:eastAsia="黑体"/>
         <w:b/>
         <w:bCs/>
       </w:rPr>
@@ -15553,6 +16222,7 @@
     </w:tblStylePr>
     <w:tblStylePr w:type="lastRow">
       <w:rPr>
+        <w:rFonts w:eastAsia="黑体"/>
         <w:b/>
         <w:bCs/>
         <w:color w:themeColor="text1" w:val="000000"/>
@@ -15564,6 +16234,7 @@
     </w:tblStylePr>
     <w:tblStylePr w:type="firstCol">
       <w:rPr>
+        <w:rFonts w:eastAsia="黑体"/>
         <w:color w:themeColor="background1" w:val="FFFFFF"/>
       </w:rPr>
       <w:tblPr/>
@@ -15573,6 +16244,7 @@
     </w:tblStylePr>
     <w:tblStylePr w:type="lastCol">
       <w:rPr>
+        <w:rFonts w:eastAsia="黑体"/>
         <w:color w:themeColor="background1" w:val="FFFFFF"/>
       </w:rPr>
       <w:tblPr/>
@@ -15602,6 +16274,7 @@
       <w:spacing w:after="0" w:line="240" w:lineRule="auto"/>
     </w:pPr>
     <w:rPr>
+      <w:rFonts w:eastAsia="黑体"/>
       <w:color w:themeColor="text1" w:val="000000"/>
     </w:rPr>
     <w:tblPr>
@@ -15623,6 +16296,7 @@
     </w:tcPr>
     <w:tblStylePr w:type="firstRow">
       <w:rPr>
+        <w:rFonts w:eastAsia="黑体"/>
         <w:b/>
         <w:bCs/>
       </w:rPr>
@@ -15633,6 +16307,7 @@
     </w:tblStylePr>
     <w:tblStylePr w:type="lastRow">
       <w:rPr>
+        <w:rFonts w:eastAsia="黑体"/>
         <w:b/>
         <w:bCs/>
         <w:color w:themeColor="text1" w:val="000000"/>
@@ -15644,6 +16319,7 @@
     </w:tblStylePr>
     <w:tblStylePr w:type="firstCol">
       <w:rPr>
+        <w:rFonts w:eastAsia="黑体"/>
         <w:color w:themeColor="background1" w:val="FFFFFF"/>
       </w:rPr>
       <w:tblPr/>
@@ -15653,6 +16329,7 @@
     </w:tblStylePr>
     <w:tblStylePr w:type="lastCol">
       <w:rPr>
+        <w:rFonts w:eastAsia="黑体"/>
         <w:color w:themeColor="background1" w:val="FFFFFF"/>
       </w:rPr>
       <w:tblPr/>
@@ -15682,6 +16359,7 @@
       <w:spacing w:after="0" w:line="240" w:lineRule="auto"/>
     </w:pPr>
     <w:rPr>
+      <w:rFonts w:eastAsia="黑体"/>
       <w:color w:themeColor="text1" w:val="000000"/>
     </w:rPr>
     <w:tblPr>
@@ -15703,6 +16381,7 @@
     </w:tcPr>
     <w:tblStylePr w:type="firstRow">
       <w:rPr>
+        <w:rFonts w:eastAsia="黑体"/>
         <w:b/>
         <w:bCs/>
       </w:rPr>
@@ -15713,6 +16392,7 @@
     </w:tblStylePr>
     <w:tblStylePr w:type="lastRow">
       <w:rPr>
+        <w:rFonts w:eastAsia="黑体"/>
         <w:b/>
         <w:bCs/>
         <w:color w:themeColor="text1" w:val="000000"/>
@@ -15724,6 +16404,7 @@
     </w:tblStylePr>
     <w:tblStylePr w:type="firstCol">
       <w:rPr>
+        <w:rFonts w:eastAsia="黑体"/>
         <w:color w:themeColor="background1" w:val="FFFFFF"/>
       </w:rPr>
       <w:tblPr/>
@@ -15733,6 +16414,7 @@
     </w:tblStylePr>
     <w:tblStylePr w:type="lastCol">
       <w:rPr>
+        <w:rFonts w:eastAsia="黑体"/>
         <w:color w:themeColor="background1" w:val="FFFFFF"/>
       </w:rPr>
       <w:tblPr/>
@@ -15765,6 +16447,7 @@
     <w:name w:val="KeywordTok"/>
     <w:basedOn w:val="VerbatimChar"/>
     <w:rPr>
+      <w:rFonts w:eastAsia="黑体"/>
       <w:b/>
       <w:color w:val="007020"/>
     </w:rPr>
@@ -15773,6 +16456,7 @@
     <w:name w:val="DataTypeTok"/>
     <w:basedOn w:val="VerbatimChar"/>
     <w:rPr>
+      <w:rFonts w:eastAsia="黑体"/>
       <w:color w:val="902000"/>
     </w:rPr>
   </w:style>
@@ -15780,6 +16464,7 @@
     <w:name w:val="DecValTok"/>
     <w:basedOn w:val="VerbatimChar"/>
     <w:rPr>
+      <w:rFonts w:eastAsia="黑体"/>
       <w:color w:val="40a070"/>
     </w:rPr>
   </w:style>
@@ -15787,6 +16472,7 @@
     <w:name w:val="BaseNTok"/>
     <w:basedOn w:val="VerbatimChar"/>
     <w:rPr>
+      <w:rFonts w:eastAsia="黑体"/>
       <w:color w:val="40a070"/>
     </w:rPr>
   </w:style>
@@ -15794,6 +16480,7 @@
     <w:name w:val="FloatTok"/>
     <w:basedOn w:val="VerbatimChar"/>
     <w:rPr>
+      <w:rFonts w:eastAsia="黑体"/>
       <w:color w:val="40a070"/>
     </w:rPr>
   </w:style>
@@ -15801,6 +16488,7 @@
     <w:name w:val="ConstantTok"/>
     <w:basedOn w:val="VerbatimChar"/>
     <w:rPr>
+      <w:rFonts w:eastAsia="黑体"/>
       <w:color w:val="880000"/>
     </w:rPr>
   </w:style>
@@ -15808,6 +16496,7 @@
     <w:name w:val="CharTok"/>
     <w:basedOn w:val="VerbatimChar"/>
     <w:rPr>
+      <w:rFonts w:eastAsia="黑体"/>
       <w:color w:val="4070a0"/>
     </w:rPr>
   </w:style>
@@ -15815,6 +16504,7 @@
     <w:name w:val="SpecialCharTok"/>
     <w:basedOn w:val="VerbatimChar"/>
     <w:rPr>
+      <w:rFonts w:eastAsia="黑体"/>
       <w:color w:val="4070a0"/>
     </w:rPr>
   </w:style>
@@ -15822,6 +16512,7 @@
     <w:name w:val="StringTok"/>
     <w:basedOn w:val="VerbatimChar"/>
     <w:rPr>
+      <w:rFonts w:eastAsia="黑体"/>
       <w:color w:val="4070a0"/>
     </w:rPr>
   </w:style>
@@ -15829,6 +16520,7 @@
     <w:name w:val="VerbatimStringTok"/>
     <w:basedOn w:val="VerbatimChar"/>
     <w:rPr>
+      <w:rFonts w:eastAsia="黑体"/>
       <w:color w:val="4070a0"/>
     </w:rPr>
   </w:style>
@@ -15836,6 +16528,7 @@
     <w:name w:val="SpecialStringTok"/>
     <w:basedOn w:val="VerbatimChar"/>
     <w:rPr>
+      <w:rFonts w:eastAsia="黑体"/>
       <w:color w:val="bb6688"/>
     </w:rPr>
   </w:style>
@@ -15843,6 +16536,7 @@
     <w:name w:val="ImportTok"/>
     <w:basedOn w:val="VerbatimChar"/>
     <w:rPr>
+      <w:rFonts w:eastAsia="黑体"/>
       <w:b/>
       <w:color w:val="008000"/>
     </w:rPr>
@@ -15851,6 +16545,7 @@
     <w:name w:val="CommentTok"/>
     <w:basedOn w:val="VerbatimChar"/>
     <w:rPr>
+      <w:rFonts w:eastAsia="黑体"/>
       <w:i/>
       <w:color w:val="60a0b0"/>
     </w:rPr>
@@ -15859,6 +16554,7 @@
     <w:name w:val="DocumentationTok"/>
     <w:basedOn w:val="VerbatimChar"/>
     <w:rPr>
+      <w:rFonts w:eastAsia="黑体"/>
       <w:i/>
       <w:color w:val="ba2121"/>
     </w:rPr>
@@ -15867,6 +16563,7 @@
     <w:name w:val="AnnotationTok"/>
     <w:basedOn w:val="VerbatimChar"/>
     <w:rPr>
+      <w:rFonts w:eastAsia="黑体"/>
       <w:b/>
       <w:i/>
       <w:color w:val="60a0b0"/>
@@ -15876,6 +16573,7 @@
     <w:name w:val="CommentVarTok"/>
     <w:basedOn w:val="VerbatimChar"/>
     <w:rPr>
+      <w:rFonts w:eastAsia="黑体"/>
       <w:b/>
       <w:i/>
       <w:color w:val="60a0b0"/>
@@ -15885,6 +16583,7 @@
     <w:name w:val="OtherTok"/>
     <w:basedOn w:val="VerbatimChar"/>
     <w:rPr>
+      <w:rFonts w:eastAsia="黑体"/>
       <w:color w:val="007020"/>
     </w:rPr>
   </w:style>
@@ -15892,6 +16591,7 @@
     <w:name w:val="FunctionTok"/>
     <w:basedOn w:val="VerbatimChar"/>
     <w:rPr>
+      <w:rFonts w:eastAsia="黑体"/>
       <w:color w:val="06287e"/>
     </w:rPr>
   </w:style>
@@ -15899,6 +16599,7 @@
     <w:name w:val="VariableTok"/>
     <w:basedOn w:val="VerbatimChar"/>
     <w:rPr>
+      <w:rFonts w:eastAsia="黑体"/>
       <w:color w:val="19177c"/>
     </w:rPr>
   </w:style>
@@ -15906,6 +16607,7 @@
     <w:name w:val="ControlFlowTok"/>
     <w:basedOn w:val="VerbatimChar"/>
     <w:rPr>
+      <w:rFonts w:eastAsia="黑体"/>
       <w:b/>
       <w:color w:val="007020"/>
     </w:rPr>
@@ -15914,6 +16616,7 @@
     <w:name w:val="OperatorTok"/>
     <w:basedOn w:val="VerbatimChar"/>
     <w:rPr>
+      <w:rFonts w:eastAsia="黑体"/>
       <w:color w:val="666666"/>
     </w:rPr>
   </w:style>
@@ -15921,18 +16624,22 @@
     <w:name w:val="BuiltInTok"/>
     <w:basedOn w:val="VerbatimChar"/>
     <w:rPr>
+      <w:rFonts w:eastAsia="黑体"/>
       <w:color w:val="008000"/>
     </w:rPr>
   </w:style>
   <w:style w:type="character" w:customStyle="1" w:styleId="ExtensionTok">
     <w:name w:val="ExtensionTok"/>
     <w:basedOn w:val="VerbatimChar"/>
-    <w:rPr/>
+    <w:rPr>
+      <w:rFonts w:eastAsia="黑体"/>
+    </w:rPr>
   </w:style>
   <w:style w:type="character" w:customStyle="1" w:styleId="PreprocessorTok">
     <w:name w:val="PreprocessorTok"/>
     <w:basedOn w:val="VerbatimChar"/>
     <w:rPr>
+      <w:rFonts w:eastAsia="黑体"/>
       <w:color w:val="bc7a00"/>
     </w:rPr>
   </w:style>
@@ -15940,18 +16647,22 @@
     <w:name w:val="AttributeTok"/>
     <w:basedOn w:val="VerbatimChar"/>
     <w:rPr>
+      <w:rFonts w:eastAsia="黑体"/>
       <w:color w:val="7d9029"/>
     </w:rPr>
   </w:style>
   <w:style w:type="character" w:customStyle="1" w:styleId="RegionMarkerTok">
     <w:name w:val="RegionMarkerTok"/>
     <w:basedOn w:val="VerbatimChar"/>
-    <w:rPr/>
+    <w:rPr>
+      <w:rFonts w:eastAsia="黑体"/>
+    </w:rPr>
   </w:style>
   <w:style w:type="character" w:customStyle="1" w:styleId="InformationTok">
     <w:name w:val="InformationTok"/>
     <w:basedOn w:val="VerbatimChar"/>
     <w:rPr>
+      <w:rFonts w:eastAsia="黑体"/>
       <w:b/>
       <w:i/>
       <w:color w:val="60a0b0"/>
@@ -15961,6 +16672,7 @@
     <w:name w:val="WarningTok"/>
     <w:basedOn w:val="VerbatimChar"/>
     <w:rPr>
+      <w:rFonts w:eastAsia="黑体"/>
       <w:b/>
       <w:i/>
       <w:color w:val="60a0b0"/>
@@ -15970,6 +16682,7 @@
     <w:name w:val="AlertTok"/>
     <w:basedOn w:val="VerbatimChar"/>
     <w:rPr>
+      <w:rFonts w:eastAsia="黑体"/>
       <w:b/>
       <w:color w:val="ff0000"/>
     </w:rPr>
@@ -15978,6 +16691,7 @@
     <w:name w:val="ErrorTok"/>
     <w:basedOn w:val="VerbatimChar"/>
     <w:rPr>
+      <w:rFonts w:eastAsia="黑体"/>
       <w:b/>
       <w:color w:val="ff0000"/>
     </w:rPr>
@@ -15985,7 +16699,9 @@
   <w:style w:type="character" w:customStyle="1" w:styleId="NormalTok">
     <w:name w:val="NormalTok"/>
     <w:basedOn w:val="VerbatimChar"/>
-    <w:rPr/>
+    <w:rPr>
+      <w:rFonts w:eastAsia="黑体"/>
+    </w:rPr>
   </w:style>
 </w:styles>
 </file>
@@ -16034,12 +16750,12 @@
     <a:fontScheme name="Office">
       <a:majorFont>
         <a:latin typeface="Calibri"/>
-        <a:ea typeface=""/>
+        <a:ea typeface="黑体"/>
         <a:cs typeface=""/>
         <a:font script="Jpan" typeface="ＭＳ ゴシック"/>
         <a:font script="Hang" typeface="맑은 고딕"/>
-        <a:font script="Hans" typeface="宋体"/>
-        <a:font script="Hant" typeface="新細明體"/>
+        <a:font script="Hans" typeface="黑体"/>
+        <a:font script="Hant" typeface="黑体"/>
         <a:font script="Arab" typeface="Times New Roman"/>
         <a:font script="Hebr" typeface="Times New Roman"/>
         <a:font script="Thai" typeface="Angsana New"/>
@@ -16069,12 +16785,12 @@
       </a:majorFont>
       <a:minorFont>
         <a:latin typeface="Cambria"/>
-        <a:ea typeface=""/>
+        <a:ea typeface="黑体"/>
         <a:cs typeface=""/>
         <a:font script="Jpan" typeface="ＭＳ 明朝"/>
         <a:font script="Hang" typeface="맑은 고딕"/>
-        <a:font script="Hans" typeface="宋体"/>
-        <a:font script="Hant" typeface="新細明體"/>
+        <a:font script="Hans" typeface="黑体"/>
+        <a:font script="Hant" typeface="黑体"/>
         <a:font script="Arab" typeface="Arial"/>
         <a:font script="Hebr" typeface="Arial"/>
         <a:font script="Thai" typeface="Cordia New"/>

--- a/01-电源电路/02-开关电源/反激Flyback/副边同步整流反激电路/副边同步整流反激电路.docx
+++ b/01-电源电路/02-开关电源/反激Flyback/副边同步整流反激电路/副边同步整流反激电路.docx
@@ -3679,7 +3679,7 @@
           <w:color w:val="555555"/>
           <w:sz w:val="21"/>
         </w:rPr>
-        <w:t>材料收集者：杜文杰，WX手机：19519196569，QQ:3478827729</w:t>
+        <w:t>材料收集者：杜文杰，微信/手机：19519196569，QQ:3478827729</w:t>
       </w:r>
     </w:p>
     <w:sectPr>
